--- a/rapport_helpISEP.docx
+++ b/rapport_helpISEP.docx
@@ -14,7 +14,7 @@
       </w:pPr>
       <w:r>
         <w:rPr>
-          <w:rFonts w:ascii="Segoe UI Emoji" w:eastAsia="Segoe UI Emoji" w:hAnsi="Segoe UI Emoji" w:cs="Segoe UI Emoji"/>
+          <w:rFonts w:ascii="Segoe UI Emoji" w:hAnsi="Segoe UI Emoji" w:eastAsia="Segoe UI Emoji" w:cs="Segoe UI Emoji"/>
           <w:sz w:val="96"/>
           <w:szCs w:val="96"/>
         </w:rPr>
@@ -56,12 +56,12 @@
         <w:tblW w:w="7000" w:type="dxa"/>
         <w:jc w:val="center"/>
         <w:tblBorders>
-          <w:top w:val="single" w:sz="4" w:space="0" w:color="auto"/>
-          <w:left w:val="single" w:sz="4" w:space="0" w:color="auto"/>
-          <w:bottom w:val="single" w:sz="4" w:space="0" w:color="auto"/>
-          <w:right w:val="single" w:sz="4" w:space="0" w:color="auto"/>
-          <w:insideH w:val="single" w:sz="4" w:space="0" w:color="auto"/>
-          <w:insideV w:val="single" w:sz="4" w:space="0" w:color="auto"/>
+          <w:top w:val="single" w:color="auto" w:sz="4" w:space="0"/>
+          <w:left w:val="single" w:color="auto" w:sz="4" w:space="0"/>
+          <w:bottom w:val="single" w:color="auto" w:sz="4" w:space="0"/>
+          <w:right w:val="single" w:color="auto" w:sz="4" w:space="0"/>
+          <w:insideH w:val="single" w:color="auto" w:sz="4" w:space="0"/>
+          <w:insideV w:val="single" w:color="auto" w:sz="4" w:space="0"/>
         </w:tblBorders>
         <w:tblCellMar>
           <w:left w:w="10" w:type="dxa"/>
@@ -86,10 +86,10 @@
           <w:tcPr>
             <w:tcW w:w="7000" w:type="dxa"/>
             <w:tcBorders>
-              <w:top w:val="single" w:sz="1" w:space="0" w:color="1A5FA8"/>
-              <w:left w:val="single" w:sz="1" w:space="0" w:color="1A5FA8"/>
-              <w:bottom w:val="single" w:sz="1" w:space="0" w:color="1A5FA8"/>
-              <w:right w:val="single" w:sz="1" w:space="0" w:color="1A5FA8"/>
+              <w:top w:val="single" w:color="1A5FA8" w:sz="1" w:space="0"/>
+              <w:left w:val="single" w:color="1A5FA8" w:sz="1" w:space="0"/>
+              <w:bottom w:val="single" w:color="1A5FA8" w:sz="1" w:space="0"/>
+              <w:right w:val="single" w:color="1A5FA8" w:sz="1" w:space="0"/>
             </w:tcBorders>
             <w:shd w:val="clear" w:color="auto" w:fill="E6EFF9"/>
             <w:tcMar>
@@ -167,12 +167,12 @@
         <w:tblW w:w="6000" w:type="dxa"/>
         <w:jc w:val="center"/>
         <w:tblBorders>
-          <w:top w:val="single" w:sz="4" w:space="0" w:color="auto"/>
-          <w:left w:val="single" w:sz="4" w:space="0" w:color="auto"/>
-          <w:bottom w:val="single" w:sz="4" w:space="0" w:color="auto"/>
-          <w:right w:val="single" w:sz="4" w:space="0" w:color="auto"/>
-          <w:insideH w:val="single" w:sz="4" w:space="0" w:color="auto"/>
-          <w:insideV w:val="single" w:sz="4" w:space="0" w:color="auto"/>
+          <w:top w:val="single" w:color="auto" w:sz="4" w:space="0"/>
+          <w:left w:val="single" w:color="auto" w:sz="4" w:space="0"/>
+          <w:bottom w:val="single" w:color="auto" w:sz="4" w:space="0"/>
+          <w:right w:val="single" w:color="auto" w:sz="4" w:space="0"/>
+          <w:insideH w:val="single" w:color="auto" w:sz="4" w:space="0"/>
+          <w:insideV w:val="single" w:color="auto" w:sz="4" w:space="0"/>
         </w:tblBorders>
         <w:tblCellMar>
           <w:left w:w="10" w:type="dxa"/>
@@ -198,10 +198,10 @@
           <w:tcPr>
             <w:tcW w:w="3000" w:type="dxa"/>
             <w:tcBorders>
-              <w:top w:val="single" w:sz="1" w:space="0" w:color="CCCCCC"/>
-              <w:left w:val="single" w:sz="1" w:space="0" w:color="CCCCCC"/>
-              <w:bottom w:val="single" w:sz="1" w:space="0" w:color="CCCCCC"/>
-              <w:right w:val="single" w:sz="1" w:space="0" w:color="CCCCCC"/>
+              <w:top w:val="single" w:color="CCCCCC" w:sz="1" w:space="0"/>
+              <w:left w:val="single" w:color="CCCCCC" w:sz="1" w:space="0"/>
+              <w:bottom w:val="single" w:color="CCCCCC" w:sz="1" w:space="0"/>
+              <w:right w:val="single" w:color="CCCCCC" w:sz="1" w:space="0"/>
             </w:tcBorders>
             <w:shd w:val="clear" w:color="auto" w:fill="E6EFF9"/>
             <w:tcMar>
@@ -231,12 +231,12 @@
           <w:tcPr>
             <w:tcW w:w="3000" w:type="dxa"/>
             <w:tcBorders>
-              <w:top w:val="single" w:sz="1" w:space="0" w:color="CCCCCC"/>
-              <w:left w:val="single" w:sz="1" w:space="0" w:color="CCCCCC"/>
-              <w:bottom w:val="single" w:sz="1" w:space="0" w:color="CCCCCC"/>
-              <w:right w:val="single" w:sz="1" w:space="0" w:color="CCCCCC"/>
-            </w:tcBorders>
-            <w:shd w:val="clear" w:color="auto" w:fill="FFFFFF"/>
+              <w:top w:val="single" w:color="CCCCCC" w:sz="1" w:space="0"/>
+              <w:left w:val="single" w:color="CCCCCC" w:sz="1" w:space="0"/>
+              <w:bottom w:val="single" w:color="CCCCCC" w:sz="1" w:space="0"/>
+              <w:right w:val="single" w:color="CCCCCC" w:sz="1" w:space="0"/>
+            </w:tcBorders>
+            <w:shd w:val="clear" w:color="auto" w:fill="FFFFFF" w:themeFill="background1"/>
             <w:tcMar>
               <w:top w:w="100" w:type="dxa"/>
               <w:left w:w="150" w:type="dxa"/>
@@ -270,10 +270,10 @@
           <w:tcPr>
             <w:tcW w:w="3000" w:type="dxa"/>
             <w:tcBorders>
-              <w:top w:val="single" w:sz="1" w:space="0" w:color="CCCCCC"/>
-              <w:left w:val="single" w:sz="1" w:space="0" w:color="CCCCCC"/>
-              <w:bottom w:val="single" w:sz="1" w:space="0" w:color="CCCCCC"/>
-              <w:right w:val="single" w:sz="1" w:space="0" w:color="CCCCCC"/>
+              <w:top w:val="single" w:color="CCCCCC" w:sz="1" w:space="0"/>
+              <w:left w:val="single" w:color="CCCCCC" w:sz="1" w:space="0"/>
+              <w:bottom w:val="single" w:color="CCCCCC" w:sz="1" w:space="0"/>
+              <w:right w:val="single" w:color="CCCCCC" w:sz="1" w:space="0"/>
             </w:tcBorders>
             <w:shd w:val="clear" w:color="auto" w:fill="FFF0E6"/>
             <w:tcMar>
@@ -303,12 +303,12 @@
           <w:tcPr>
             <w:tcW w:w="3000" w:type="dxa"/>
             <w:tcBorders>
-              <w:top w:val="single" w:sz="1" w:space="0" w:color="CCCCCC"/>
-              <w:left w:val="single" w:sz="1" w:space="0" w:color="CCCCCC"/>
-              <w:bottom w:val="single" w:sz="1" w:space="0" w:color="CCCCCC"/>
-              <w:right w:val="single" w:sz="1" w:space="0" w:color="CCCCCC"/>
-            </w:tcBorders>
-            <w:shd w:val="clear" w:color="auto" w:fill="FFFFFF"/>
+              <w:top w:val="single" w:color="CCCCCC" w:sz="1" w:space="0"/>
+              <w:left w:val="single" w:color="CCCCCC" w:sz="1" w:space="0"/>
+              <w:bottom w:val="single" w:color="CCCCCC" w:sz="1" w:space="0"/>
+              <w:right w:val="single" w:color="CCCCCC" w:sz="1" w:space="0"/>
+            </w:tcBorders>
+            <w:shd w:val="clear" w:color="auto" w:fill="FFFFFF" w:themeFill="background1"/>
             <w:tcMar>
               <w:top w:w="100" w:type="dxa"/>
               <w:left w:w="150" w:type="dxa"/>
@@ -342,10 +342,10 @@
           <w:tcPr>
             <w:tcW w:w="3000" w:type="dxa"/>
             <w:tcBorders>
-              <w:top w:val="single" w:sz="1" w:space="0" w:color="CCCCCC"/>
-              <w:left w:val="single" w:sz="1" w:space="0" w:color="CCCCCC"/>
-              <w:bottom w:val="single" w:sz="1" w:space="0" w:color="CCCCCC"/>
-              <w:right w:val="single" w:sz="1" w:space="0" w:color="CCCCCC"/>
+              <w:top w:val="single" w:color="CCCCCC" w:sz="1" w:space="0"/>
+              <w:left w:val="single" w:color="CCCCCC" w:sz="1" w:space="0"/>
+              <w:bottom w:val="single" w:color="CCCCCC" w:sz="1" w:space="0"/>
+              <w:right w:val="single" w:color="CCCCCC" w:sz="1" w:space="0"/>
             </w:tcBorders>
             <w:shd w:val="clear" w:color="auto" w:fill="E6EFF9"/>
             <w:tcMar>
@@ -375,12 +375,12 @@
           <w:tcPr>
             <w:tcW w:w="3000" w:type="dxa"/>
             <w:tcBorders>
-              <w:top w:val="single" w:sz="1" w:space="0" w:color="CCCCCC"/>
-              <w:left w:val="single" w:sz="1" w:space="0" w:color="CCCCCC"/>
-              <w:bottom w:val="single" w:sz="1" w:space="0" w:color="CCCCCC"/>
-              <w:right w:val="single" w:sz="1" w:space="0" w:color="CCCCCC"/>
-            </w:tcBorders>
-            <w:shd w:val="clear" w:color="auto" w:fill="FFFFFF"/>
+              <w:top w:val="single" w:color="CCCCCC" w:sz="1" w:space="0"/>
+              <w:left w:val="single" w:color="CCCCCC" w:sz="1" w:space="0"/>
+              <w:bottom w:val="single" w:color="CCCCCC" w:sz="1" w:space="0"/>
+              <w:right w:val="single" w:color="CCCCCC" w:sz="1" w:space="0"/>
+            </w:tcBorders>
+            <w:shd w:val="clear" w:color="auto" w:fill="FFFFFF" w:themeFill="background1"/>
             <w:tcMar>
               <w:top w:w="100" w:type="dxa"/>
               <w:left w:w="150" w:type="dxa"/>
@@ -389,13 +389,16 @@
             </w:tcMar>
           </w:tcPr>
           <w:p>
+            <w:pPr>
+              <w:pStyle w:val="Normal"/>
+            </w:pPr>
             <w:r>
               <w:rPr>
                 <w:color w:val="5A5C72"/>
                 <w:sz w:val="19"/>
                 <w:szCs w:val="19"/>
               </w:rPr>
-              <w:t>Développeuse Front-end &amp; Back-end – Demandes &amp; Tuteurs</w:t>
+              <w:t>Développeur Back-end &amp; Base de données</w:t>
             </w:r>
           </w:p>
         </w:tc>
@@ -414,10 +417,10 @@
           <w:tcPr>
             <w:tcW w:w="3000" w:type="dxa"/>
             <w:tcBorders>
-              <w:top w:val="single" w:sz="1" w:space="0" w:color="CCCCCC"/>
-              <w:left w:val="single" w:sz="1" w:space="0" w:color="CCCCCC"/>
-              <w:bottom w:val="single" w:sz="1" w:space="0" w:color="CCCCCC"/>
-              <w:right w:val="single" w:sz="1" w:space="0" w:color="CCCCCC"/>
+              <w:top w:val="single" w:color="CCCCCC" w:sz="1" w:space="0"/>
+              <w:left w:val="single" w:color="CCCCCC" w:sz="1" w:space="0"/>
+              <w:bottom w:val="single" w:color="CCCCCC" w:sz="1" w:space="0"/>
+              <w:right w:val="single" w:color="CCCCCC" w:sz="1" w:space="0"/>
             </w:tcBorders>
             <w:shd w:val="clear" w:color="auto" w:fill="FFF0E6"/>
             <w:tcMar>
@@ -447,12 +450,12 @@
           <w:tcPr>
             <w:tcW w:w="3000" w:type="dxa"/>
             <w:tcBorders>
-              <w:top w:val="single" w:sz="1" w:space="0" w:color="CCCCCC"/>
-              <w:left w:val="single" w:sz="1" w:space="0" w:color="CCCCCC"/>
-              <w:bottom w:val="single" w:sz="1" w:space="0" w:color="CCCCCC"/>
-              <w:right w:val="single" w:sz="1" w:space="0" w:color="CCCCCC"/>
-            </w:tcBorders>
-            <w:shd w:val="clear" w:color="auto" w:fill="FFFFFF"/>
+              <w:top w:val="single" w:color="CCCCCC" w:sz="1" w:space="0"/>
+              <w:left w:val="single" w:color="CCCCCC" w:sz="1" w:space="0"/>
+              <w:bottom w:val="single" w:color="CCCCCC" w:sz="1" w:space="0"/>
+              <w:right w:val="single" w:color="CCCCCC" w:sz="1" w:space="0"/>
+            </w:tcBorders>
+            <w:shd w:val="clear" w:color="auto" w:fill="FFFFFF" w:themeFill="background1"/>
             <w:tcMar>
               <w:top w:w="100" w:type="dxa"/>
               <w:left w:w="150" w:type="dxa"/>
@@ -486,10 +489,10 @@
           <w:tcPr>
             <w:tcW w:w="3000" w:type="dxa"/>
             <w:tcBorders>
-              <w:top w:val="single" w:sz="1" w:space="0" w:color="CCCCCC"/>
-              <w:left w:val="single" w:sz="1" w:space="0" w:color="CCCCCC"/>
-              <w:bottom w:val="single" w:sz="1" w:space="0" w:color="CCCCCC"/>
-              <w:right w:val="single" w:sz="1" w:space="0" w:color="CCCCCC"/>
+              <w:top w:val="single" w:color="CCCCCC" w:sz="1" w:space="0"/>
+              <w:left w:val="single" w:color="CCCCCC" w:sz="1" w:space="0"/>
+              <w:bottom w:val="single" w:color="CCCCCC" w:sz="1" w:space="0"/>
+              <w:right w:val="single" w:color="CCCCCC" w:sz="1" w:space="0"/>
             </w:tcBorders>
             <w:shd w:val="clear" w:color="auto" w:fill="E6EFF9"/>
             <w:tcMar>
@@ -519,12 +522,12 @@
           <w:tcPr>
             <w:tcW w:w="3000" w:type="dxa"/>
             <w:tcBorders>
-              <w:top w:val="single" w:sz="1" w:space="0" w:color="CCCCCC"/>
-              <w:left w:val="single" w:sz="1" w:space="0" w:color="CCCCCC"/>
-              <w:bottom w:val="single" w:sz="1" w:space="0" w:color="CCCCCC"/>
-              <w:right w:val="single" w:sz="1" w:space="0" w:color="CCCCCC"/>
-            </w:tcBorders>
-            <w:shd w:val="clear" w:color="auto" w:fill="FFFFFF"/>
+              <w:top w:val="single" w:color="CCCCCC" w:sz="1" w:space="0"/>
+              <w:left w:val="single" w:color="CCCCCC" w:sz="1" w:space="0"/>
+              <w:bottom w:val="single" w:color="CCCCCC" w:sz="1" w:space="0"/>
+              <w:right w:val="single" w:color="CCCCCC" w:sz="1" w:space="0"/>
+            </w:tcBorders>
+            <w:shd w:val="clear" w:color="auto" w:fill="FFFFFF" w:themeFill="background1"/>
             <w:tcMar>
               <w:top w:w="100" w:type="dxa"/>
               <w:left w:w="150" w:type="dxa"/>
@@ -558,10 +561,10 @@
           <w:tcPr>
             <w:tcW w:w="3000" w:type="dxa"/>
             <w:tcBorders>
-              <w:top w:val="single" w:sz="1" w:space="0" w:color="CCCCCC"/>
-              <w:left w:val="single" w:sz="1" w:space="0" w:color="CCCCCC"/>
-              <w:bottom w:val="single" w:sz="1" w:space="0" w:color="CCCCCC"/>
-              <w:right w:val="single" w:sz="1" w:space="0" w:color="CCCCCC"/>
+              <w:top w:val="single" w:color="CCCCCC" w:sz="1" w:space="0"/>
+              <w:left w:val="single" w:color="CCCCCC" w:sz="1" w:space="0"/>
+              <w:bottom w:val="single" w:color="CCCCCC" w:sz="1" w:space="0"/>
+              <w:right w:val="single" w:color="CCCCCC" w:sz="1" w:space="0"/>
             </w:tcBorders>
             <w:shd w:val="clear" w:color="auto" w:fill="FFF0E6"/>
             <w:tcMar>
@@ -591,12 +594,12 @@
           <w:tcPr>
             <w:tcW w:w="3000" w:type="dxa"/>
             <w:tcBorders>
-              <w:top w:val="single" w:sz="1" w:space="0" w:color="CCCCCC"/>
-              <w:left w:val="single" w:sz="1" w:space="0" w:color="CCCCCC"/>
-              <w:bottom w:val="single" w:sz="1" w:space="0" w:color="CCCCCC"/>
-              <w:right w:val="single" w:sz="1" w:space="0" w:color="CCCCCC"/>
-            </w:tcBorders>
-            <w:shd w:val="clear" w:color="auto" w:fill="FFFFFF"/>
+              <w:top w:val="single" w:color="CCCCCC" w:sz="1" w:space="0"/>
+              <w:left w:val="single" w:color="CCCCCC" w:sz="1" w:space="0"/>
+              <w:bottom w:val="single" w:color="CCCCCC" w:sz="1" w:space="0"/>
+              <w:right w:val="single" w:color="CCCCCC" w:sz="1" w:space="0"/>
+            </w:tcBorders>
+            <w:shd w:val="clear" w:color="auto" w:fill="FFFFFF" w:themeFill="background1"/>
             <w:tcMar>
               <w:top w:w="100" w:type="dxa"/>
               <w:left w:w="150" w:type="dxa"/>
@@ -619,14 +622,11 @@
     </w:tbl>
     <w:p>
       <w:pPr>
+        <w:pStyle w:val="Normal"/>
         <w:spacing w:before="500" w:after="500"/>
-      </w:pPr>
-    </w:p>
-    <w:p>
-      <w:pPr>
         <w:sectPr>
           <w:headerReference w:type="default" r:id="rId7"/>
-          <w:pgSz w:w="11906" w:h="16838"/>
+          <w:pgSz w:w="11906" w:h="16838" w:orient="portrait"/>
           <w:pgMar w:top="1440" w:right="1440" w:bottom="1440" w:left="1440" w:header="708" w:footer="708" w:gutter="0"/>
           <w:cols w:space="720"/>
           <w:docGrid w:linePitch="360"/>
@@ -637,16 +637,16 @@
       <w:pPr>
         <w:pStyle w:val="Titre1"/>
         <w:pBdr>
-          <w:bottom w:val="single" w:sz="8" w:space="6" w:color="F5700A"/>
+          <w:bottom w:val="single" w:color="F5700A" w:sz="8" w:space="6"/>
         </w:pBdr>
       </w:pPr>
       <w:r>
-        <w:lastRenderedPageBreak/>
         <w:t>1. Présentation du projet</w:t>
       </w:r>
     </w:p>
     <w:p>
       <w:pPr>
+        <w:pStyle w:val="Normal"/>
         <w:spacing w:before="60" w:after="60"/>
         <w:jc w:val="both"/>
       </w:pPr>
@@ -654,7 +654,25 @@
         <w:rPr>
           <w:color w:val="14172B"/>
         </w:rPr>
-        <w:t>Help'ISEP est une application web d'entraide étudiante développée dans le cadre du module Développement Web du Bachelor ISEP B1. Elle met en relation les élèves en difficulté avec des élèves expérimentés prêts à leur apporter de l'aide.</w:t>
+        <w:t>Help'ISEP</w:t>
+      </w:r>
+      <w:r>
+        <w:rPr>
+          <w:color w:val="14172B"/>
+        </w:rPr>
+        <w:t xml:space="preserve"> est une application web d'entraide </w:t>
+      </w:r>
+      <w:r>
+        <w:rPr>
+          <w:color w:val="14172B"/>
+        </w:rPr>
+        <w:t>étudiante. Elle</w:t>
+      </w:r>
+      <w:r>
+        <w:rPr>
+          <w:color w:val="14172B"/>
+        </w:rPr>
+        <w:t xml:space="preserve"> met en relation les élèves en difficulté avec des élèves expérimentés prêts à leur apporter de l'aide.</w:t>
       </w:r>
     </w:p>
     <w:p>
@@ -679,7 +697,43 @@
         <w:rPr>
           <w:color w:val="14172B"/>
         </w:rPr>
-        <w:t>Développer une application web fullstack fonctionnelle répondant à un besoin réel : permettre à n'importe quel étudiant ISEP de poster une demande d'aide sur une matière et d'être mis en contact avec un tuteur disponible de la même école.</w:t>
+        <w:t xml:space="preserve">Développer une application web </w:t>
+      </w:r>
+      <w:r>
+        <w:rPr>
+          <w:color w:val="14172B"/>
+        </w:rPr>
+        <w:t>fullstack</w:t>
+      </w:r>
+      <w:r>
+        <w:rPr>
+          <w:color w:val="14172B"/>
+        </w:rPr>
+        <w:t xml:space="preserve"> fonctionnelle permett</w:t>
+      </w:r>
+      <w:r>
+        <w:rPr>
+          <w:color w:val="14172B"/>
+        </w:rPr>
+        <w:t xml:space="preserve">ant </w:t>
+      </w:r>
+      <w:r>
+        <w:rPr>
+          <w:color w:val="14172B"/>
+        </w:rPr>
+        <w:t xml:space="preserve">à n'importe quel </w:t>
+      </w:r>
+      <w:r>
+        <w:rPr>
+          <w:color w:val="14172B"/>
+        </w:rPr>
+        <w:t>isepien</w:t>
+      </w:r>
+      <w:r>
+        <w:rPr>
+          <w:color w:val="14172B"/>
+        </w:rPr>
+        <w:t xml:space="preserve"> de poster une demande d'aide sur une matière et d'être mis en contact avec un tuteur disponible.</w:t>
       </w:r>
     </w:p>
     <w:p>
@@ -767,12 +821,13 @@
           <w:numId w:val="2"/>
         </w:numPr>
         <w:spacing w:before="40" w:after="40"/>
+        <w:rPr/>
       </w:pPr>
       <w:r>
         <w:rPr>
           <w:color w:val="14172B"/>
         </w:rPr>
-        <w:t>Messagerie intégrée par session</w:t>
+        <w:t xml:space="preserve">Messagerie intégrée </w:t>
       </w:r>
     </w:p>
     <w:p>
@@ -799,6 +854,9 @@
           <w:numId w:val="2"/>
         </w:numPr>
         <w:spacing w:before="40" w:after="40"/>
+        <w:rPr>
+          <w:color w:val="14172B"/>
+        </w:rPr>
       </w:pPr>
       <w:r>
         <w:rPr>
@@ -815,22 +873,9 @@
           <w:numId w:val="2"/>
         </w:numPr>
         <w:spacing w:before="40" w:after="40"/>
-      </w:pPr>
-      <w:r>
         <w:rPr>
           <w:color w:val="14172B"/>
         </w:rPr>
-        <w:t>Assistant virtuel Léa intégré</w:t>
-      </w:r>
-    </w:p>
-    <w:p>
-      <w:pPr>
-        <w:pStyle w:val="Paragraphedeliste"/>
-        <w:numPr>
-          <w:ilvl w:val="0"/>
-          <w:numId w:val="2"/>
-        </w:numPr>
-        <w:spacing w:before="40" w:after="40"/>
       </w:pPr>
       <w:r>
         <w:rPr>
@@ -861,12 +906,12 @@
       <w:tblPr>
         <w:tblW w:w="9026" w:type="dxa"/>
         <w:tblBorders>
-          <w:top w:val="single" w:sz="4" w:space="0" w:color="auto"/>
-          <w:left w:val="single" w:sz="4" w:space="0" w:color="auto"/>
-          <w:bottom w:val="single" w:sz="4" w:space="0" w:color="auto"/>
-          <w:right w:val="single" w:sz="4" w:space="0" w:color="auto"/>
-          <w:insideH w:val="single" w:sz="4" w:space="0" w:color="auto"/>
-          <w:insideV w:val="single" w:sz="4" w:space="0" w:color="auto"/>
+          <w:top w:val="single" w:color="auto" w:sz="4" w:space="0"/>
+          <w:left w:val="single" w:color="auto" w:sz="4" w:space="0"/>
+          <w:bottom w:val="single" w:color="auto" w:sz="4" w:space="0"/>
+          <w:right w:val="single" w:color="auto" w:sz="4" w:space="0"/>
+          <w:insideH w:val="single" w:color="auto" w:sz="4" w:space="0"/>
+          <w:insideV w:val="single" w:color="auto" w:sz="4" w:space="0"/>
         </w:tblBorders>
         <w:tblCellMar>
           <w:left w:w="10" w:type="dxa"/>
@@ -890,10 +935,10 @@
           <w:tcPr>
             <w:tcW w:w="2000" w:type="dxa"/>
             <w:tcBorders>
-              <w:top w:val="single" w:sz="1" w:space="0" w:color="0F3D6E"/>
-              <w:left w:val="single" w:sz="1" w:space="0" w:color="0F3D6E"/>
-              <w:bottom w:val="single" w:sz="1" w:space="0" w:color="0F3D6E"/>
-              <w:right w:val="single" w:sz="1" w:space="0" w:color="0F3D6E"/>
+              <w:top w:val="single" w:color="0F3D6E" w:sz="1" w:space="0"/>
+              <w:left w:val="single" w:color="0F3D6E" w:sz="1" w:space="0"/>
+              <w:bottom w:val="single" w:color="0F3D6E" w:sz="1" w:space="0"/>
+              <w:right w:val="single" w:color="0F3D6E" w:sz="1" w:space="0"/>
             </w:tcBorders>
             <w:shd w:val="clear" w:color="auto" w:fill="0F3D6E"/>
             <w:tcMar>
@@ -924,10 +969,10 @@
           <w:tcPr>
             <w:tcW w:w="3513" w:type="dxa"/>
             <w:tcBorders>
-              <w:top w:val="single" w:sz="1" w:space="0" w:color="0F3D6E"/>
-              <w:left w:val="single" w:sz="1" w:space="0" w:color="0F3D6E"/>
-              <w:bottom w:val="single" w:sz="1" w:space="0" w:color="0F3D6E"/>
-              <w:right w:val="single" w:sz="1" w:space="0" w:color="0F3D6E"/>
+              <w:top w:val="single" w:color="0F3D6E" w:sz="1" w:space="0"/>
+              <w:left w:val="single" w:color="0F3D6E" w:sz="1" w:space="0"/>
+              <w:bottom w:val="single" w:color="0F3D6E" w:sz="1" w:space="0"/>
+              <w:right w:val="single" w:color="0F3D6E" w:sz="1" w:space="0"/>
             </w:tcBorders>
             <w:shd w:val="clear" w:color="auto" w:fill="0F3D6E"/>
             <w:tcMar>
@@ -958,10 +1003,10 @@
           <w:tcPr>
             <w:tcW w:w="3513" w:type="dxa"/>
             <w:tcBorders>
-              <w:top w:val="single" w:sz="1" w:space="0" w:color="0F3D6E"/>
-              <w:left w:val="single" w:sz="1" w:space="0" w:color="0F3D6E"/>
-              <w:bottom w:val="single" w:sz="1" w:space="0" w:color="0F3D6E"/>
-              <w:right w:val="single" w:sz="1" w:space="0" w:color="0F3D6E"/>
+              <w:top w:val="single" w:color="0F3D6E" w:sz="1" w:space="0"/>
+              <w:left w:val="single" w:color="0F3D6E" w:sz="1" w:space="0"/>
+              <w:bottom w:val="single" w:color="0F3D6E" w:sz="1" w:space="0"/>
+              <w:right w:val="single" w:color="0F3D6E" w:sz="1" w:space="0"/>
             </w:tcBorders>
             <w:shd w:val="clear" w:color="auto" w:fill="0F3D6E"/>
             <w:tcMar>
@@ -1000,10 +1045,10 @@
           <w:tcPr>
             <w:tcW w:w="2000" w:type="dxa"/>
             <w:tcBorders>
-              <w:top w:val="single" w:sz="1" w:space="0" w:color="CCCCCC"/>
-              <w:left w:val="single" w:sz="1" w:space="0" w:color="CCCCCC"/>
-              <w:bottom w:val="single" w:sz="1" w:space="0" w:color="CCCCCC"/>
-              <w:right w:val="single" w:sz="1" w:space="0" w:color="CCCCCC"/>
+              <w:top w:val="single" w:color="CCCCCC" w:sz="1" w:space="0"/>
+              <w:left w:val="single" w:color="CCCCCC" w:sz="1" w:space="0"/>
+              <w:bottom w:val="single" w:color="CCCCCC" w:sz="1" w:space="0"/>
+              <w:right w:val="single" w:color="CCCCCC" w:sz="1" w:space="0"/>
             </w:tcBorders>
             <w:shd w:val="clear" w:color="auto" w:fill="E6EFF9"/>
             <w:tcMar>
@@ -1031,10 +1076,10 @@
           <w:tcPr>
             <w:tcW w:w="3513" w:type="dxa"/>
             <w:tcBorders>
-              <w:top w:val="single" w:sz="1" w:space="0" w:color="CCCCCC"/>
-              <w:left w:val="single" w:sz="1" w:space="0" w:color="CCCCCC"/>
-              <w:bottom w:val="single" w:sz="1" w:space="0" w:color="CCCCCC"/>
-              <w:right w:val="single" w:sz="1" w:space="0" w:color="CCCCCC"/>
+              <w:top w:val="single" w:color="CCCCCC" w:sz="1" w:space="0"/>
+              <w:left w:val="single" w:color="CCCCCC" w:sz="1" w:space="0"/>
+              <w:bottom w:val="single" w:color="CCCCCC" w:sz="1" w:space="0"/>
+              <w:right w:val="single" w:color="CCCCCC" w:sz="1" w:space="0"/>
             </w:tcBorders>
             <w:shd w:val="clear" w:color="auto" w:fill="FFFFFF"/>
             <w:tcMar>
@@ -1060,10 +1105,10 @@
           <w:tcPr>
             <w:tcW w:w="3513" w:type="dxa"/>
             <w:tcBorders>
-              <w:top w:val="single" w:sz="1" w:space="0" w:color="CCCCCC"/>
-              <w:left w:val="single" w:sz="1" w:space="0" w:color="CCCCCC"/>
-              <w:bottom w:val="single" w:sz="1" w:space="0" w:color="CCCCCC"/>
-              <w:right w:val="single" w:sz="1" w:space="0" w:color="CCCCCC"/>
+              <w:top w:val="single" w:color="CCCCCC" w:sz="1" w:space="0"/>
+              <w:left w:val="single" w:color="CCCCCC" w:sz="1" w:space="0"/>
+              <w:bottom w:val="single" w:color="CCCCCC" w:sz="1" w:space="0"/>
+              <w:right w:val="single" w:color="CCCCCC" w:sz="1" w:space="0"/>
             </w:tcBorders>
             <w:shd w:val="clear" w:color="auto" w:fill="FFFFFF"/>
             <w:tcMar>
@@ -1097,10 +1142,10 @@
           <w:tcPr>
             <w:tcW w:w="2000" w:type="dxa"/>
             <w:tcBorders>
-              <w:top w:val="single" w:sz="1" w:space="0" w:color="CCCCCC"/>
-              <w:left w:val="single" w:sz="1" w:space="0" w:color="CCCCCC"/>
-              <w:bottom w:val="single" w:sz="1" w:space="0" w:color="CCCCCC"/>
-              <w:right w:val="single" w:sz="1" w:space="0" w:color="CCCCCC"/>
+              <w:top w:val="single" w:color="CCCCCC" w:sz="1" w:space="0"/>
+              <w:left w:val="single" w:color="CCCCCC" w:sz="1" w:space="0"/>
+              <w:bottom w:val="single" w:color="CCCCCC" w:sz="1" w:space="0"/>
+              <w:right w:val="single" w:color="CCCCCC" w:sz="1" w:space="0"/>
             </w:tcBorders>
             <w:shd w:val="clear" w:color="auto" w:fill="E6EFF9"/>
             <w:tcMar>
@@ -1128,10 +1173,10 @@
           <w:tcPr>
             <w:tcW w:w="3513" w:type="dxa"/>
             <w:tcBorders>
-              <w:top w:val="single" w:sz="1" w:space="0" w:color="CCCCCC"/>
-              <w:left w:val="single" w:sz="1" w:space="0" w:color="CCCCCC"/>
-              <w:bottom w:val="single" w:sz="1" w:space="0" w:color="CCCCCC"/>
-              <w:right w:val="single" w:sz="1" w:space="0" w:color="CCCCCC"/>
+              <w:top w:val="single" w:color="CCCCCC" w:sz="1" w:space="0"/>
+              <w:left w:val="single" w:color="CCCCCC" w:sz="1" w:space="0"/>
+              <w:bottom w:val="single" w:color="CCCCCC" w:sz="1" w:space="0"/>
+              <w:right w:val="single" w:color="CCCCCC" w:sz="1" w:space="0"/>
             </w:tcBorders>
             <w:shd w:val="clear" w:color="auto" w:fill="FFFFFF"/>
             <w:tcMar>
@@ -1157,10 +1202,10 @@
           <w:tcPr>
             <w:tcW w:w="3513" w:type="dxa"/>
             <w:tcBorders>
-              <w:top w:val="single" w:sz="1" w:space="0" w:color="CCCCCC"/>
-              <w:left w:val="single" w:sz="1" w:space="0" w:color="CCCCCC"/>
-              <w:bottom w:val="single" w:sz="1" w:space="0" w:color="CCCCCC"/>
-              <w:right w:val="single" w:sz="1" w:space="0" w:color="CCCCCC"/>
+              <w:top w:val="single" w:color="CCCCCC" w:sz="1" w:space="0"/>
+              <w:left w:val="single" w:color="CCCCCC" w:sz="1" w:space="0"/>
+              <w:bottom w:val="single" w:color="CCCCCC" w:sz="1" w:space="0"/>
+              <w:right w:val="single" w:color="CCCCCC" w:sz="1" w:space="0"/>
             </w:tcBorders>
             <w:shd w:val="clear" w:color="auto" w:fill="FFFFFF"/>
             <w:tcMar>
@@ -1194,10 +1239,10 @@
           <w:tcPr>
             <w:tcW w:w="2000" w:type="dxa"/>
             <w:tcBorders>
-              <w:top w:val="single" w:sz="1" w:space="0" w:color="CCCCCC"/>
-              <w:left w:val="single" w:sz="1" w:space="0" w:color="CCCCCC"/>
-              <w:bottom w:val="single" w:sz="1" w:space="0" w:color="CCCCCC"/>
-              <w:right w:val="single" w:sz="1" w:space="0" w:color="CCCCCC"/>
+              <w:top w:val="single" w:color="CCCCCC" w:sz="1" w:space="0"/>
+              <w:left w:val="single" w:color="CCCCCC" w:sz="1" w:space="0"/>
+              <w:bottom w:val="single" w:color="CCCCCC" w:sz="1" w:space="0"/>
+              <w:right w:val="single" w:color="CCCCCC" w:sz="1" w:space="0"/>
             </w:tcBorders>
             <w:shd w:val="clear" w:color="auto" w:fill="E6EFF9"/>
             <w:tcMar>
@@ -1225,10 +1270,10 @@
           <w:tcPr>
             <w:tcW w:w="3513" w:type="dxa"/>
             <w:tcBorders>
-              <w:top w:val="single" w:sz="1" w:space="0" w:color="CCCCCC"/>
-              <w:left w:val="single" w:sz="1" w:space="0" w:color="CCCCCC"/>
-              <w:bottom w:val="single" w:sz="1" w:space="0" w:color="CCCCCC"/>
-              <w:right w:val="single" w:sz="1" w:space="0" w:color="CCCCCC"/>
+              <w:top w:val="single" w:color="CCCCCC" w:sz="1" w:space="0"/>
+              <w:left w:val="single" w:color="CCCCCC" w:sz="1" w:space="0"/>
+              <w:bottom w:val="single" w:color="CCCCCC" w:sz="1" w:space="0"/>
+              <w:right w:val="single" w:color="CCCCCC" w:sz="1" w:space="0"/>
             </w:tcBorders>
             <w:shd w:val="clear" w:color="auto" w:fill="FFFFFF"/>
             <w:tcMar>
@@ -1254,10 +1299,10 @@
           <w:tcPr>
             <w:tcW w:w="3513" w:type="dxa"/>
             <w:tcBorders>
-              <w:top w:val="single" w:sz="1" w:space="0" w:color="CCCCCC"/>
-              <w:left w:val="single" w:sz="1" w:space="0" w:color="CCCCCC"/>
-              <w:bottom w:val="single" w:sz="1" w:space="0" w:color="CCCCCC"/>
-              <w:right w:val="single" w:sz="1" w:space="0" w:color="CCCCCC"/>
+              <w:top w:val="single" w:color="CCCCCC" w:sz="1" w:space="0"/>
+              <w:left w:val="single" w:color="CCCCCC" w:sz="1" w:space="0"/>
+              <w:bottom w:val="single" w:color="CCCCCC" w:sz="1" w:space="0"/>
+              <w:right w:val="single" w:color="CCCCCC" w:sz="1" w:space="0"/>
             </w:tcBorders>
             <w:shd w:val="clear" w:color="auto" w:fill="FFFFFF"/>
             <w:tcMar>
@@ -1291,10 +1336,10 @@
           <w:tcPr>
             <w:tcW w:w="2000" w:type="dxa"/>
             <w:tcBorders>
-              <w:top w:val="single" w:sz="1" w:space="0" w:color="CCCCCC"/>
-              <w:left w:val="single" w:sz="1" w:space="0" w:color="CCCCCC"/>
-              <w:bottom w:val="single" w:sz="1" w:space="0" w:color="CCCCCC"/>
-              <w:right w:val="single" w:sz="1" w:space="0" w:color="CCCCCC"/>
+              <w:top w:val="single" w:color="CCCCCC" w:sz="1" w:space="0"/>
+              <w:left w:val="single" w:color="CCCCCC" w:sz="1" w:space="0"/>
+              <w:bottom w:val="single" w:color="CCCCCC" w:sz="1" w:space="0"/>
+              <w:right w:val="single" w:color="CCCCCC" w:sz="1" w:space="0"/>
             </w:tcBorders>
             <w:shd w:val="clear" w:color="auto" w:fill="E6EFF9"/>
             <w:tcMar>
@@ -1322,10 +1367,10 @@
           <w:tcPr>
             <w:tcW w:w="3513" w:type="dxa"/>
             <w:tcBorders>
-              <w:top w:val="single" w:sz="1" w:space="0" w:color="CCCCCC"/>
-              <w:left w:val="single" w:sz="1" w:space="0" w:color="CCCCCC"/>
-              <w:bottom w:val="single" w:sz="1" w:space="0" w:color="CCCCCC"/>
-              <w:right w:val="single" w:sz="1" w:space="0" w:color="CCCCCC"/>
+              <w:top w:val="single" w:color="CCCCCC" w:sz="1" w:space="0"/>
+              <w:left w:val="single" w:color="CCCCCC" w:sz="1" w:space="0"/>
+              <w:bottom w:val="single" w:color="CCCCCC" w:sz="1" w:space="0"/>
+              <w:right w:val="single" w:color="CCCCCC" w:sz="1" w:space="0"/>
             </w:tcBorders>
             <w:shd w:val="clear" w:color="auto" w:fill="FFFFFF"/>
             <w:tcMar>
@@ -1351,10 +1396,10 @@
           <w:tcPr>
             <w:tcW w:w="3513" w:type="dxa"/>
             <w:tcBorders>
-              <w:top w:val="single" w:sz="1" w:space="0" w:color="CCCCCC"/>
-              <w:left w:val="single" w:sz="1" w:space="0" w:color="CCCCCC"/>
-              <w:bottom w:val="single" w:sz="1" w:space="0" w:color="CCCCCC"/>
-              <w:right w:val="single" w:sz="1" w:space="0" w:color="CCCCCC"/>
+              <w:top w:val="single" w:color="CCCCCC" w:sz="1" w:space="0"/>
+              <w:left w:val="single" w:color="CCCCCC" w:sz="1" w:space="0"/>
+              <w:bottom w:val="single" w:color="CCCCCC" w:sz="1" w:space="0"/>
+              <w:right w:val="single" w:color="CCCCCC" w:sz="1" w:space="0"/>
             </w:tcBorders>
             <w:shd w:val="clear" w:color="auto" w:fill="FFFFFF"/>
             <w:tcMar>
@@ -1388,10 +1433,10 @@
           <w:tcPr>
             <w:tcW w:w="2000" w:type="dxa"/>
             <w:tcBorders>
-              <w:top w:val="single" w:sz="1" w:space="0" w:color="CCCCCC"/>
-              <w:left w:val="single" w:sz="1" w:space="0" w:color="CCCCCC"/>
-              <w:bottom w:val="single" w:sz="1" w:space="0" w:color="CCCCCC"/>
-              <w:right w:val="single" w:sz="1" w:space="0" w:color="CCCCCC"/>
+              <w:top w:val="single" w:color="CCCCCC" w:sz="1" w:space="0"/>
+              <w:left w:val="single" w:color="CCCCCC" w:sz="1" w:space="0"/>
+              <w:bottom w:val="single" w:color="CCCCCC" w:sz="1" w:space="0"/>
+              <w:right w:val="single" w:color="CCCCCC" w:sz="1" w:space="0"/>
             </w:tcBorders>
             <w:shd w:val="clear" w:color="auto" w:fill="E6EFF9"/>
             <w:tcMar>
@@ -1419,10 +1464,10 @@
           <w:tcPr>
             <w:tcW w:w="3513" w:type="dxa"/>
             <w:tcBorders>
-              <w:top w:val="single" w:sz="1" w:space="0" w:color="CCCCCC"/>
-              <w:left w:val="single" w:sz="1" w:space="0" w:color="CCCCCC"/>
-              <w:bottom w:val="single" w:sz="1" w:space="0" w:color="CCCCCC"/>
-              <w:right w:val="single" w:sz="1" w:space="0" w:color="CCCCCC"/>
+              <w:top w:val="single" w:color="CCCCCC" w:sz="1" w:space="0"/>
+              <w:left w:val="single" w:color="CCCCCC" w:sz="1" w:space="0"/>
+              <w:bottom w:val="single" w:color="CCCCCC" w:sz="1" w:space="0"/>
+              <w:right w:val="single" w:color="CCCCCC" w:sz="1" w:space="0"/>
             </w:tcBorders>
             <w:shd w:val="clear" w:color="auto" w:fill="FFFFFF"/>
             <w:tcMar>
@@ -1448,10 +1493,10 @@
           <w:tcPr>
             <w:tcW w:w="3513" w:type="dxa"/>
             <w:tcBorders>
-              <w:top w:val="single" w:sz="1" w:space="0" w:color="CCCCCC"/>
-              <w:left w:val="single" w:sz="1" w:space="0" w:color="CCCCCC"/>
-              <w:bottom w:val="single" w:sz="1" w:space="0" w:color="CCCCCC"/>
-              <w:right w:val="single" w:sz="1" w:space="0" w:color="CCCCCC"/>
+              <w:top w:val="single" w:color="CCCCCC" w:sz="1" w:space="0"/>
+              <w:left w:val="single" w:color="CCCCCC" w:sz="1" w:space="0"/>
+              <w:bottom w:val="single" w:color="CCCCCC" w:sz="1" w:space="0"/>
+              <w:right w:val="single" w:color="CCCCCC" w:sz="1" w:space="0"/>
             </w:tcBorders>
             <w:shd w:val="clear" w:color="auto" w:fill="FFFFFF"/>
             <w:tcMar>
@@ -1484,10 +1529,11 @@
       <w:pPr>
         <w:pStyle w:val="Titre1"/>
         <w:pBdr>
-          <w:bottom w:val="single" w:sz="8" w:space="6" w:color="F5700A"/>
+          <w:bottom w:val="single" w:color="F5700A" w:sz="8" w:space="6"/>
         </w:pBdr>
       </w:pPr>
       <w:r>
+        <w:rPr/>
         <w:t>2. Architecture de l'application</w:t>
       </w:r>
     </w:p>
@@ -1496,7 +1542,28 @@
         <w:pStyle w:val="Titre2"/>
       </w:pPr>
       <w:r>
-        <w:t>2.1 Structure du projet</w:t>
+        <w:rPr/>
+        <w:t>2.</w:t>
+      </w:r>
+      <w:r>
+        <w:rPr/>
+        <w:t>1</w:t>
+      </w:r>
+      <w:r>
+        <w:rPr/>
+        <w:t xml:space="preserve"> Modèle de données</w:t>
+      </w:r>
+    </w:p>
+    <w:p>
+      <w:pPr>
+        <w:spacing w:before="60" w:after="60"/>
+        <w:jc w:val="both"/>
+      </w:pPr>
+      <w:r>
+        <w:rPr>
+          <w:color w:val="14172B"/>
+        </w:rPr>
+        <w:t>La base de données MySQL comporte 8 tables principales :</w:t>
       </w:r>
     </w:p>
     <w:p>
@@ -1507,12 +1574,19 @@
           <w:numId w:val="2"/>
         </w:numPr>
         <w:spacing w:before="40" w:after="40"/>
+        <w:rPr/>
       </w:pPr>
       <w:r>
         <w:rPr>
           <w:color w:val="14172B"/>
         </w:rPr>
-        <w:t>frontend/src/pages — pages Login et Dashboard</w:t>
+        <w:t>Utilisateurs</w:t>
+      </w:r>
+      <w:r>
+        <w:rPr>
+          <w:color w:val="14172B"/>
+        </w:rPr>
+        <w:t xml:space="preserve"> — comptes élèves et admins</w:t>
       </w:r>
     </w:p>
     <w:p>
@@ -1523,12 +1597,19 @@
           <w:numId w:val="2"/>
         </w:numPr>
         <w:spacing w:before="40" w:after="40"/>
+        <w:rPr/>
       </w:pPr>
       <w:r>
         <w:rPr>
           <w:color w:val="14172B"/>
         </w:rPr>
-        <w:t>frontend/src/components — composants réutilisables (Sidebar, Demandes, Messages…)</w:t>
+        <w:t>Matières</w:t>
+      </w:r>
+      <w:r>
+        <w:rPr>
+          <w:color w:val="14172B"/>
+        </w:rPr>
+        <w:t xml:space="preserve"> — catalogue des matières disponibles</w:t>
       </w:r>
     </w:p>
     <w:p>
@@ -1539,12 +1620,19 @@
           <w:numId w:val="2"/>
         </w:numPr>
         <w:spacing w:before="40" w:after="40"/>
+        <w:rPr/>
       </w:pPr>
       <w:r>
         <w:rPr>
           <w:color w:val="14172B"/>
         </w:rPr>
-        <w:t>frontend/src/context — gestion globale de l'authentification</w:t>
+        <w:t>Profils_tuteurs</w:t>
+      </w:r>
+      <w:r>
+        <w:rPr>
+          <w:color w:val="14172B"/>
+        </w:rPr>
+        <w:t xml:space="preserve"> — élèves proposant de l'aide</w:t>
       </w:r>
     </w:p>
     <w:p>
@@ -1555,12 +1643,19 @@
           <w:numId w:val="2"/>
         </w:numPr>
         <w:spacing w:before="40" w:after="40"/>
+        <w:rPr/>
       </w:pPr>
       <w:r>
         <w:rPr>
           <w:color w:val="14172B"/>
         </w:rPr>
-        <w:t>frontend/src/services — configuration Axios et appels API</w:t>
+        <w:t>C</w:t>
+      </w:r>
+      <w:r>
+        <w:rPr>
+          <w:color w:val="14172B"/>
+        </w:rPr>
+        <w:t>ompetences_tuteurs — matières maîtrisées par chaque tuteur</w:t>
       </w:r>
     </w:p>
     <w:p>
@@ -1571,13 +1666,19 @@
           <w:numId w:val="2"/>
         </w:numPr>
         <w:spacing w:before="40" w:after="40"/>
+        <w:rPr/>
       </w:pPr>
       <w:r>
         <w:rPr>
           <w:color w:val="14172B"/>
         </w:rPr>
-        <w:lastRenderedPageBreak/>
-        <w:t>backend/controllers — logique métier de chaque ressource</w:t>
+        <w:t>D</w:t>
+      </w:r>
+      <w:r>
+        <w:rPr>
+          <w:color w:val="14172B"/>
+        </w:rPr>
+        <w:t>emandes_aide — demandes postées par les élèves</w:t>
       </w:r>
     </w:p>
     <w:p>
@@ -1588,12 +1689,19 @@
           <w:numId w:val="2"/>
         </w:numPr>
         <w:spacing w:before="40" w:after="40"/>
+        <w:rPr/>
       </w:pPr>
       <w:r>
         <w:rPr>
           <w:color w:val="14172B"/>
         </w:rPr>
-        <w:t>backend/routes — définition des endpoints API</w:t>
+        <w:t>S</w:t>
+      </w:r>
+      <w:r>
+        <w:rPr>
+          <w:color w:val="14172B"/>
+        </w:rPr>
+        <w:t>essions_aide — mise en relation tuteur ↔ élève</w:t>
       </w:r>
     </w:p>
     <w:p>
@@ -1604,12 +1712,19 @@
           <w:numId w:val="2"/>
         </w:numPr>
         <w:spacing w:before="40" w:after="40"/>
+        <w:rPr/>
       </w:pPr>
       <w:r>
         <w:rPr>
           <w:color w:val="14172B"/>
         </w:rPr>
-        <w:t>backend/middleware — authentification JWT et contrôle admin</w:t>
+        <w:t>Messages</w:t>
+      </w:r>
+      <w:r>
+        <w:rPr>
+          <w:color w:val="14172B"/>
+        </w:rPr>
+        <w:t xml:space="preserve"> — messagerie intégrée par session</w:t>
       </w:r>
     </w:p>
     <w:p>
@@ -1620,12 +1735,19 @@
           <w:numId w:val="2"/>
         </w:numPr>
         <w:spacing w:before="40" w:after="40"/>
+        <w:rPr/>
       </w:pPr>
       <w:r>
         <w:rPr>
           <w:color w:val="14172B"/>
         </w:rPr>
-        <w:t>database/ — script SQL de création de la base</w:t>
+        <w:t>E</w:t>
+      </w:r>
+      <w:r>
+        <w:rPr>
+          <w:color w:val="14172B"/>
+        </w:rPr>
+        <w:t>valuations — notes et commentaires post-session</w:t>
       </w:r>
     </w:p>
     <w:p>
@@ -1638,19 +1760,7 @@
         <w:pStyle w:val="Titre2"/>
       </w:pPr>
       <w:r>
-        <w:t>2.2 Modèle de données</w:t>
-      </w:r>
-    </w:p>
-    <w:p>
-      <w:pPr>
-        <w:spacing w:before="60" w:after="60"/>
-        <w:jc w:val="both"/>
-      </w:pPr>
-      <w:r>
-        <w:rPr>
-          <w:color w:val="14172B"/>
-        </w:rPr>
-        <w:t>La base de données MySQL comporte 8 tables principales :</w:t>
+        <w:t>2.3 Sécurité</w:t>
       </w:r>
     </w:p>
     <w:p>
@@ -1666,7 +1776,7 @@
         <w:rPr>
           <w:color w:val="14172B"/>
         </w:rPr>
-        <w:t>utilisateurs — comptes élèves et admins</w:t>
+        <w:t>Mots de passe hashés avec bcrypt (facteur 10)</w:t>
       </w:r>
     </w:p>
     <w:p>
@@ -1682,7 +1792,7 @@
         <w:rPr>
           <w:color w:val="14172B"/>
         </w:rPr>
-        <w:t>matieres — catalogue des matières disponibles</w:t>
+        <w:t>Authentification par token JWT (expiration 24h)</w:t>
       </w:r>
     </w:p>
     <w:p>
@@ -1698,7 +1808,7 @@
         <w:rPr>
           <w:color w:val="14172B"/>
         </w:rPr>
-        <w:t>profils_tuteurs — élèves proposant de l'aide</w:t>
+        <w:t>Middleware de vérification sur toutes les routes protégées</w:t>
       </w:r>
     </w:p>
     <w:p>
@@ -1714,7 +1824,7 @@
         <w:rPr>
           <w:color w:val="14172B"/>
         </w:rPr>
-        <w:t>competences_tuteurs — matières maîtrisées par chaque tuteur</w:t>
+        <w:t>Contrôle des rôles (élève / admin) sur les ressources sensibles</w:t>
       </w:r>
     </w:p>
     <w:p>
@@ -1730,147 +1840,6 @@
         <w:rPr>
           <w:color w:val="14172B"/>
         </w:rPr>
-        <w:t>demandes_aide — demandes postées par les élèves</w:t>
-      </w:r>
-    </w:p>
-    <w:p>
-      <w:pPr>
-        <w:pStyle w:val="Paragraphedeliste"/>
-        <w:numPr>
-          <w:ilvl w:val="0"/>
-          <w:numId w:val="2"/>
-        </w:numPr>
-        <w:spacing w:before="40" w:after="40"/>
-      </w:pPr>
-      <w:r>
-        <w:rPr>
-          <w:color w:val="14172B"/>
-        </w:rPr>
-        <w:t>sessions_aide — mise en relation tuteur ↔ élève</w:t>
-      </w:r>
-    </w:p>
-    <w:p>
-      <w:pPr>
-        <w:pStyle w:val="Paragraphedeliste"/>
-        <w:numPr>
-          <w:ilvl w:val="0"/>
-          <w:numId w:val="2"/>
-        </w:numPr>
-        <w:spacing w:before="40" w:after="40"/>
-      </w:pPr>
-      <w:r>
-        <w:rPr>
-          <w:color w:val="14172B"/>
-        </w:rPr>
-        <w:t>messages — messagerie intégrée par session</w:t>
-      </w:r>
-    </w:p>
-    <w:p>
-      <w:pPr>
-        <w:pStyle w:val="Paragraphedeliste"/>
-        <w:numPr>
-          <w:ilvl w:val="0"/>
-          <w:numId w:val="2"/>
-        </w:numPr>
-        <w:spacing w:before="40" w:after="40"/>
-      </w:pPr>
-      <w:r>
-        <w:rPr>
-          <w:color w:val="14172B"/>
-        </w:rPr>
-        <w:t>evaluations — notes et commentaires post-session</w:t>
-      </w:r>
-    </w:p>
-    <w:p>
-      <w:pPr>
-        <w:spacing w:before="80" w:after="80"/>
-      </w:pPr>
-    </w:p>
-    <w:p>
-      <w:pPr>
-        <w:pStyle w:val="Titre2"/>
-      </w:pPr>
-      <w:r>
-        <w:t>2.3 Sécurité</w:t>
-      </w:r>
-    </w:p>
-    <w:p>
-      <w:pPr>
-        <w:pStyle w:val="Paragraphedeliste"/>
-        <w:numPr>
-          <w:ilvl w:val="0"/>
-          <w:numId w:val="2"/>
-        </w:numPr>
-        <w:spacing w:before="40" w:after="40"/>
-      </w:pPr>
-      <w:r>
-        <w:rPr>
-          <w:color w:val="14172B"/>
-        </w:rPr>
-        <w:t>Mots de passe hashés avec bcrypt (facteur 10)</w:t>
-      </w:r>
-    </w:p>
-    <w:p>
-      <w:pPr>
-        <w:pStyle w:val="Paragraphedeliste"/>
-        <w:numPr>
-          <w:ilvl w:val="0"/>
-          <w:numId w:val="2"/>
-        </w:numPr>
-        <w:spacing w:before="40" w:after="40"/>
-      </w:pPr>
-      <w:r>
-        <w:rPr>
-          <w:color w:val="14172B"/>
-        </w:rPr>
-        <w:t>Authentification par token JWT (expiration 24h)</w:t>
-      </w:r>
-    </w:p>
-    <w:p>
-      <w:pPr>
-        <w:pStyle w:val="Paragraphedeliste"/>
-        <w:numPr>
-          <w:ilvl w:val="0"/>
-          <w:numId w:val="2"/>
-        </w:numPr>
-        <w:spacing w:before="40" w:after="40"/>
-      </w:pPr>
-      <w:r>
-        <w:rPr>
-          <w:color w:val="14172B"/>
-        </w:rPr>
-        <w:t>Middleware de vérification sur toutes les routes protégées</w:t>
-      </w:r>
-    </w:p>
-    <w:p>
-      <w:pPr>
-        <w:pStyle w:val="Paragraphedeliste"/>
-        <w:numPr>
-          <w:ilvl w:val="0"/>
-          <w:numId w:val="2"/>
-        </w:numPr>
-        <w:spacing w:before="40" w:after="40"/>
-      </w:pPr>
-      <w:r>
-        <w:rPr>
-          <w:color w:val="14172B"/>
-        </w:rPr>
-        <w:t>Contrôle des rôles (élève / admin) sur les ressources sensibles</w:t>
-      </w:r>
-    </w:p>
-    <w:p>
-      <w:pPr>
-        <w:pStyle w:val="Paragraphedeliste"/>
-        <w:numPr>
-          <w:ilvl w:val="0"/>
-          <w:numId w:val="2"/>
-        </w:numPr>
-        <w:spacing w:before="40" w:after="40"/>
-      </w:pPr>
-      <w:r>
-        <w:rPr>
-          <w:color w:val="14172B"/>
-        </w:rPr>
         <w:t>Requêtes SQL préparées pour prévenir les injections</w:t>
       </w:r>
     </w:p>
@@ -1883,7 +1852,7 @@
       <w:pPr>
         <w:pStyle w:val="Titre1"/>
         <w:pBdr>
-          <w:bottom w:val="single" w:sz="8" w:space="6" w:color="F5700A"/>
+          <w:bottom w:val="single" w:color="F5700A" w:sz="8" w:space="6"/>
         </w:pBdr>
       </w:pPr>
       <w:r>
@@ -1924,12 +1893,12 @@
       <w:tblPr>
         <w:tblW w:w="9026" w:type="dxa"/>
         <w:tblBorders>
-          <w:top w:val="single" w:sz="4" w:space="0" w:color="auto"/>
-          <w:left w:val="single" w:sz="4" w:space="0" w:color="auto"/>
-          <w:bottom w:val="single" w:sz="4" w:space="0" w:color="auto"/>
-          <w:right w:val="single" w:sz="4" w:space="0" w:color="auto"/>
-          <w:insideH w:val="single" w:sz="4" w:space="0" w:color="auto"/>
-          <w:insideV w:val="single" w:sz="4" w:space="0" w:color="auto"/>
+          <w:top w:val="single" w:color="auto" w:sz="4" w:space="0"/>
+          <w:left w:val="single" w:color="auto" w:sz="4" w:space="0"/>
+          <w:bottom w:val="single" w:color="auto" w:sz="4" w:space="0"/>
+          <w:right w:val="single" w:color="auto" w:sz="4" w:space="0"/>
+          <w:insideH w:val="single" w:color="auto" w:sz="4" w:space="0"/>
+          <w:insideV w:val="single" w:color="auto" w:sz="4" w:space="0"/>
         </w:tblBorders>
         <w:tblCellMar>
           <w:left w:w="10" w:type="dxa"/>
@@ -1951,10 +1920,10 @@
           <w:tcPr>
             <w:tcW w:w="9026" w:type="dxa"/>
             <w:tcBorders>
-              <w:top w:val="single" w:sz="1" w:space="0" w:color="CCCCCC"/>
-              <w:left w:val="single" w:sz="1" w:space="0" w:color="CCCCCC"/>
-              <w:bottom w:val="single" w:sz="1" w:space="0" w:color="CCCCCC"/>
-              <w:right w:val="single" w:sz="1" w:space="0" w:color="CCCCCC"/>
+              <w:top w:val="single" w:color="CCCCCC" w:sz="1" w:space="0"/>
+              <w:left w:val="single" w:color="CCCCCC" w:sz="1" w:space="0"/>
+              <w:bottom w:val="single" w:color="CCCCCC" w:sz="1" w:space="0"/>
+              <w:right w:val="single" w:color="CCCCCC" w:sz="1" w:space="0"/>
             </w:tcBorders>
             <w:shd w:val="clear" w:color="auto" w:fill="E6EFF9"/>
             <w:tcMar>
@@ -1965,6 +1934,13 @@
             </w:tcMar>
           </w:tcPr>
           <w:p>
+            <w:pPr>
+              <w:rPr>
+                <w:color w:val="14172B"/>
+                <w:sz w:val="20"/>
+                <w:szCs w:val="20"/>
+              </w:rPr>
+            </w:pPr>
             <w:r>
               <w:rPr>
                 <w:color w:val="F5700A"/>
@@ -1979,7 +1955,23 @@
                 <w:sz w:val="20"/>
                 <w:szCs w:val="20"/>
               </w:rPr>
-              <w:t>Conception et modélisation de la base de données (MLD, MPD)</w:t>
+              <w:t>Conception</w:t>
+            </w:r>
+            <w:r>
+              <w:rPr>
+                <w:color w:val="14172B"/>
+                <w:sz w:val="20"/>
+                <w:szCs w:val="20"/>
+              </w:rPr>
+              <w:t xml:space="preserve"> et modélisation de la base de donné</w:t>
+            </w:r>
+            <w:r>
+              <w:rPr>
+                <w:color w:val="14172B"/>
+                <w:sz w:val="20"/>
+                <w:szCs w:val="20"/>
+              </w:rPr>
+              <w:t>es</w:t>
             </w:r>
           </w:p>
         </w:tc>
@@ -1995,12 +1987,12 @@
           <w:tcPr>
             <w:tcW w:w="9026" w:type="dxa"/>
             <w:tcBorders>
-              <w:top w:val="single" w:sz="1" w:space="0" w:color="CCCCCC"/>
-              <w:left w:val="single" w:sz="1" w:space="0" w:color="CCCCCC"/>
-              <w:bottom w:val="single" w:sz="1" w:space="0" w:color="CCCCCC"/>
-              <w:right w:val="single" w:sz="1" w:space="0" w:color="CCCCCC"/>
-            </w:tcBorders>
-            <w:shd w:val="clear" w:color="auto" w:fill="FFFFFF"/>
+              <w:top w:val="single" w:color="CCCCCC" w:sz="1" w:space="0"/>
+              <w:left w:val="single" w:color="CCCCCC" w:sz="1" w:space="0"/>
+              <w:bottom w:val="single" w:color="CCCCCC" w:sz="1" w:space="0"/>
+              <w:right w:val="single" w:color="CCCCCC" w:sz="1" w:space="0"/>
+            </w:tcBorders>
+            <w:shd w:val="clear" w:color="auto" w:fill="FFFFFF" w:themeFill="background1"/>
             <w:tcMar>
               <w:top w:w="90" w:type="dxa"/>
               <w:left w:w="200" w:type="dxa"/>
@@ -2023,7 +2015,15 @@
                 <w:sz w:val="20"/>
                 <w:szCs w:val="20"/>
               </w:rPr>
-              <w:t>Développement du serveur Node.js (Express)</w:t>
+              <w:t>Développement</w:t>
+            </w:r>
+            <w:r>
+              <w:rPr>
+                <w:color w:val="14172B"/>
+                <w:sz w:val="20"/>
+                <w:szCs w:val="20"/>
+              </w:rPr>
+              <w:t xml:space="preserve"> du serveur Node.js </w:t>
             </w:r>
           </w:p>
         </w:tc>
@@ -2039,10 +2039,10 @@
           <w:tcPr>
             <w:tcW w:w="9026" w:type="dxa"/>
             <w:tcBorders>
-              <w:top w:val="single" w:sz="1" w:space="0" w:color="CCCCCC"/>
-              <w:left w:val="single" w:sz="1" w:space="0" w:color="CCCCCC"/>
-              <w:bottom w:val="single" w:sz="1" w:space="0" w:color="CCCCCC"/>
-              <w:right w:val="single" w:sz="1" w:space="0" w:color="CCCCCC"/>
+              <w:top w:val="single" w:color="CCCCCC" w:sz="1" w:space="0"/>
+              <w:left w:val="single" w:color="CCCCCC" w:sz="1" w:space="0"/>
+              <w:bottom w:val="single" w:color="CCCCCC" w:sz="1" w:space="0"/>
+              <w:right w:val="single" w:color="CCCCCC" w:sz="1" w:space="0"/>
             </w:tcBorders>
             <w:shd w:val="clear" w:color="auto" w:fill="E6EFF9"/>
             <w:tcMar>
@@ -2083,12 +2083,12 @@
           <w:tcPr>
             <w:tcW w:w="9026" w:type="dxa"/>
             <w:tcBorders>
-              <w:top w:val="single" w:sz="1" w:space="0" w:color="CCCCCC"/>
-              <w:left w:val="single" w:sz="1" w:space="0" w:color="CCCCCC"/>
-              <w:bottom w:val="single" w:sz="1" w:space="0" w:color="CCCCCC"/>
-              <w:right w:val="single" w:sz="1" w:space="0" w:color="CCCCCC"/>
-            </w:tcBorders>
-            <w:shd w:val="clear" w:color="auto" w:fill="FFFFFF"/>
+              <w:top w:val="single" w:color="CCCCCC" w:sz="1" w:space="0"/>
+              <w:left w:val="single" w:color="CCCCCC" w:sz="1" w:space="0"/>
+              <w:bottom w:val="single" w:color="CCCCCC" w:sz="1" w:space="0"/>
+              <w:right w:val="single" w:color="CCCCCC" w:sz="1" w:space="0"/>
+            </w:tcBorders>
+            <w:shd w:val="clear" w:color="auto" w:fill="FFFFFF" w:themeFill="background1"/>
             <w:tcMar>
               <w:top w:w="90" w:type="dxa"/>
               <w:left w:w="200" w:type="dxa"/>
@@ -2127,10 +2127,10 @@
           <w:tcPr>
             <w:tcW w:w="9026" w:type="dxa"/>
             <w:tcBorders>
-              <w:top w:val="single" w:sz="1" w:space="0" w:color="CCCCCC"/>
-              <w:left w:val="single" w:sz="1" w:space="0" w:color="CCCCCC"/>
-              <w:bottom w:val="single" w:sz="1" w:space="0" w:color="CCCCCC"/>
-              <w:right w:val="single" w:sz="1" w:space="0" w:color="CCCCCC"/>
+              <w:top w:val="single" w:color="CCCCCC" w:sz="1" w:space="0"/>
+              <w:left w:val="single" w:color="CCCCCC" w:sz="1" w:space="0"/>
+              <w:bottom w:val="single" w:color="CCCCCC" w:sz="1" w:space="0"/>
+              <w:right w:val="single" w:color="CCCCCC" w:sz="1" w:space="0"/>
             </w:tcBorders>
             <w:shd w:val="clear" w:color="auto" w:fill="E6EFF9"/>
             <w:tcMar>
@@ -2171,12 +2171,12 @@
           <w:tcPr>
             <w:tcW w:w="9026" w:type="dxa"/>
             <w:tcBorders>
-              <w:top w:val="single" w:sz="1" w:space="0" w:color="CCCCCC"/>
-              <w:left w:val="single" w:sz="1" w:space="0" w:color="CCCCCC"/>
-              <w:bottom w:val="single" w:sz="1" w:space="0" w:color="CCCCCC"/>
-              <w:right w:val="single" w:sz="1" w:space="0" w:color="CCCCCC"/>
-            </w:tcBorders>
-            <w:shd w:val="clear" w:color="auto" w:fill="FFFFFF"/>
+              <w:top w:val="single" w:color="CCCCCC" w:sz="1" w:space="0"/>
+              <w:left w:val="single" w:color="CCCCCC" w:sz="1" w:space="0"/>
+              <w:bottom w:val="single" w:color="CCCCCC" w:sz="1" w:space="0"/>
+              <w:right w:val="single" w:color="CCCCCC" w:sz="1" w:space="0"/>
+            </w:tcBorders>
+            <w:shd w:val="clear" w:color="auto" w:fill="FFFFFF" w:themeFill="background1"/>
             <w:tcMar>
               <w:top w:w="90" w:type="dxa"/>
               <w:left w:w="200" w:type="dxa"/>
@@ -2215,10 +2215,10 @@
           <w:tcPr>
             <w:tcW w:w="9026" w:type="dxa"/>
             <w:tcBorders>
-              <w:top w:val="single" w:sz="1" w:space="0" w:color="CCCCCC"/>
-              <w:left w:val="single" w:sz="1" w:space="0" w:color="CCCCCC"/>
-              <w:bottom w:val="single" w:sz="1" w:space="0" w:color="CCCCCC"/>
-              <w:right w:val="single" w:sz="1" w:space="0" w:color="CCCCCC"/>
+              <w:top w:val="single" w:color="CCCCCC" w:sz="1" w:space="0"/>
+              <w:left w:val="single" w:color="CCCCCC" w:sz="1" w:space="0"/>
+              <w:bottom w:val="single" w:color="CCCCCC" w:sz="1" w:space="0"/>
+              <w:right w:val="single" w:color="CCCCCC" w:sz="1" w:space="0"/>
             </w:tcBorders>
             <w:shd w:val="clear" w:color="auto" w:fill="E6EFF9"/>
             <w:tcMar>
@@ -2243,7 +2243,15 @@
                 <w:sz w:val="20"/>
                 <w:szCs w:val="20"/>
               </w:rPr>
-              <w:t>Documentation technique (README)</w:t>
+              <w:t>Documentation</w:t>
+            </w:r>
+            <w:r>
+              <w:rPr>
+                <w:color w:val="14172B"/>
+                <w:sz w:val="20"/>
+                <w:szCs w:val="20"/>
+              </w:rPr>
+              <w:t xml:space="preserve"> technique </w:t>
             </w:r>
           </w:p>
         </w:tc>
@@ -2259,12 +2267,12 @@
           <w:tcPr>
             <w:tcW w:w="9026" w:type="dxa"/>
             <w:tcBorders>
-              <w:top w:val="single" w:sz="1" w:space="0" w:color="CCCCCC"/>
-              <w:left w:val="single" w:sz="1" w:space="0" w:color="CCCCCC"/>
-              <w:bottom w:val="single" w:sz="1" w:space="0" w:color="CCCCCC"/>
-              <w:right w:val="single" w:sz="1" w:space="0" w:color="CCCCCC"/>
-            </w:tcBorders>
-            <w:shd w:val="clear" w:color="auto" w:fill="FFFFFF"/>
+              <w:top w:val="single" w:color="CCCCCC" w:sz="1" w:space="0"/>
+              <w:left w:val="single" w:color="CCCCCC" w:sz="1" w:space="0"/>
+              <w:bottom w:val="single" w:color="CCCCCC" w:sz="1" w:space="0"/>
+              <w:right w:val="single" w:color="CCCCCC" w:sz="1" w:space="0"/>
+            </w:tcBorders>
+            <w:shd w:val="clear" w:color="auto" w:fill="FFFFFF" w:themeFill="background1"/>
             <w:tcMar>
               <w:top w:w="90" w:type="dxa"/>
               <w:left w:w="200" w:type="dxa"/>
@@ -2315,12 +2323,12 @@
       <w:tblPr>
         <w:tblW w:w="9026" w:type="dxa"/>
         <w:tblBorders>
-          <w:top w:val="single" w:sz="4" w:space="0" w:color="auto"/>
-          <w:left w:val="single" w:sz="4" w:space="0" w:color="auto"/>
-          <w:bottom w:val="single" w:sz="4" w:space="0" w:color="auto"/>
-          <w:right w:val="single" w:sz="4" w:space="0" w:color="auto"/>
-          <w:insideH w:val="single" w:sz="4" w:space="0" w:color="auto"/>
-          <w:insideV w:val="single" w:sz="4" w:space="0" w:color="auto"/>
+          <w:top w:val="single" w:color="auto" w:sz="4" w:space="0"/>
+          <w:left w:val="single" w:color="auto" w:sz="4" w:space="0"/>
+          <w:bottom w:val="single" w:color="auto" w:sz="4" w:space="0"/>
+          <w:right w:val="single" w:color="auto" w:sz="4" w:space="0"/>
+          <w:insideH w:val="single" w:color="auto" w:sz="4" w:space="0"/>
+          <w:insideV w:val="single" w:color="auto" w:sz="4" w:space="0"/>
         </w:tblBorders>
         <w:tblCellMar>
           <w:left w:w="10" w:type="dxa"/>
@@ -2342,10 +2350,10 @@
           <w:tcPr>
             <w:tcW w:w="9026" w:type="dxa"/>
             <w:tcBorders>
-              <w:top w:val="single" w:sz="1" w:space="0" w:color="CCCCCC"/>
-              <w:left w:val="single" w:sz="1" w:space="0" w:color="CCCCCC"/>
-              <w:bottom w:val="single" w:sz="1" w:space="0" w:color="CCCCCC"/>
-              <w:right w:val="single" w:sz="1" w:space="0" w:color="CCCCCC"/>
+              <w:top w:val="single" w:color="CCCCCC" w:sz="1" w:space="0"/>
+              <w:left w:val="single" w:color="CCCCCC" w:sz="1" w:space="0"/>
+              <w:bottom w:val="single" w:color="CCCCCC" w:sz="1" w:space="0"/>
+              <w:right w:val="single" w:color="CCCCCC" w:sz="1" w:space="0"/>
             </w:tcBorders>
             <w:shd w:val="clear" w:color="auto" w:fill="FFF0E6"/>
             <w:tcMar>
@@ -2362,7 +2370,6 @@
                 <w:sz w:val="20"/>
                 <w:szCs w:val="20"/>
               </w:rPr>
-              <w:lastRenderedPageBreak/>
               <w:t xml:space="preserve">▸  </w:t>
             </w:r>
             <w:r>
@@ -2387,10 +2394,10 @@
           <w:tcPr>
             <w:tcW w:w="9026" w:type="dxa"/>
             <w:tcBorders>
-              <w:top w:val="single" w:sz="1" w:space="0" w:color="CCCCCC"/>
-              <w:left w:val="single" w:sz="1" w:space="0" w:color="CCCCCC"/>
-              <w:bottom w:val="single" w:sz="1" w:space="0" w:color="CCCCCC"/>
-              <w:right w:val="single" w:sz="1" w:space="0" w:color="CCCCCC"/>
+              <w:top w:val="single" w:color="CCCCCC" w:sz="1" w:space="0"/>
+              <w:left w:val="single" w:color="CCCCCC" w:sz="1" w:space="0"/>
+              <w:bottom w:val="single" w:color="CCCCCC" w:sz="1" w:space="0"/>
+              <w:right w:val="single" w:color="CCCCCC" w:sz="1" w:space="0"/>
             </w:tcBorders>
             <w:shd w:val="clear" w:color="auto" w:fill="FFFFFF"/>
             <w:tcMar>
@@ -2431,10 +2438,10 @@
           <w:tcPr>
             <w:tcW w:w="9026" w:type="dxa"/>
             <w:tcBorders>
-              <w:top w:val="single" w:sz="1" w:space="0" w:color="CCCCCC"/>
-              <w:left w:val="single" w:sz="1" w:space="0" w:color="CCCCCC"/>
-              <w:bottom w:val="single" w:sz="1" w:space="0" w:color="CCCCCC"/>
-              <w:right w:val="single" w:sz="1" w:space="0" w:color="CCCCCC"/>
+              <w:top w:val="single" w:color="CCCCCC" w:sz="1" w:space="0"/>
+              <w:left w:val="single" w:color="CCCCCC" w:sz="1" w:space="0"/>
+              <w:bottom w:val="single" w:color="CCCCCC" w:sz="1" w:space="0"/>
+              <w:right w:val="single" w:color="CCCCCC" w:sz="1" w:space="0"/>
             </w:tcBorders>
             <w:shd w:val="clear" w:color="auto" w:fill="FFF0E6"/>
             <w:tcMar>
@@ -2475,10 +2482,10 @@
           <w:tcPr>
             <w:tcW w:w="9026" w:type="dxa"/>
             <w:tcBorders>
-              <w:top w:val="single" w:sz="1" w:space="0" w:color="CCCCCC"/>
-              <w:left w:val="single" w:sz="1" w:space="0" w:color="CCCCCC"/>
-              <w:bottom w:val="single" w:sz="1" w:space="0" w:color="CCCCCC"/>
-              <w:right w:val="single" w:sz="1" w:space="0" w:color="CCCCCC"/>
+              <w:top w:val="single" w:color="CCCCCC" w:sz="1" w:space="0"/>
+              <w:left w:val="single" w:color="CCCCCC" w:sz="1" w:space="0"/>
+              <w:bottom w:val="single" w:color="CCCCCC" w:sz="1" w:space="0"/>
+              <w:right w:val="single" w:color="CCCCCC" w:sz="1" w:space="0"/>
             </w:tcBorders>
             <w:shd w:val="clear" w:color="auto" w:fill="FFFFFF"/>
             <w:tcMar>
@@ -2519,10 +2526,10 @@
           <w:tcPr>
             <w:tcW w:w="9026" w:type="dxa"/>
             <w:tcBorders>
-              <w:top w:val="single" w:sz="1" w:space="0" w:color="CCCCCC"/>
-              <w:left w:val="single" w:sz="1" w:space="0" w:color="CCCCCC"/>
-              <w:bottom w:val="single" w:sz="1" w:space="0" w:color="CCCCCC"/>
-              <w:right w:val="single" w:sz="1" w:space="0" w:color="CCCCCC"/>
+              <w:top w:val="single" w:color="CCCCCC" w:sz="1" w:space="0"/>
+              <w:left w:val="single" w:color="CCCCCC" w:sz="1" w:space="0"/>
+              <w:bottom w:val="single" w:color="CCCCCC" w:sz="1" w:space="0"/>
+              <w:right w:val="single" w:color="CCCCCC" w:sz="1" w:space="0"/>
             </w:tcBorders>
             <w:shd w:val="clear" w:color="auto" w:fill="FFF0E6"/>
             <w:tcMar>
@@ -2563,10 +2570,10 @@
           <w:tcPr>
             <w:tcW w:w="9026" w:type="dxa"/>
             <w:tcBorders>
-              <w:top w:val="single" w:sz="1" w:space="0" w:color="CCCCCC"/>
-              <w:left w:val="single" w:sz="1" w:space="0" w:color="CCCCCC"/>
-              <w:bottom w:val="single" w:sz="1" w:space="0" w:color="CCCCCC"/>
-              <w:right w:val="single" w:sz="1" w:space="0" w:color="CCCCCC"/>
+              <w:top w:val="single" w:color="CCCCCC" w:sz="1" w:space="0"/>
+              <w:left w:val="single" w:color="CCCCCC" w:sz="1" w:space="0"/>
+              <w:bottom w:val="single" w:color="CCCCCC" w:sz="1" w:space="0"/>
+              <w:right w:val="single" w:color="CCCCCC" w:sz="1" w:space="0"/>
             </w:tcBorders>
             <w:shd w:val="clear" w:color="auto" w:fill="FFFFFF"/>
             <w:tcMar>
@@ -2607,10 +2614,10 @@
           <w:tcPr>
             <w:tcW w:w="9026" w:type="dxa"/>
             <w:tcBorders>
-              <w:top w:val="single" w:sz="1" w:space="0" w:color="CCCCCC"/>
-              <w:left w:val="single" w:sz="1" w:space="0" w:color="CCCCCC"/>
-              <w:bottom w:val="single" w:sz="1" w:space="0" w:color="CCCCCC"/>
-              <w:right w:val="single" w:sz="1" w:space="0" w:color="CCCCCC"/>
+              <w:top w:val="single" w:color="CCCCCC" w:sz="1" w:space="0"/>
+              <w:left w:val="single" w:color="CCCCCC" w:sz="1" w:space="0"/>
+              <w:bottom w:val="single" w:color="CCCCCC" w:sz="1" w:space="0"/>
+              <w:right w:val="single" w:color="CCCCCC" w:sz="1" w:space="0"/>
             </w:tcBorders>
             <w:shd w:val="clear" w:color="auto" w:fill="FFF0E6"/>
             <w:tcMar>
@@ -2658,27 +2665,60 @@
     </w:p>
     <w:p>
       <w:pPr>
+        <w:pStyle w:val="Normal"/>
         <w:spacing w:before="180" w:after="80"/>
       </w:pPr>
       <w:r>
         <w:rPr>
-          <w:b/>
-          <w:bCs/>
+          <w:b w:val="1"/>
+          <w:bCs w:val="1"/>
           <w:color w:val="F5700A"/>
         </w:rPr>
-        <w:t>Islamiath Adedjouma — Développeuse Front-end &amp; Back-end – Demandes &amp; Tuteurs</w:t>
+        <w:t>Islamiath</w:t>
+      </w:r>
+      <w:r>
+        <w:rPr>
+          <w:b w:val="1"/>
+          <w:bCs w:val="1"/>
+          <w:color w:val="F5700A"/>
+        </w:rPr>
+        <w:t xml:space="preserve"> </w:t>
+      </w:r>
+      <w:r>
+        <w:rPr>
+          <w:b w:val="1"/>
+          <w:bCs w:val="1"/>
+          <w:color w:val="F5700A"/>
+        </w:rPr>
+        <w:t>Adedjouma</w:t>
+      </w:r>
+      <w:r>
+        <w:rPr>
+          <w:b w:val="1"/>
+          <w:bCs w:val="1"/>
+          <w:color w:val="F5700A"/>
+        </w:rPr>
+        <w:t xml:space="preserve"> — </w:t>
+      </w:r>
+      <w:r>
+        <w:rPr>
+          <w:b w:val="1"/>
+          <w:bCs w:val="1"/>
+          <w:color w:val="F5700A"/>
+        </w:rPr>
+        <w:t>Développeur Back-end &amp; Base de données</w:t>
       </w:r>
     </w:p>
     <w:tbl>
       <w:tblPr>
         <w:tblW w:w="9026" w:type="dxa"/>
         <w:tblBorders>
-          <w:top w:val="single" w:sz="4" w:space="0" w:color="auto"/>
-          <w:left w:val="single" w:sz="4" w:space="0" w:color="auto"/>
-          <w:bottom w:val="single" w:sz="4" w:space="0" w:color="auto"/>
-          <w:right w:val="single" w:sz="4" w:space="0" w:color="auto"/>
-          <w:insideH w:val="single" w:sz="4" w:space="0" w:color="auto"/>
-          <w:insideV w:val="single" w:sz="4" w:space="0" w:color="auto"/>
+          <w:top w:val="single" w:color="auto" w:sz="4" w:space="0"/>
+          <w:left w:val="single" w:color="auto" w:sz="4" w:space="0"/>
+          <w:bottom w:val="single" w:color="auto" w:sz="4" w:space="0"/>
+          <w:right w:val="single" w:color="auto" w:sz="4" w:space="0"/>
+          <w:insideH w:val="single" w:color="auto" w:sz="4" w:space="0"/>
+          <w:insideV w:val="single" w:color="auto" w:sz="4" w:space="0"/>
         </w:tblBorders>
         <w:tblCellMar>
           <w:left w:w="10" w:type="dxa"/>
@@ -2700,10 +2740,10 @@
           <w:tcPr>
             <w:tcW w:w="9026" w:type="dxa"/>
             <w:tcBorders>
-              <w:top w:val="single" w:sz="1" w:space="0" w:color="CCCCCC"/>
-              <w:left w:val="single" w:sz="1" w:space="0" w:color="CCCCCC"/>
-              <w:bottom w:val="single" w:sz="1" w:space="0" w:color="CCCCCC"/>
-              <w:right w:val="single" w:sz="1" w:space="0" w:color="CCCCCC"/>
+              <w:top w:val="single" w:color="CCCCCC" w:sz="1" w:space="0"/>
+              <w:left w:val="single" w:color="CCCCCC" w:sz="1" w:space="0"/>
+              <w:bottom w:val="single" w:color="CCCCCC" w:sz="1" w:space="0"/>
+              <w:right w:val="single" w:color="CCCCCC" w:sz="1" w:space="0"/>
             </w:tcBorders>
             <w:shd w:val="clear" w:color="auto" w:fill="E6EFF9"/>
             <w:tcMar>
@@ -2728,7 +2768,15 @@
                 <w:sz w:val="20"/>
                 <w:szCs w:val="20"/>
               </w:rPr>
-              <w:t>Co-conception de la base de données (MLD, MPD) avec Vincent</w:t>
+              <w:t>Co-conception</w:t>
+            </w:r>
+            <w:r>
+              <w:rPr>
+                <w:color w:val="14172B"/>
+                <w:sz w:val="20"/>
+                <w:szCs w:val="20"/>
+              </w:rPr>
+              <w:t xml:space="preserve"> de la base de données avec Vincent</w:t>
             </w:r>
           </w:p>
         </w:tc>
@@ -2744,12 +2792,12 @@
           <w:tcPr>
             <w:tcW w:w="9026" w:type="dxa"/>
             <w:tcBorders>
-              <w:top w:val="single" w:sz="1" w:space="0" w:color="CCCCCC"/>
-              <w:left w:val="single" w:sz="1" w:space="0" w:color="CCCCCC"/>
-              <w:bottom w:val="single" w:sz="1" w:space="0" w:color="CCCCCC"/>
-              <w:right w:val="single" w:sz="1" w:space="0" w:color="CCCCCC"/>
-            </w:tcBorders>
-            <w:shd w:val="clear" w:color="auto" w:fill="FFFFFF"/>
+              <w:top w:val="single" w:color="CCCCCC" w:sz="1" w:space="0"/>
+              <w:left w:val="single" w:color="CCCCCC" w:sz="1" w:space="0"/>
+              <w:bottom w:val="single" w:color="CCCCCC" w:sz="1" w:space="0"/>
+              <w:right w:val="single" w:color="CCCCCC" w:sz="1" w:space="0"/>
+            </w:tcBorders>
+            <w:shd w:val="clear" w:color="auto" w:fill="FFFFFF" w:themeFill="background1"/>
             <w:tcMar>
               <w:top w:w="90" w:type="dxa"/>
               <w:left w:w="200" w:type="dxa"/>
@@ -2788,10 +2836,10 @@
           <w:tcPr>
             <w:tcW w:w="9026" w:type="dxa"/>
             <w:tcBorders>
-              <w:top w:val="single" w:sz="1" w:space="0" w:color="CCCCCC"/>
-              <w:left w:val="single" w:sz="1" w:space="0" w:color="CCCCCC"/>
-              <w:bottom w:val="single" w:sz="1" w:space="0" w:color="CCCCCC"/>
-              <w:right w:val="single" w:sz="1" w:space="0" w:color="CCCCCC"/>
+              <w:top w:val="single" w:color="CCCCCC" w:sz="1" w:space="0"/>
+              <w:left w:val="single" w:color="CCCCCC" w:sz="1" w:space="0"/>
+              <w:bottom w:val="single" w:color="CCCCCC" w:sz="1" w:space="0"/>
+              <w:right w:val="single" w:color="CCCCCC" w:sz="1" w:space="0"/>
             </w:tcBorders>
             <w:shd w:val="clear" w:color="auto" w:fill="E6EFF9"/>
             <w:tcMar>
@@ -2832,12 +2880,12 @@
           <w:tcPr>
             <w:tcW w:w="9026" w:type="dxa"/>
             <w:tcBorders>
-              <w:top w:val="single" w:sz="1" w:space="0" w:color="CCCCCC"/>
-              <w:left w:val="single" w:sz="1" w:space="0" w:color="CCCCCC"/>
-              <w:bottom w:val="single" w:sz="1" w:space="0" w:color="CCCCCC"/>
-              <w:right w:val="single" w:sz="1" w:space="0" w:color="CCCCCC"/>
-            </w:tcBorders>
-            <w:shd w:val="clear" w:color="auto" w:fill="FFFFFF"/>
+              <w:top w:val="single" w:color="CCCCCC" w:sz="1" w:space="0"/>
+              <w:left w:val="single" w:color="CCCCCC" w:sz="1" w:space="0"/>
+              <w:bottom w:val="single" w:color="CCCCCC" w:sz="1" w:space="0"/>
+              <w:right w:val="single" w:color="CCCCCC" w:sz="1" w:space="0"/>
+            </w:tcBorders>
+            <w:shd w:val="clear" w:color="auto" w:fill="FFFFFF" w:themeFill="background1"/>
             <w:tcMar>
               <w:top w:w="90" w:type="dxa"/>
               <w:left w:w="200" w:type="dxa"/>
@@ -2876,10 +2924,10 @@
           <w:tcPr>
             <w:tcW w:w="9026" w:type="dxa"/>
             <w:tcBorders>
-              <w:top w:val="single" w:sz="1" w:space="0" w:color="CCCCCC"/>
-              <w:left w:val="single" w:sz="1" w:space="0" w:color="CCCCCC"/>
-              <w:bottom w:val="single" w:sz="1" w:space="0" w:color="CCCCCC"/>
-              <w:right w:val="single" w:sz="1" w:space="0" w:color="CCCCCC"/>
+              <w:top w:val="single" w:color="CCCCCC" w:sz="1" w:space="0"/>
+              <w:left w:val="single" w:color="CCCCCC" w:sz="1" w:space="0"/>
+              <w:bottom w:val="single" w:color="CCCCCC" w:sz="1" w:space="0"/>
+              <w:right w:val="single" w:color="CCCCCC" w:sz="1" w:space="0"/>
             </w:tcBorders>
             <w:shd w:val="clear" w:color="auto" w:fill="E6EFF9"/>
             <w:tcMar>
@@ -2920,12 +2968,12 @@
           <w:tcPr>
             <w:tcW w:w="9026" w:type="dxa"/>
             <w:tcBorders>
-              <w:top w:val="single" w:sz="1" w:space="0" w:color="CCCCCC"/>
-              <w:left w:val="single" w:sz="1" w:space="0" w:color="CCCCCC"/>
-              <w:bottom w:val="single" w:sz="1" w:space="0" w:color="CCCCCC"/>
-              <w:right w:val="single" w:sz="1" w:space="0" w:color="CCCCCC"/>
-            </w:tcBorders>
-            <w:shd w:val="clear" w:color="auto" w:fill="FFFFFF"/>
+              <w:top w:val="single" w:color="CCCCCC" w:sz="1" w:space="0"/>
+              <w:left w:val="single" w:color="CCCCCC" w:sz="1" w:space="0"/>
+              <w:bottom w:val="single" w:color="CCCCCC" w:sz="1" w:space="0"/>
+              <w:right w:val="single" w:color="CCCCCC" w:sz="1" w:space="0"/>
+            </w:tcBorders>
+            <w:shd w:val="clear" w:color="auto" w:fill="FFFFFF" w:themeFill="background1"/>
             <w:tcMar>
               <w:top w:w="90" w:type="dxa"/>
               <w:left w:w="200" w:type="dxa"/>
@@ -2964,10 +3012,10 @@
           <w:tcPr>
             <w:tcW w:w="9026" w:type="dxa"/>
             <w:tcBorders>
-              <w:top w:val="single" w:sz="1" w:space="0" w:color="CCCCCC"/>
-              <w:left w:val="single" w:sz="1" w:space="0" w:color="CCCCCC"/>
-              <w:bottom w:val="single" w:sz="1" w:space="0" w:color="CCCCCC"/>
-              <w:right w:val="single" w:sz="1" w:space="0" w:color="CCCCCC"/>
+              <w:top w:val="single" w:color="CCCCCC" w:sz="1" w:space="0"/>
+              <w:left w:val="single" w:color="CCCCCC" w:sz="1" w:space="0"/>
+              <w:bottom w:val="single" w:color="CCCCCC" w:sz="1" w:space="0"/>
+              <w:right w:val="single" w:color="CCCCCC" w:sz="1" w:space="0"/>
             </w:tcBorders>
             <w:shd w:val="clear" w:color="auto" w:fill="E6EFF9"/>
             <w:tcMar>
@@ -3008,12 +3056,12 @@
           <w:tcPr>
             <w:tcW w:w="9026" w:type="dxa"/>
             <w:tcBorders>
-              <w:top w:val="single" w:sz="1" w:space="0" w:color="CCCCCC"/>
-              <w:left w:val="single" w:sz="1" w:space="0" w:color="CCCCCC"/>
-              <w:bottom w:val="single" w:sz="1" w:space="0" w:color="CCCCCC"/>
-              <w:right w:val="single" w:sz="1" w:space="0" w:color="CCCCCC"/>
-            </w:tcBorders>
-            <w:shd w:val="clear" w:color="auto" w:fill="FFFFFF"/>
+              <w:top w:val="single" w:color="CCCCCC" w:sz="1" w:space="0"/>
+              <w:left w:val="single" w:color="CCCCCC" w:sz="1" w:space="0"/>
+              <w:bottom w:val="single" w:color="CCCCCC" w:sz="1" w:space="0"/>
+              <w:right w:val="single" w:color="CCCCCC" w:sz="1" w:space="0"/>
+            </w:tcBorders>
+            <w:shd w:val="clear" w:color="auto" w:fill="FFFFFF" w:themeFill="background1"/>
             <w:tcMar>
               <w:top w:w="90" w:type="dxa"/>
               <w:left w:w="200" w:type="dxa"/>
@@ -3064,12 +3112,12 @@
       <w:tblPr>
         <w:tblW w:w="9026" w:type="dxa"/>
         <w:tblBorders>
-          <w:top w:val="single" w:sz="4" w:space="0" w:color="auto"/>
-          <w:left w:val="single" w:sz="4" w:space="0" w:color="auto"/>
-          <w:bottom w:val="single" w:sz="4" w:space="0" w:color="auto"/>
-          <w:right w:val="single" w:sz="4" w:space="0" w:color="auto"/>
-          <w:insideH w:val="single" w:sz="4" w:space="0" w:color="auto"/>
-          <w:insideV w:val="single" w:sz="4" w:space="0" w:color="auto"/>
+          <w:top w:val="single" w:color="auto" w:sz="4" w:space="0"/>
+          <w:left w:val="single" w:color="auto" w:sz="4" w:space="0"/>
+          <w:bottom w:val="single" w:color="auto" w:sz="4" w:space="0"/>
+          <w:right w:val="single" w:color="auto" w:sz="4" w:space="0"/>
+          <w:insideH w:val="single" w:color="auto" w:sz="4" w:space="0"/>
+          <w:insideV w:val="single" w:color="auto" w:sz="4" w:space="0"/>
         </w:tblBorders>
         <w:tblCellMar>
           <w:left w:w="10" w:type="dxa"/>
@@ -3091,10 +3139,10 @@
           <w:tcPr>
             <w:tcW w:w="9026" w:type="dxa"/>
             <w:tcBorders>
-              <w:top w:val="single" w:sz="1" w:space="0" w:color="CCCCCC"/>
-              <w:left w:val="single" w:sz="1" w:space="0" w:color="CCCCCC"/>
-              <w:bottom w:val="single" w:sz="1" w:space="0" w:color="CCCCCC"/>
-              <w:right w:val="single" w:sz="1" w:space="0" w:color="CCCCCC"/>
+              <w:top w:val="single" w:color="CCCCCC" w:sz="1" w:space="0"/>
+              <w:left w:val="single" w:color="CCCCCC" w:sz="1" w:space="0"/>
+              <w:bottom w:val="single" w:color="CCCCCC" w:sz="1" w:space="0"/>
+              <w:right w:val="single" w:color="CCCCCC" w:sz="1" w:space="0"/>
             </w:tcBorders>
             <w:shd w:val="clear" w:color="auto" w:fill="FFF0E6"/>
             <w:tcMar>
@@ -3135,12 +3183,12 @@
           <w:tcPr>
             <w:tcW w:w="9026" w:type="dxa"/>
             <w:tcBorders>
-              <w:top w:val="single" w:sz="1" w:space="0" w:color="CCCCCC"/>
-              <w:left w:val="single" w:sz="1" w:space="0" w:color="CCCCCC"/>
-              <w:bottom w:val="single" w:sz="1" w:space="0" w:color="CCCCCC"/>
-              <w:right w:val="single" w:sz="1" w:space="0" w:color="CCCCCC"/>
-            </w:tcBorders>
-            <w:shd w:val="clear" w:color="auto" w:fill="FFFFFF"/>
+              <w:top w:val="single" w:color="CCCCCC" w:sz="1" w:space="0"/>
+              <w:left w:val="single" w:color="CCCCCC" w:sz="1" w:space="0"/>
+              <w:bottom w:val="single" w:color="CCCCCC" w:sz="1" w:space="0"/>
+              <w:right w:val="single" w:color="CCCCCC" w:sz="1" w:space="0"/>
+            </w:tcBorders>
+            <w:shd w:val="clear" w:color="auto" w:fill="FFFFFF" w:themeFill="background1"/>
             <w:tcMar>
               <w:top w:w="90" w:type="dxa"/>
               <w:left w:w="200" w:type="dxa"/>
@@ -3179,10 +3227,10 @@
           <w:tcPr>
             <w:tcW w:w="9026" w:type="dxa"/>
             <w:tcBorders>
-              <w:top w:val="single" w:sz="1" w:space="0" w:color="CCCCCC"/>
-              <w:left w:val="single" w:sz="1" w:space="0" w:color="CCCCCC"/>
-              <w:bottom w:val="single" w:sz="1" w:space="0" w:color="CCCCCC"/>
-              <w:right w:val="single" w:sz="1" w:space="0" w:color="CCCCCC"/>
+              <w:top w:val="single" w:color="CCCCCC" w:sz="1" w:space="0"/>
+              <w:left w:val="single" w:color="CCCCCC" w:sz="1" w:space="0"/>
+              <w:bottom w:val="single" w:color="CCCCCC" w:sz="1" w:space="0"/>
+              <w:right w:val="single" w:color="CCCCCC" w:sz="1" w:space="0"/>
             </w:tcBorders>
             <w:shd w:val="clear" w:color="auto" w:fill="FFF0E6"/>
             <w:tcMar>
@@ -3223,12 +3271,12 @@
           <w:tcPr>
             <w:tcW w:w="9026" w:type="dxa"/>
             <w:tcBorders>
-              <w:top w:val="single" w:sz="1" w:space="0" w:color="CCCCCC"/>
-              <w:left w:val="single" w:sz="1" w:space="0" w:color="CCCCCC"/>
-              <w:bottom w:val="single" w:sz="1" w:space="0" w:color="CCCCCC"/>
-              <w:right w:val="single" w:sz="1" w:space="0" w:color="CCCCCC"/>
-            </w:tcBorders>
-            <w:shd w:val="clear" w:color="auto" w:fill="FFFFFF"/>
+              <w:top w:val="single" w:color="CCCCCC" w:sz="1" w:space="0"/>
+              <w:left w:val="single" w:color="CCCCCC" w:sz="1" w:space="0"/>
+              <w:bottom w:val="single" w:color="CCCCCC" w:sz="1" w:space="0"/>
+              <w:right w:val="single" w:color="CCCCCC" w:sz="1" w:space="0"/>
+            </w:tcBorders>
+            <w:shd w:val="clear" w:color="auto" w:fill="FFFFFF" w:themeFill="background1"/>
             <w:tcMar>
               <w:top w:w="90" w:type="dxa"/>
               <w:left w:w="200" w:type="dxa"/>
@@ -3267,10 +3315,10 @@
           <w:tcPr>
             <w:tcW w:w="9026" w:type="dxa"/>
             <w:tcBorders>
-              <w:top w:val="single" w:sz="1" w:space="0" w:color="CCCCCC"/>
-              <w:left w:val="single" w:sz="1" w:space="0" w:color="CCCCCC"/>
-              <w:bottom w:val="single" w:sz="1" w:space="0" w:color="CCCCCC"/>
-              <w:right w:val="single" w:sz="1" w:space="0" w:color="CCCCCC"/>
+              <w:top w:val="single" w:color="CCCCCC" w:sz="1" w:space="0"/>
+              <w:left w:val="single" w:color="CCCCCC" w:sz="1" w:space="0"/>
+              <w:bottom w:val="single" w:color="CCCCCC" w:sz="1" w:space="0"/>
+              <w:right w:val="single" w:color="CCCCCC" w:sz="1" w:space="0"/>
             </w:tcBorders>
             <w:shd w:val="clear" w:color="auto" w:fill="FFF0E6"/>
             <w:tcMar>
@@ -3295,7 +3343,15 @@
                 <w:sz w:val="20"/>
                 <w:szCs w:val="20"/>
               </w:rPr>
-              <w:t>Gestion des messages non lus (badge)</w:t>
+              <w:t>Gestion</w:t>
+            </w:r>
+            <w:r>
+              <w:rPr>
+                <w:color w:val="14172B"/>
+                <w:sz w:val="20"/>
+                <w:szCs w:val="20"/>
+              </w:rPr>
+              <w:t xml:space="preserve"> des messages non lus </w:t>
             </w:r>
           </w:p>
         </w:tc>
@@ -3311,12 +3367,12 @@
           <w:tcPr>
             <w:tcW w:w="9026" w:type="dxa"/>
             <w:tcBorders>
-              <w:top w:val="single" w:sz="1" w:space="0" w:color="CCCCCC"/>
-              <w:left w:val="single" w:sz="1" w:space="0" w:color="CCCCCC"/>
-              <w:bottom w:val="single" w:sz="1" w:space="0" w:color="CCCCCC"/>
-              <w:right w:val="single" w:sz="1" w:space="0" w:color="CCCCCC"/>
-            </w:tcBorders>
-            <w:shd w:val="clear" w:color="auto" w:fill="FFFFFF"/>
+              <w:top w:val="single" w:color="CCCCCC" w:sz="1" w:space="0"/>
+              <w:left w:val="single" w:color="CCCCCC" w:sz="1" w:space="0"/>
+              <w:bottom w:val="single" w:color="CCCCCC" w:sz="1" w:space="0"/>
+              <w:right w:val="single" w:color="CCCCCC" w:sz="1" w:space="0"/>
+            </w:tcBorders>
+            <w:shd w:val="clear" w:color="auto" w:fill="FFFFFF" w:themeFill="background1"/>
             <w:tcMar>
               <w:top w:w="90" w:type="dxa"/>
               <w:left w:w="200" w:type="dxa"/>
@@ -3355,10 +3411,10 @@
           <w:tcPr>
             <w:tcW w:w="9026" w:type="dxa"/>
             <w:tcBorders>
-              <w:top w:val="single" w:sz="1" w:space="0" w:color="CCCCCC"/>
-              <w:left w:val="single" w:sz="1" w:space="0" w:color="CCCCCC"/>
-              <w:bottom w:val="single" w:sz="1" w:space="0" w:color="CCCCCC"/>
-              <w:right w:val="single" w:sz="1" w:space="0" w:color="CCCCCC"/>
+              <w:top w:val="single" w:color="CCCCCC" w:sz="1" w:space="0"/>
+              <w:left w:val="single" w:color="CCCCCC" w:sz="1" w:space="0"/>
+              <w:bottom w:val="single" w:color="CCCCCC" w:sz="1" w:space="0"/>
+              <w:right w:val="single" w:color="CCCCCC" w:sz="1" w:space="0"/>
             </w:tcBorders>
             <w:shd w:val="clear" w:color="auto" w:fill="FFF0E6"/>
             <w:tcMar>
@@ -3399,12 +3455,12 @@
           <w:tcPr>
             <w:tcW w:w="9026" w:type="dxa"/>
             <w:tcBorders>
-              <w:top w:val="single" w:sz="1" w:space="0" w:color="CCCCCC"/>
-              <w:left w:val="single" w:sz="1" w:space="0" w:color="CCCCCC"/>
-              <w:bottom w:val="single" w:sz="1" w:space="0" w:color="CCCCCC"/>
-              <w:right w:val="single" w:sz="1" w:space="0" w:color="CCCCCC"/>
-            </w:tcBorders>
-            <w:shd w:val="clear" w:color="auto" w:fill="FFFFFF"/>
+              <w:top w:val="single" w:color="CCCCCC" w:sz="1" w:space="0"/>
+              <w:left w:val="single" w:color="CCCCCC" w:sz="1" w:space="0"/>
+              <w:bottom w:val="single" w:color="CCCCCC" w:sz="1" w:space="0"/>
+              <w:right w:val="single" w:color="CCCCCC" w:sz="1" w:space="0"/>
+            </w:tcBorders>
+            <w:shd w:val="clear" w:color="auto" w:fill="FFFFFF" w:themeFill="background1"/>
             <w:tcMar>
               <w:top w:w="90" w:type="dxa"/>
               <w:left w:w="200" w:type="dxa"/>
@@ -3432,9 +3488,65 @@
           </w:p>
         </w:tc>
       </w:tr>
+      <w:tr>
+        <w:tblPrEx>
+          <w:tblCellMar>
+            <w:top w:w="0" w:type="dxa"/>
+            <w:bottom w:w="0" w:type="dxa"/>
+          </w:tblCellMar>
+        </w:tblPrEx>
+        <w:trPr>
+          <w:trHeight w:val="300"/>
+        </w:trPr>
+        <w:tc>
+          <w:tcPr>
+            <w:tcW w:w="9026" w:type="dxa"/>
+            <w:tcBorders>
+              <w:top w:val="single" w:color="CCCCCC" w:sz="1" w:space="0"/>
+              <w:left w:val="single" w:color="CCCCCC" w:sz="1" w:space="0"/>
+              <w:bottom w:val="single" w:color="CCCCCC" w:sz="1" w:space="0"/>
+              <w:right w:val="single" w:color="CCCCCC" w:sz="1" w:space="0"/>
+            </w:tcBorders>
+            <w:shd w:val="clear" w:color="auto" w:fill="FFFFFF" w:themeFill="background1"/>
+            <w:tcMar>
+              <w:top w:w="90" w:type="dxa"/>
+              <w:left w:w="200" w:type="dxa"/>
+              <w:bottom w:w="90" w:type="dxa"/>
+              <w:right w:w="200" w:type="dxa"/>
+            </w:tcMar>
+          </w:tcPr>
+          <w:p>
+            <w:r>
+              <w:rPr>
+                <w:color w:val="F5700A"/>
+                <w:sz w:val="20"/>
+                <w:szCs w:val="20"/>
+              </w:rPr>
+              <w:t xml:space="preserve">▸  </w:t>
+            </w:r>
+            <w:r>
+              <w:rPr>
+                <w:color w:val="14172B"/>
+                <w:sz w:val="20"/>
+                <w:szCs w:val="20"/>
+              </w:rPr>
+              <w:t>Préparation</w:t>
+            </w:r>
+            <w:r>
+              <w:rPr>
+                <w:color w:val="14172B"/>
+                <w:sz w:val="20"/>
+                <w:szCs w:val="20"/>
+              </w:rPr>
+              <w:t xml:space="preserve"> des supports de présentation</w:t>
+            </w:r>
+          </w:p>
+        </w:tc>
+      </w:tr>
     </w:tbl>
     <w:p>
       <w:pPr>
+        <w:pStyle w:val="Normal"/>
         <w:spacing w:before="120" w:after="120"/>
       </w:pPr>
     </w:p>
@@ -3455,12 +3567,12 @@
       <w:tblPr>
         <w:tblW w:w="9026" w:type="dxa"/>
         <w:tblBorders>
-          <w:top w:val="single" w:sz="4" w:space="0" w:color="auto"/>
-          <w:left w:val="single" w:sz="4" w:space="0" w:color="auto"/>
-          <w:bottom w:val="single" w:sz="4" w:space="0" w:color="auto"/>
-          <w:right w:val="single" w:sz="4" w:space="0" w:color="auto"/>
-          <w:insideH w:val="single" w:sz="4" w:space="0" w:color="auto"/>
-          <w:insideV w:val="single" w:sz="4" w:space="0" w:color="auto"/>
+          <w:top w:val="single" w:color="auto" w:sz="4" w:space="0"/>
+          <w:left w:val="single" w:color="auto" w:sz="4" w:space="0"/>
+          <w:bottom w:val="single" w:color="auto" w:sz="4" w:space="0"/>
+          <w:right w:val="single" w:color="auto" w:sz="4" w:space="0"/>
+          <w:insideH w:val="single" w:color="auto" w:sz="4" w:space="0"/>
+          <w:insideV w:val="single" w:color="auto" w:sz="4" w:space="0"/>
         </w:tblBorders>
         <w:tblCellMar>
           <w:left w:w="10" w:type="dxa"/>
@@ -3482,10 +3594,10 @@
           <w:tcPr>
             <w:tcW w:w="9026" w:type="dxa"/>
             <w:tcBorders>
-              <w:top w:val="single" w:sz="1" w:space="0" w:color="CCCCCC"/>
-              <w:left w:val="single" w:sz="1" w:space="0" w:color="CCCCCC"/>
-              <w:bottom w:val="single" w:sz="1" w:space="0" w:color="CCCCCC"/>
-              <w:right w:val="single" w:sz="1" w:space="0" w:color="CCCCCC"/>
+              <w:top w:val="single" w:color="CCCCCC" w:sz="1" w:space="0"/>
+              <w:left w:val="single" w:color="CCCCCC" w:sz="1" w:space="0"/>
+              <w:bottom w:val="single" w:color="CCCCCC" w:sz="1" w:space="0"/>
+              <w:right w:val="single" w:color="CCCCCC" w:sz="1" w:space="0"/>
             </w:tcBorders>
             <w:shd w:val="clear" w:color="auto" w:fill="E6EFF9"/>
             <w:tcMar>
@@ -3526,12 +3638,12 @@
           <w:tcPr>
             <w:tcW w:w="9026" w:type="dxa"/>
             <w:tcBorders>
-              <w:top w:val="single" w:sz="1" w:space="0" w:color="CCCCCC"/>
-              <w:left w:val="single" w:sz="1" w:space="0" w:color="CCCCCC"/>
-              <w:bottom w:val="single" w:sz="1" w:space="0" w:color="CCCCCC"/>
-              <w:right w:val="single" w:sz="1" w:space="0" w:color="CCCCCC"/>
-            </w:tcBorders>
-            <w:shd w:val="clear" w:color="auto" w:fill="FFFFFF"/>
+              <w:top w:val="single" w:color="CCCCCC" w:sz="1" w:space="0"/>
+              <w:left w:val="single" w:color="CCCCCC" w:sz="1" w:space="0"/>
+              <w:bottom w:val="single" w:color="CCCCCC" w:sz="1" w:space="0"/>
+              <w:right w:val="single" w:color="CCCCCC" w:sz="1" w:space="0"/>
+            </w:tcBorders>
+            <w:shd w:val="clear" w:color="auto" w:fill="FFFFFF" w:themeFill="background1"/>
             <w:tcMar>
               <w:top w:w="90" w:type="dxa"/>
               <w:left w:w="200" w:type="dxa"/>
@@ -3570,10 +3682,10 @@
           <w:tcPr>
             <w:tcW w:w="9026" w:type="dxa"/>
             <w:tcBorders>
-              <w:top w:val="single" w:sz="1" w:space="0" w:color="CCCCCC"/>
-              <w:left w:val="single" w:sz="1" w:space="0" w:color="CCCCCC"/>
-              <w:bottom w:val="single" w:sz="1" w:space="0" w:color="CCCCCC"/>
-              <w:right w:val="single" w:sz="1" w:space="0" w:color="CCCCCC"/>
+              <w:top w:val="single" w:color="CCCCCC" w:sz="1" w:space="0"/>
+              <w:left w:val="single" w:color="CCCCCC" w:sz="1" w:space="0"/>
+              <w:bottom w:val="single" w:color="CCCCCC" w:sz="1" w:space="0"/>
+              <w:right w:val="single" w:color="CCCCCC" w:sz="1" w:space="0"/>
             </w:tcBorders>
             <w:shd w:val="clear" w:color="auto" w:fill="E6EFF9"/>
             <w:tcMar>
@@ -3614,12 +3726,12 @@
           <w:tcPr>
             <w:tcW w:w="9026" w:type="dxa"/>
             <w:tcBorders>
-              <w:top w:val="single" w:sz="1" w:space="0" w:color="CCCCCC"/>
-              <w:left w:val="single" w:sz="1" w:space="0" w:color="CCCCCC"/>
-              <w:bottom w:val="single" w:sz="1" w:space="0" w:color="CCCCCC"/>
-              <w:right w:val="single" w:sz="1" w:space="0" w:color="CCCCCC"/>
-            </w:tcBorders>
-            <w:shd w:val="clear" w:color="auto" w:fill="FFFFFF"/>
+              <w:top w:val="single" w:color="CCCCCC" w:sz="1" w:space="0"/>
+              <w:left w:val="single" w:color="CCCCCC" w:sz="1" w:space="0"/>
+              <w:bottom w:val="single" w:color="CCCCCC" w:sz="1" w:space="0"/>
+              <w:right w:val="single" w:color="CCCCCC" w:sz="1" w:space="0"/>
+            </w:tcBorders>
+            <w:shd w:val="clear" w:color="auto" w:fill="FFFFFF" w:themeFill="background1"/>
             <w:tcMar>
               <w:top w:w="90" w:type="dxa"/>
               <w:left w:w="200" w:type="dxa"/>
@@ -3658,10 +3770,10 @@
           <w:tcPr>
             <w:tcW w:w="9026" w:type="dxa"/>
             <w:tcBorders>
-              <w:top w:val="single" w:sz="1" w:space="0" w:color="CCCCCC"/>
-              <w:left w:val="single" w:sz="1" w:space="0" w:color="CCCCCC"/>
-              <w:bottom w:val="single" w:sz="1" w:space="0" w:color="CCCCCC"/>
-              <w:right w:val="single" w:sz="1" w:space="0" w:color="CCCCCC"/>
+              <w:top w:val="single" w:color="CCCCCC" w:sz="1" w:space="0"/>
+              <w:left w:val="single" w:color="CCCCCC" w:sz="1" w:space="0"/>
+              <w:bottom w:val="single" w:color="CCCCCC" w:sz="1" w:space="0"/>
+              <w:right w:val="single" w:color="CCCCCC" w:sz="1" w:space="0"/>
             </w:tcBorders>
             <w:shd w:val="clear" w:color="auto" w:fill="E6EFF9"/>
             <w:tcMar>
@@ -3702,12 +3814,12 @@
           <w:tcPr>
             <w:tcW w:w="9026" w:type="dxa"/>
             <w:tcBorders>
-              <w:top w:val="single" w:sz="1" w:space="0" w:color="CCCCCC"/>
-              <w:left w:val="single" w:sz="1" w:space="0" w:color="CCCCCC"/>
-              <w:bottom w:val="single" w:sz="1" w:space="0" w:color="CCCCCC"/>
-              <w:right w:val="single" w:sz="1" w:space="0" w:color="CCCCCC"/>
-            </w:tcBorders>
-            <w:shd w:val="clear" w:color="auto" w:fill="FFFFFF"/>
+              <w:top w:val="single" w:color="CCCCCC" w:sz="1" w:space="0"/>
+              <w:left w:val="single" w:color="CCCCCC" w:sz="1" w:space="0"/>
+              <w:bottom w:val="single" w:color="CCCCCC" w:sz="1" w:space="0"/>
+              <w:right w:val="single" w:color="CCCCCC" w:sz="1" w:space="0"/>
+            </w:tcBorders>
+            <w:shd w:val="clear" w:color="auto" w:fill="FFFFFF" w:themeFill="background1"/>
             <w:tcMar>
               <w:top w:w="90" w:type="dxa"/>
               <w:left w:w="200" w:type="dxa"/>
@@ -3722,7 +3834,6 @@
                 <w:sz w:val="20"/>
                 <w:szCs w:val="20"/>
               </w:rPr>
-              <w:lastRenderedPageBreak/>
               <w:t xml:space="preserve">▸  </w:t>
             </w:r>
             <w:r>
@@ -3747,10 +3858,10 @@
           <w:tcPr>
             <w:tcW w:w="9026" w:type="dxa"/>
             <w:tcBorders>
-              <w:top w:val="single" w:sz="1" w:space="0" w:color="CCCCCC"/>
-              <w:left w:val="single" w:sz="1" w:space="0" w:color="CCCCCC"/>
-              <w:bottom w:val="single" w:sz="1" w:space="0" w:color="CCCCCC"/>
-              <w:right w:val="single" w:sz="1" w:space="0" w:color="CCCCCC"/>
+              <w:top w:val="single" w:color="CCCCCC" w:sz="1" w:space="0"/>
+              <w:left w:val="single" w:color="CCCCCC" w:sz="1" w:space="0"/>
+              <w:bottom w:val="single" w:color="CCCCCC" w:sz="1" w:space="0"/>
+              <w:right w:val="single" w:color="CCCCCC" w:sz="1" w:space="0"/>
             </w:tcBorders>
             <w:shd w:val="clear" w:color="auto" w:fill="E6EFF9"/>
             <w:tcMar>
@@ -3780,53 +3891,10 @@
           </w:p>
         </w:tc>
       </w:tr>
-      <w:tr>
-        <w:tblPrEx>
-          <w:tblCellMar>
-            <w:top w:w="0" w:type="dxa"/>
-            <w:bottom w:w="0" w:type="dxa"/>
-          </w:tblCellMar>
-        </w:tblPrEx>
-        <w:tc>
-          <w:tcPr>
-            <w:tcW w:w="9026" w:type="dxa"/>
-            <w:tcBorders>
-              <w:top w:val="single" w:sz="1" w:space="0" w:color="CCCCCC"/>
-              <w:left w:val="single" w:sz="1" w:space="0" w:color="CCCCCC"/>
-              <w:bottom w:val="single" w:sz="1" w:space="0" w:color="CCCCCC"/>
-              <w:right w:val="single" w:sz="1" w:space="0" w:color="CCCCCC"/>
-            </w:tcBorders>
-            <w:shd w:val="clear" w:color="auto" w:fill="FFFFFF"/>
-            <w:tcMar>
-              <w:top w:w="90" w:type="dxa"/>
-              <w:left w:w="200" w:type="dxa"/>
-              <w:bottom w:w="90" w:type="dxa"/>
-              <w:right w:w="200" w:type="dxa"/>
-            </w:tcMar>
-          </w:tcPr>
-          <w:p>
-            <w:r>
-              <w:rPr>
-                <w:color w:val="F5700A"/>
-                <w:sz w:val="20"/>
-                <w:szCs w:val="20"/>
-              </w:rPr>
-              <w:t xml:space="preserve">▸  </w:t>
-            </w:r>
-            <w:r>
-              <w:rPr>
-                <w:color w:val="14172B"/>
-                <w:sz w:val="20"/>
-                <w:szCs w:val="20"/>
-              </w:rPr>
-              <w:t>Effets visuels (confetti, toasts de notification)</w:t>
-            </w:r>
-          </w:p>
-        </w:tc>
-      </w:tr>
     </w:tbl>
     <w:p>
       <w:pPr>
+        <w:pStyle w:val="Normal"/>
         <w:spacing w:before="120" w:after="120"/>
       </w:pPr>
     </w:p>
@@ -3847,12 +3915,12 @@
       <w:tblPr>
         <w:tblW w:w="9026" w:type="dxa"/>
         <w:tblBorders>
-          <w:top w:val="single" w:sz="4" w:space="0" w:color="auto"/>
-          <w:left w:val="single" w:sz="4" w:space="0" w:color="auto"/>
-          <w:bottom w:val="single" w:sz="4" w:space="0" w:color="auto"/>
-          <w:right w:val="single" w:sz="4" w:space="0" w:color="auto"/>
-          <w:insideH w:val="single" w:sz="4" w:space="0" w:color="auto"/>
-          <w:insideV w:val="single" w:sz="4" w:space="0" w:color="auto"/>
+          <w:top w:val="single" w:color="auto" w:sz="4" w:space="0"/>
+          <w:left w:val="single" w:color="auto" w:sz="4" w:space="0"/>
+          <w:bottom w:val="single" w:color="auto" w:sz="4" w:space="0"/>
+          <w:right w:val="single" w:color="auto" w:sz="4" w:space="0"/>
+          <w:insideH w:val="single" w:color="auto" w:sz="4" w:space="0"/>
+          <w:insideV w:val="single" w:color="auto" w:sz="4" w:space="0"/>
         </w:tblBorders>
         <w:tblCellMar>
           <w:left w:w="10" w:type="dxa"/>
@@ -3874,10 +3942,10 @@
           <w:tcPr>
             <w:tcW w:w="9026" w:type="dxa"/>
             <w:tcBorders>
-              <w:top w:val="single" w:sz="1" w:space="0" w:color="CCCCCC"/>
-              <w:left w:val="single" w:sz="1" w:space="0" w:color="CCCCCC"/>
-              <w:bottom w:val="single" w:sz="1" w:space="0" w:color="CCCCCC"/>
-              <w:right w:val="single" w:sz="1" w:space="0" w:color="CCCCCC"/>
+              <w:top w:val="single" w:color="CCCCCC" w:sz="1" w:space="0"/>
+              <w:left w:val="single" w:color="CCCCCC" w:sz="1" w:space="0"/>
+              <w:bottom w:val="single" w:color="CCCCCC" w:sz="1" w:space="0"/>
+              <w:right w:val="single" w:color="CCCCCC" w:sz="1" w:space="0"/>
             </w:tcBorders>
             <w:shd w:val="clear" w:color="auto" w:fill="FFF0E6"/>
             <w:tcMar>
@@ -3918,10 +3986,10 @@
           <w:tcPr>
             <w:tcW w:w="9026" w:type="dxa"/>
             <w:tcBorders>
-              <w:top w:val="single" w:sz="1" w:space="0" w:color="CCCCCC"/>
-              <w:left w:val="single" w:sz="1" w:space="0" w:color="CCCCCC"/>
-              <w:bottom w:val="single" w:sz="1" w:space="0" w:color="CCCCCC"/>
-              <w:right w:val="single" w:sz="1" w:space="0" w:color="CCCCCC"/>
+              <w:top w:val="single" w:color="CCCCCC" w:sz="1" w:space="0"/>
+              <w:left w:val="single" w:color="CCCCCC" w:sz="1" w:space="0"/>
+              <w:bottom w:val="single" w:color="CCCCCC" w:sz="1" w:space="0"/>
+              <w:right w:val="single" w:color="CCCCCC" w:sz="1" w:space="0"/>
             </w:tcBorders>
             <w:shd w:val="clear" w:color="auto" w:fill="FFFFFF"/>
             <w:tcMar>
@@ -3962,10 +4030,10 @@
           <w:tcPr>
             <w:tcW w:w="9026" w:type="dxa"/>
             <w:tcBorders>
-              <w:top w:val="single" w:sz="1" w:space="0" w:color="CCCCCC"/>
-              <w:left w:val="single" w:sz="1" w:space="0" w:color="CCCCCC"/>
-              <w:bottom w:val="single" w:sz="1" w:space="0" w:color="CCCCCC"/>
-              <w:right w:val="single" w:sz="1" w:space="0" w:color="CCCCCC"/>
+              <w:top w:val="single" w:color="CCCCCC" w:sz="1" w:space="0"/>
+              <w:left w:val="single" w:color="CCCCCC" w:sz="1" w:space="0"/>
+              <w:bottom w:val="single" w:color="CCCCCC" w:sz="1" w:space="0"/>
+              <w:right w:val="single" w:color="CCCCCC" w:sz="1" w:space="0"/>
             </w:tcBorders>
             <w:shd w:val="clear" w:color="auto" w:fill="FFF0E6"/>
             <w:tcMar>
@@ -4006,10 +4074,10 @@
           <w:tcPr>
             <w:tcW w:w="9026" w:type="dxa"/>
             <w:tcBorders>
-              <w:top w:val="single" w:sz="1" w:space="0" w:color="CCCCCC"/>
-              <w:left w:val="single" w:sz="1" w:space="0" w:color="CCCCCC"/>
-              <w:bottom w:val="single" w:sz="1" w:space="0" w:color="CCCCCC"/>
-              <w:right w:val="single" w:sz="1" w:space="0" w:color="CCCCCC"/>
+              <w:top w:val="single" w:color="CCCCCC" w:sz="1" w:space="0"/>
+              <w:left w:val="single" w:color="CCCCCC" w:sz="1" w:space="0"/>
+              <w:bottom w:val="single" w:color="CCCCCC" w:sz="1" w:space="0"/>
+              <w:right w:val="single" w:color="CCCCCC" w:sz="1" w:space="0"/>
             </w:tcBorders>
             <w:shd w:val="clear" w:color="auto" w:fill="FFFFFF"/>
             <w:tcMar>
@@ -4050,10 +4118,10 @@
           <w:tcPr>
             <w:tcW w:w="9026" w:type="dxa"/>
             <w:tcBorders>
-              <w:top w:val="single" w:sz="1" w:space="0" w:color="CCCCCC"/>
-              <w:left w:val="single" w:sz="1" w:space="0" w:color="CCCCCC"/>
-              <w:bottom w:val="single" w:sz="1" w:space="0" w:color="CCCCCC"/>
-              <w:right w:val="single" w:sz="1" w:space="0" w:color="CCCCCC"/>
+              <w:top w:val="single" w:color="CCCCCC" w:sz="1" w:space="0"/>
+              <w:left w:val="single" w:color="CCCCCC" w:sz="1" w:space="0"/>
+              <w:bottom w:val="single" w:color="CCCCCC" w:sz="1" w:space="0"/>
+              <w:right w:val="single" w:color="CCCCCC" w:sz="1" w:space="0"/>
             </w:tcBorders>
             <w:shd w:val="clear" w:color="auto" w:fill="FFF0E6"/>
             <w:tcMar>
@@ -4094,10 +4162,10 @@
           <w:tcPr>
             <w:tcW w:w="9026" w:type="dxa"/>
             <w:tcBorders>
-              <w:top w:val="single" w:sz="1" w:space="0" w:color="CCCCCC"/>
-              <w:left w:val="single" w:sz="1" w:space="0" w:color="CCCCCC"/>
-              <w:bottom w:val="single" w:sz="1" w:space="0" w:color="CCCCCC"/>
-              <w:right w:val="single" w:sz="1" w:space="0" w:color="CCCCCC"/>
+              <w:top w:val="single" w:color="CCCCCC" w:sz="1" w:space="0"/>
+              <w:left w:val="single" w:color="CCCCCC" w:sz="1" w:space="0"/>
+              <w:bottom w:val="single" w:color="CCCCCC" w:sz="1" w:space="0"/>
+              <w:right w:val="single" w:color="CCCCCC" w:sz="1" w:space="0"/>
             </w:tcBorders>
             <w:shd w:val="clear" w:color="auto" w:fill="FFFFFF"/>
             <w:tcMar>
@@ -4138,10 +4206,10 @@
           <w:tcPr>
             <w:tcW w:w="9026" w:type="dxa"/>
             <w:tcBorders>
-              <w:top w:val="single" w:sz="1" w:space="0" w:color="CCCCCC"/>
-              <w:left w:val="single" w:sz="1" w:space="0" w:color="CCCCCC"/>
-              <w:bottom w:val="single" w:sz="1" w:space="0" w:color="CCCCCC"/>
-              <w:right w:val="single" w:sz="1" w:space="0" w:color="CCCCCC"/>
+              <w:top w:val="single" w:color="CCCCCC" w:sz="1" w:space="0"/>
+              <w:left w:val="single" w:color="CCCCCC" w:sz="1" w:space="0"/>
+              <w:bottom w:val="single" w:color="CCCCCC" w:sz="1" w:space="0"/>
+              <w:right w:val="single" w:color="CCCCCC" w:sz="1" w:space="0"/>
             </w:tcBorders>
             <w:shd w:val="clear" w:color="auto" w:fill="FFF0E6"/>
             <w:tcMar>
@@ -4182,10 +4250,10 @@
           <w:tcPr>
             <w:tcW w:w="9026" w:type="dxa"/>
             <w:tcBorders>
-              <w:top w:val="single" w:sz="1" w:space="0" w:color="CCCCCC"/>
-              <w:left w:val="single" w:sz="1" w:space="0" w:color="CCCCCC"/>
-              <w:bottom w:val="single" w:sz="1" w:space="0" w:color="CCCCCC"/>
-              <w:right w:val="single" w:sz="1" w:space="0" w:color="CCCCCC"/>
+              <w:top w:val="single" w:color="CCCCCC" w:sz="1" w:space="0"/>
+              <w:left w:val="single" w:color="CCCCCC" w:sz="1" w:space="0"/>
+              <w:bottom w:val="single" w:color="CCCCCC" w:sz="1" w:space="0"/>
+              <w:right w:val="single" w:color="CCCCCC" w:sz="1" w:space="0"/>
             </w:tcBorders>
             <w:shd w:val="clear" w:color="auto" w:fill="FFFFFF"/>
             <w:tcMar>
@@ -4225,7 +4293,7 @@
       <w:pPr>
         <w:pStyle w:val="Titre1"/>
         <w:pBdr>
-          <w:bottom w:val="single" w:sz="8" w:space="6" w:color="F5700A"/>
+          <w:bottom w:val="single" w:color="F5700A" w:sz="8" w:space="6"/>
         </w:pBdr>
       </w:pPr>
       <w:r>
@@ -4241,12 +4309,12 @@
       <w:tblPr>
         <w:tblW w:w="9026" w:type="dxa"/>
         <w:tblBorders>
-          <w:top w:val="single" w:sz="4" w:space="0" w:color="auto"/>
-          <w:left w:val="single" w:sz="4" w:space="0" w:color="auto"/>
-          <w:bottom w:val="single" w:sz="4" w:space="0" w:color="auto"/>
-          <w:right w:val="single" w:sz="4" w:space="0" w:color="auto"/>
-          <w:insideH w:val="single" w:sz="4" w:space="0" w:color="auto"/>
-          <w:insideV w:val="single" w:sz="4" w:space="0" w:color="auto"/>
+          <w:top w:val="single" w:color="auto" w:sz="4" w:space="0"/>
+          <w:left w:val="single" w:color="auto" w:sz="4" w:space="0"/>
+          <w:bottom w:val="single" w:color="auto" w:sz="4" w:space="0"/>
+          <w:right w:val="single" w:color="auto" w:sz="4" w:space="0"/>
+          <w:insideH w:val="single" w:color="auto" w:sz="4" w:space="0"/>
+          <w:insideV w:val="single" w:color="auto" w:sz="4" w:space="0"/>
         </w:tblBorders>
         <w:tblCellMar>
           <w:left w:w="10" w:type="dxa"/>
@@ -4270,10 +4338,10 @@
           <w:tcPr>
             <w:tcW w:w="4013" w:type="dxa"/>
             <w:tcBorders>
-              <w:top w:val="single" w:sz="1" w:space="0" w:color="0F3D6E"/>
-              <w:left w:val="single" w:sz="1" w:space="0" w:color="0F3D6E"/>
-              <w:bottom w:val="single" w:sz="1" w:space="0" w:color="0F3D6E"/>
-              <w:right w:val="single" w:sz="1" w:space="0" w:color="0F3D6E"/>
+              <w:top w:val="single" w:color="0F3D6E" w:sz="1" w:space="0"/>
+              <w:left w:val="single" w:color="0F3D6E" w:sz="1" w:space="0"/>
+              <w:bottom w:val="single" w:color="0F3D6E" w:sz="1" w:space="0"/>
+              <w:right w:val="single" w:color="0F3D6E" w:sz="1" w:space="0"/>
             </w:tcBorders>
             <w:shd w:val="clear" w:color="auto" w:fill="0F3D6E"/>
             <w:tcMar>
@@ -4304,10 +4372,10 @@
           <w:tcPr>
             <w:tcW w:w="2000" w:type="dxa"/>
             <w:tcBorders>
-              <w:top w:val="single" w:sz="1" w:space="0" w:color="0F3D6E"/>
-              <w:left w:val="single" w:sz="1" w:space="0" w:color="0F3D6E"/>
-              <w:bottom w:val="single" w:sz="1" w:space="0" w:color="0F3D6E"/>
-              <w:right w:val="single" w:sz="1" w:space="0" w:color="0F3D6E"/>
+              <w:top w:val="single" w:color="0F3D6E" w:sz="1" w:space="0"/>
+              <w:left w:val="single" w:color="0F3D6E" w:sz="1" w:space="0"/>
+              <w:bottom w:val="single" w:color="0F3D6E" w:sz="1" w:space="0"/>
+              <w:right w:val="single" w:color="0F3D6E" w:sz="1" w:space="0"/>
             </w:tcBorders>
             <w:shd w:val="clear" w:color="auto" w:fill="0F3D6E"/>
             <w:tcMar>
@@ -4338,10 +4406,10 @@
           <w:tcPr>
             <w:tcW w:w="3013" w:type="dxa"/>
             <w:tcBorders>
-              <w:top w:val="single" w:sz="1" w:space="0" w:color="0F3D6E"/>
-              <w:left w:val="single" w:sz="1" w:space="0" w:color="0F3D6E"/>
-              <w:bottom w:val="single" w:sz="1" w:space="0" w:color="0F3D6E"/>
-              <w:right w:val="single" w:sz="1" w:space="0" w:color="0F3D6E"/>
+              <w:top w:val="single" w:color="0F3D6E" w:sz="1" w:space="0"/>
+              <w:left w:val="single" w:color="0F3D6E" w:sz="1" w:space="0"/>
+              <w:bottom w:val="single" w:color="0F3D6E" w:sz="1" w:space="0"/>
+              <w:right w:val="single" w:color="0F3D6E" w:sz="1" w:space="0"/>
             </w:tcBorders>
             <w:shd w:val="clear" w:color="auto" w:fill="0F3D6E"/>
             <w:tcMar>
@@ -4380,10 +4448,10 @@
           <w:tcPr>
             <w:tcW w:w="4013" w:type="dxa"/>
             <w:tcBorders>
-              <w:top w:val="single" w:sz="1" w:space="0" w:color="CCCCCC"/>
-              <w:left w:val="single" w:sz="1" w:space="0" w:color="CCCCCC"/>
-              <w:bottom w:val="single" w:sz="1" w:space="0" w:color="CCCCCC"/>
-              <w:right w:val="single" w:sz="1" w:space="0" w:color="CCCCCC"/>
+              <w:top w:val="single" w:color="CCCCCC" w:sz="1" w:space="0"/>
+              <w:left w:val="single" w:color="CCCCCC" w:sz="1" w:space="0"/>
+              <w:bottom w:val="single" w:color="CCCCCC" w:sz="1" w:space="0"/>
+              <w:right w:val="single" w:color="CCCCCC" w:sz="1" w:space="0"/>
             </w:tcBorders>
             <w:shd w:val="clear" w:color="auto" w:fill="E6EFF9"/>
             <w:tcMar>
@@ -4409,12 +4477,12 @@
           <w:tcPr>
             <w:tcW w:w="2000" w:type="dxa"/>
             <w:tcBorders>
-              <w:top w:val="single" w:sz="1" w:space="0" w:color="CCCCCC"/>
-              <w:left w:val="single" w:sz="1" w:space="0" w:color="CCCCCC"/>
-              <w:bottom w:val="single" w:sz="1" w:space="0" w:color="CCCCCC"/>
-              <w:right w:val="single" w:sz="1" w:space="0" w:color="CCCCCC"/>
-            </w:tcBorders>
-            <w:shd w:val="clear" w:color="auto" w:fill="FFFFFF"/>
+              <w:top w:val="single" w:color="CCCCCC" w:sz="1" w:space="0"/>
+              <w:left w:val="single" w:color="CCCCCC" w:sz="1" w:space="0"/>
+              <w:bottom w:val="single" w:color="CCCCCC" w:sz="1" w:space="0"/>
+              <w:right w:val="single" w:color="CCCCCC" w:sz="1" w:space="0"/>
+            </w:tcBorders>
+            <w:shd w:val="clear" w:color="auto" w:fill="FFFFFF" w:themeFill="background1"/>
             <w:tcMar>
               <w:top w:w="100" w:type="dxa"/>
               <w:left w:w="150" w:type="dxa"/>
@@ -4438,12 +4506,12 @@
           <w:tcPr>
             <w:tcW w:w="3013" w:type="dxa"/>
             <w:tcBorders>
-              <w:top w:val="single" w:sz="1" w:space="0" w:color="CCCCCC"/>
-              <w:left w:val="single" w:sz="1" w:space="0" w:color="CCCCCC"/>
-              <w:bottom w:val="single" w:sz="1" w:space="0" w:color="CCCCCC"/>
-              <w:right w:val="single" w:sz="1" w:space="0" w:color="CCCCCC"/>
-            </w:tcBorders>
-            <w:shd w:val="clear" w:color="auto" w:fill="FFFFFF"/>
+              <w:top w:val="single" w:color="CCCCCC" w:sz="1" w:space="0"/>
+              <w:left w:val="single" w:color="CCCCCC" w:sz="1" w:space="0"/>
+              <w:bottom w:val="single" w:color="CCCCCC" w:sz="1" w:space="0"/>
+              <w:right w:val="single" w:color="CCCCCC" w:sz="1" w:space="0"/>
+            </w:tcBorders>
+            <w:shd w:val="clear" w:color="auto" w:fill="FFFFFF" w:themeFill="background1"/>
             <w:tcMar>
               <w:top w:w="100" w:type="dxa"/>
               <w:left w:w="150" w:type="dxa"/>
@@ -4475,12 +4543,12 @@
           <w:tcPr>
             <w:tcW w:w="4013" w:type="dxa"/>
             <w:tcBorders>
-              <w:top w:val="single" w:sz="1" w:space="0" w:color="CCCCCC"/>
-              <w:left w:val="single" w:sz="1" w:space="0" w:color="CCCCCC"/>
-              <w:bottom w:val="single" w:sz="1" w:space="0" w:color="CCCCCC"/>
-              <w:right w:val="single" w:sz="1" w:space="0" w:color="CCCCCC"/>
-            </w:tcBorders>
-            <w:shd w:val="clear" w:color="auto" w:fill="FFFFFF"/>
+              <w:top w:val="single" w:color="CCCCCC" w:sz="1" w:space="0"/>
+              <w:left w:val="single" w:color="CCCCCC" w:sz="1" w:space="0"/>
+              <w:bottom w:val="single" w:color="CCCCCC" w:sz="1" w:space="0"/>
+              <w:right w:val="single" w:color="CCCCCC" w:sz="1" w:space="0"/>
+            </w:tcBorders>
+            <w:shd w:val="clear" w:color="auto" w:fill="FFFFFF" w:themeFill="background1"/>
             <w:tcMar>
               <w:top w:w="100" w:type="dxa"/>
               <w:left w:w="150" w:type="dxa"/>
@@ -4504,12 +4572,12 @@
           <w:tcPr>
             <w:tcW w:w="2000" w:type="dxa"/>
             <w:tcBorders>
-              <w:top w:val="single" w:sz="1" w:space="0" w:color="CCCCCC"/>
-              <w:left w:val="single" w:sz="1" w:space="0" w:color="CCCCCC"/>
-              <w:bottom w:val="single" w:sz="1" w:space="0" w:color="CCCCCC"/>
-              <w:right w:val="single" w:sz="1" w:space="0" w:color="CCCCCC"/>
-            </w:tcBorders>
-            <w:shd w:val="clear" w:color="auto" w:fill="FFFFFF"/>
+              <w:top w:val="single" w:color="CCCCCC" w:sz="1" w:space="0"/>
+              <w:left w:val="single" w:color="CCCCCC" w:sz="1" w:space="0"/>
+              <w:bottom w:val="single" w:color="CCCCCC" w:sz="1" w:space="0"/>
+              <w:right w:val="single" w:color="CCCCCC" w:sz="1" w:space="0"/>
+            </w:tcBorders>
+            <w:shd w:val="clear" w:color="auto" w:fill="FFFFFF" w:themeFill="background1"/>
             <w:tcMar>
               <w:top w:w="100" w:type="dxa"/>
               <w:left w:w="150" w:type="dxa"/>
@@ -4533,12 +4601,12 @@
           <w:tcPr>
             <w:tcW w:w="3013" w:type="dxa"/>
             <w:tcBorders>
-              <w:top w:val="single" w:sz="1" w:space="0" w:color="CCCCCC"/>
-              <w:left w:val="single" w:sz="1" w:space="0" w:color="CCCCCC"/>
-              <w:bottom w:val="single" w:sz="1" w:space="0" w:color="CCCCCC"/>
-              <w:right w:val="single" w:sz="1" w:space="0" w:color="CCCCCC"/>
-            </w:tcBorders>
-            <w:shd w:val="clear" w:color="auto" w:fill="FFFFFF"/>
+              <w:top w:val="single" w:color="CCCCCC" w:sz="1" w:space="0"/>
+              <w:left w:val="single" w:color="CCCCCC" w:sz="1" w:space="0"/>
+              <w:bottom w:val="single" w:color="CCCCCC" w:sz="1" w:space="0"/>
+              <w:right w:val="single" w:color="CCCCCC" w:sz="1" w:space="0"/>
+            </w:tcBorders>
+            <w:shd w:val="clear" w:color="auto" w:fill="FFFFFF" w:themeFill="background1"/>
             <w:tcMar>
               <w:top w:w="100" w:type="dxa"/>
               <w:left w:w="150" w:type="dxa"/>
@@ -4554,7 +4622,39 @@
                 <w:sz w:val="20"/>
                 <w:szCs w:val="20"/>
               </w:rPr>
-              <w:t>Sarah, Vincent, Islamiath</w:t>
+              <w:t>Diya, Aminata</w:t>
+            </w:r>
+            <w:r>
+              <w:rPr>
+                <w:color w:val="14172B"/>
+                <w:sz w:val="20"/>
+                <w:szCs w:val="20"/>
+              </w:rPr>
+              <w:t xml:space="preserve"> +</w:t>
+            </w:r>
+            <w:r>
+              <w:rPr>
+                <w:color w:val="14172B"/>
+                <w:sz w:val="20"/>
+                <w:szCs w:val="20"/>
+              </w:rPr>
+              <w:t xml:space="preserve"> </w:t>
+            </w:r>
+            <w:r>
+              <w:rPr>
+                <w:color w:val="14172B"/>
+                <w:sz w:val="20"/>
+                <w:szCs w:val="20"/>
+              </w:rPr>
+              <w:t xml:space="preserve">Vincent, </w:t>
+            </w:r>
+            <w:r>
+              <w:rPr>
+                <w:color w:val="14172B"/>
+                <w:sz w:val="20"/>
+                <w:szCs w:val="20"/>
+              </w:rPr>
+              <w:t>Islamiath</w:t>
             </w:r>
           </w:p>
         </w:tc>
@@ -4570,10 +4670,10 @@
           <w:tcPr>
             <w:tcW w:w="4013" w:type="dxa"/>
             <w:tcBorders>
-              <w:top w:val="single" w:sz="1" w:space="0" w:color="CCCCCC"/>
-              <w:left w:val="single" w:sz="1" w:space="0" w:color="CCCCCC"/>
-              <w:bottom w:val="single" w:sz="1" w:space="0" w:color="CCCCCC"/>
-              <w:right w:val="single" w:sz="1" w:space="0" w:color="CCCCCC"/>
+              <w:top w:val="single" w:color="CCCCCC" w:sz="1" w:space="0"/>
+              <w:left w:val="single" w:color="CCCCCC" w:sz="1" w:space="0"/>
+              <w:bottom w:val="single" w:color="CCCCCC" w:sz="1" w:space="0"/>
+              <w:right w:val="single" w:color="CCCCCC" w:sz="1" w:space="0"/>
             </w:tcBorders>
             <w:shd w:val="clear" w:color="auto" w:fill="E6EFF9"/>
             <w:tcMar>
@@ -4599,12 +4699,12 @@
           <w:tcPr>
             <w:tcW w:w="2000" w:type="dxa"/>
             <w:tcBorders>
-              <w:top w:val="single" w:sz="1" w:space="0" w:color="CCCCCC"/>
-              <w:left w:val="single" w:sz="1" w:space="0" w:color="CCCCCC"/>
-              <w:bottom w:val="single" w:sz="1" w:space="0" w:color="CCCCCC"/>
-              <w:right w:val="single" w:sz="1" w:space="0" w:color="CCCCCC"/>
-            </w:tcBorders>
-            <w:shd w:val="clear" w:color="auto" w:fill="FFFFFF"/>
+              <w:top w:val="single" w:color="CCCCCC" w:sz="1" w:space="0"/>
+              <w:left w:val="single" w:color="CCCCCC" w:sz="1" w:space="0"/>
+              <w:bottom w:val="single" w:color="CCCCCC" w:sz="1" w:space="0"/>
+              <w:right w:val="single" w:color="CCCCCC" w:sz="1" w:space="0"/>
+            </w:tcBorders>
+            <w:shd w:val="clear" w:color="auto" w:fill="FFFFFF" w:themeFill="background1"/>
             <w:tcMar>
               <w:top w:w="100" w:type="dxa"/>
               <w:left w:w="150" w:type="dxa"/>
@@ -4620,7 +4720,15 @@
                 <w:sz w:val="20"/>
                 <w:szCs w:val="20"/>
               </w:rPr>
-              <w:t>3 séances</w:t>
+              <w:t>5</w:t>
+            </w:r>
+            <w:r>
+              <w:rPr>
+                <w:color w:val="14172B"/>
+                <w:sz w:val="20"/>
+                <w:szCs w:val="20"/>
+              </w:rPr>
+              <w:t xml:space="preserve"> séances</w:t>
             </w:r>
           </w:p>
         </w:tc>
@@ -4628,12 +4736,12 @@
           <w:tcPr>
             <w:tcW w:w="3013" w:type="dxa"/>
             <w:tcBorders>
-              <w:top w:val="single" w:sz="1" w:space="0" w:color="CCCCCC"/>
-              <w:left w:val="single" w:sz="1" w:space="0" w:color="CCCCCC"/>
-              <w:bottom w:val="single" w:sz="1" w:space="0" w:color="CCCCCC"/>
-              <w:right w:val="single" w:sz="1" w:space="0" w:color="CCCCCC"/>
-            </w:tcBorders>
-            <w:shd w:val="clear" w:color="auto" w:fill="FFFFFF"/>
+              <w:top w:val="single" w:color="CCCCCC" w:sz="1" w:space="0"/>
+              <w:left w:val="single" w:color="CCCCCC" w:sz="1" w:space="0"/>
+              <w:bottom w:val="single" w:color="CCCCCC" w:sz="1" w:space="0"/>
+              <w:right w:val="single" w:color="CCCCCC" w:sz="1" w:space="0"/>
+            </w:tcBorders>
+            <w:shd w:val="clear" w:color="auto" w:fill="FFFFFF" w:themeFill="background1"/>
             <w:tcMar>
               <w:top w:w="100" w:type="dxa"/>
               <w:left w:w="150" w:type="dxa"/>
@@ -4665,12 +4773,12 @@
           <w:tcPr>
             <w:tcW w:w="4013" w:type="dxa"/>
             <w:tcBorders>
-              <w:top w:val="single" w:sz="1" w:space="0" w:color="CCCCCC"/>
-              <w:left w:val="single" w:sz="1" w:space="0" w:color="CCCCCC"/>
-              <w:bottom w:val="single" w:sz="1" w:space="0" w:color="CCCCCC"/>
-              <w:right w:val="single" w:sz="1" w:space="0" w:color="CCCCCC"/>
-            </w:tcBorders>
-            <w:shd w:val="clear" w:color="auto" w:fill="FFFFFF"/>
+              <w:top w:val="single" w:color="CCCCCC" w:sz="1" w:space="0"/>
+              <w:left w:val="single" w:color="CCCCCC" w:sz="1" w:space="0"/>
+              <w:bottom w:val="single" w:color="CCCCCC" w:sz="1" w:space="0"/>
+              <w:right w:val="single" w:color="CCCCCC" w:sz="1" w:space="0"/>
+            </w:tcBorders>
+            <w:shd w:val="clear" w:color="auto" w:fill="FFFFFF" w:themeFill="background1"/>
             <w:tcMar>
               <w:top w:w="100" w:type="dxa"/>
               <w:left w:w="150" w:type="dxa"/>
@@ -4694,12 +4802,12 @@
           <w:tcPr>
             <w:tcW w:w="2000" w:type="dxa"/>
             <w:tcBorders>
-              <w:top w:val="single" w:sz="1" w:space="0" w:color="CCCCCC"/>
-              <w:left w:val="single" w:sz="1" w:space="0" w:color="CCCCCC"/>
-              <w:bottom w:val="single" w:sz="1" w:space="0" w:color="CCCCCC"/>
-              <w:right w:val="single" w:sz="1" w:space="0" w:color="CCCCCC"/>
-            </w:tcBorders>
-            <w:shd w:val="clear" w:color="auto" w:fill="FFFFFF"/>
+              <w:top w:val="single" w:color="CCCCCC" w:sz="1" w:space="0"/>
+              <w:left w:val="single" w:color="CCCCCC" w:sz="1" w:space="0"/>
+              <w:bottom w:val="single" w:color="CCCCCC" w:sz="1" w:space="0"/>
+              <w:right w:val="single" w:color="CCCCCC" w:sz="1" w:space="0"/>
+            </w:tcBorders>
+            <w:shd w:val="clear" w:color="auto" w:fill="FFFFFF" w:themeFill="background1"/>
             <w:tcMar>
               <w:top w:w="100" w:type="dxa"/>
               <w:left w:w="150" w:type="dxa"/>
@@ -4715,7 +4823,15 @@
                 <w:sz w:val="20"/>
                 <w:szCs w:val="20"/>
               </w:rPr>
-              <w:t>3 séances</w:t>
+              <w:t>4</w:t>
+            </w:r>
+            <w:r>
+              <w:rPr>
+                <w:color w:val="14172B"/>
+                <w:sz w:val="20"/>
+                <w:szCs w:val="20"/>
+              </w:rPr>
+              <w:t xml:space="preserve"> séances</w:t>
             </w:r>
           </w:p>
         </w:tc>
@@ -4723,12 +4839,12 @@
           <w:tcPr>
             <w:tcW w:w="3013" w:type="dxa"/>
             <w:tcBorders>
-              <w:top w:val="single" w:sz="1" w:space="0" w:color="CCCCCC"/>
-              <w:left w:val="single" w:sz="1" w:space="0" w:color="CCCCCC"/>
-              <w:bottom w:val="single" w:sz="1" w:space="0" w:color="CCCCCC"/>
-              <w:right w:val="single" w:sz="1" w:space="0" w:color="CCCCCC"/>
-            </w:tcBorders>
-            <w:shd w:val="clear" w:color="auto" w:fill="FFFFFF"/>
+              <w:top w:val="single" w:color="CCCCCC" w:sz="1" w:space="0"/>
+              <w:left w:val="single" w:color="CCCCCC" w:sz="1" w:space="0"/>
+              <w:bottom w:val="single" w:color="CCCCCC" w:sz="1" w:space="0"/>
+              <w:right w:val="single" w:color="CCCCCC" w:sz="1" w:space="0"/>
+            </w:tcBorders>
+            <w:shd w:val="clear" w:color="auto" w:fill="FFFFFF" w:themeFill="background1"/>
             <w:tcMar>
               <w:top w:w="100" w:type="dxa"/>
               <w:left w:w="150" w:type="dxa"/>
@@ -4744,7 +4860,7 @@
                 <w:sz w:val="20"/>
                 <w:szCs w:val="20"/>
               </w:rPr>
-              <w:t>Diya, Islamiath, Aminata, Nouha</w:t>
+              <w:t>Diya, Aminata, Nouha</w:t>
             </w:r>
           </w:p>
         </w:tc>
@@ -4760,10 +4876,10 @@
           <w:tcPr>
             <w:tcW w:w="4013" w:type="dxa"/>
             <w:tcBorders>
-              <w:top w:val="single" w:sz="1" w:space="0" w:color="CCCCCC"/>
-              <w:left w:val="single" w:sz="1" w:space="0" w:color="CCCCCC"/>
-              <w:bottom w:val="single" w:sz="1" w:space="0" w:color="CCCCCC"/>
-              <w:right w:val="single" w:sz="1" w:space="0" w:color="CCCCCC"/>
+              <w:top w:val="single" w:color="CCCCCC" w:sz="1" w:space="0"/>
+              <w:left w:val="single" w:color="CCCCCC" w:sz="1" w:space="0"/>
+              <w:bottom w:val="single" w:color="CCCCCC" w:sz="1" w:space="0"/>
+              <w:right w:val="single" w:color="CCCCCC" w:sz="1" w:space="0"/>
             </w:tcBorders>
             <w:shd w:val="clear" w:color="auto" w:fill="E6EFF9"/>
             <w:tcMar>
@@ -4789,12 +4905,12 @@
           <w:tcPr>
             <w:tcW w:w="2000" w:type="dxa"/>
             <w:tcBorders>
-              <w:top w:val="single" w:sz="1" w:space="0" w:color="CCCCCC"/>
-              <w:left w:val="single" w:sz="1" w:space="0" w:color="CCCCCC"/>
-              <w:bottom w:val="single" w:sz="1" w:space="0" w:color="CCCCCC"/>
-              <w:right w:val="single" w:sz="1" w:space="0" w:color="CCCCCC"/>
-            </w:tcBorders>
-            <w:shd w:val="clear" w:color="auto" w:fill="FFFFFF"/>
+              <w:top w:val="single" w:color="CCCCCC" w:sz="1" w:space="0"/>
+              <w:left w:val="single" w:color="CCCCCC" w:sz="1" w:space="0"/>
+              <w:bottom w:val="single" w:color="CCCCCC" w:sz="1" w:space="0"/>
+              <w:right w:val="single" w:color="CCCCCC" w:sz="1" w:space="0"/>
+            </w:tcBorders>
+            <w:shd w:val="clear" w:color="auto" w:fill="FFFFFF" w:themeFill="background1"/>
             <w:tcMar>
               <w:top w:w="100" w:type="dxa"/>
               <w:left w:w="150" w:type="dxa"/>
@@ -4818,12 +4934,12 @@
           <w:tcPr>
             <w:tcW w:w="3013" w:type="dxa"/>
             <w:tcBorders>
-              <w:top w:val="single" w:sz="1" w:space="0" w:color="CCCCCC"/>
-              <w:left w:val="single" w:sz="1" w:space="0" w:color="CCCCCC"/>
-              <w:bottom w:val="single" w:sz="1" w:space="0" w:color="CCCCCC"/>
-              <w:right w:val="single" w:sz="1" w:space="0" w:color="CCCCCC"/>
-            </w:tcBorders>
-            <w:shd w:val="clear" w:color="auto" w:fill="FFFFFF"/>
+              <w:top w:val="single" w:color="CCCCCC" w:sz="1" w:space="0"/>
+              <w:left w:val="single" w:color="CCCCCC" w:sz="1" w:space="0"/>
+              <w:bottom w:val="single" w:color="CCCCCC" w:sz="1" w:space="0"/>
+              <w:right w:val="single" w:color="CCCCCC" w:sz="1" w:space="0"/>
+            </w:tcBorders>
+            <w:shd w:val="clear" w:color="auto" w:fill="FFFFFF" w:themeFill="background1"/>
             <w:tcMar>
               <w:top w:w="100" w:type="dxa"/>
               <w:left w:w="150" w:type="dxa"/>
@@ -4833,13 +4949,20 @@
             <w:vAlign w:val="center"/>
           </w:tcPr>
           <w:p>
-            <w:r>
-              <w:rPr>
-                <w:color w:val="14172B"/>
-                <w:sz w:val="20"/>
-                <w:szCs w:val="20"/>
-              </w:rPr>
-              <w:t>Toute l'équipe</w:t>
+            <w:pPr>
+              <w:rPr>
+                <w:color w:val="14172B"/>
+                <w:sz w:val="20"/>
+                <w:szCs w:val="20"/>
+              </w:rPr>
+            </w:pPr>
+            <w:r>
+              <w:rPr>
+                <w:color w:val="14172B"/>
+                <w:sz w:val="20"/>
+                <w:szCs w:val="20"/>
+              </w:rPr>
+              <w:t>Vincent, Diya</w:t>
             </w:r>
           </w:p>
         </w:tc>
@@ -4855,12 +4978,12 @@
           <w:tcPr>
             <w:tcW w:w="4013" w:type="dxa"/>
             <w:tcBorders>
-              <w:top w:val="single" w:sz="1" w:space="0" w:color="CCCCCC"/>
-              <w:left w:val="single" w:sz="1" w:space="0" w:color="CCCCCC"/>
-              <w:bottom w:val="single" w:sz="1" w:space="0" w:color="CCCCCC"/>
-              <w:right w:val="single" w:sz="1" w:space="0" w:color="CCCCCC"/>
-            </w:tcBorders>
-            <w:shd w:val="clear" w:color="auto" w:fill="FFFFFF"/>
+              <w:top w:val="single" w:color="CCCCCC" w:sz="1" w:space="0"/>
+              <w:left w:val="single" w:color="CCCCCC" w:sz="1" w:space="0"/>
+              <w:bottom w:val="single" w:color="CCCCCC" w:sz="1" w:space="0"/>
+              <w:right w:val="single" w:color="CCCCCC" w:sz="1" w:space="0"/>
+            </w:tcBorders>
+            <w:shd w:val="clear" w:color="auto" w:fill="FFFFFF" w:themeFill="background1"/>
             <w:tcMar>
               <w:top w:w="100" w:type="dxa"/>
               <w:left w:w="150" w:type="dxa"/>
@@ -4884,12 +5007,12 @@
           <w:tcPr>
             <w:tcW w:w="2000" w:type="dxa"/>
             <w:tcBorders>
-              <w:top w:val="single" w:sz="1" w:space="0" w:color="CCCCCC"/>
-              <w:left w:val="single" w:sz="1" w:space="0" w:color="CCCCCC"/>
-              <w:bottom w:val="single" w:sz="1" w:space="0" w:color="CCCCCC"/>
-              <w:right w:val="single" w:sz="1" w:space="0" w:color="CCCCCC"/>
-            </w:tcBorders>
-            <w:shd w:val="clear" w:color="auto" w:fill="FFFFFF"/>
+              <w:top w:val="single" w:color="CCCCCC" w:sz="1" w:space="0"/>
+              <w:left w:val="single" w:color="CCCCCC" w:sz="1" w:space="0"/>
+              <w:bottom w:val="single" w:color="CCCCCC" w:sz="1" w:space="0"/>
+              <w:right w:val="single" w:color="CCCCCC" w:sz="1" w:space="0"/>
+            </w:tcBorders>
+            <w:shd w:val="clear" w:color="auto" w:fill="FFFFFF" w:themeFill="background1"/>
             <w:tcMar>
               <w:top w:w="100" w:type="dxa"/>
               <w:left w:w="150" w:type="dxa"/>
@@ -4913,12 +5036,12 @@
           <w:tcPr>
             <w:tcW w:w="3013" w:type="dxa"/>
             <w:tcBorders>
-              <w:top w:val="single" w:sz="1" w:space="0" w:color="CCCCCC"/>
-              <w:left w:val="single" w:sz="1" w:space="0" w:color="CCCCCC"/>
-              <w:bottom w:val="single" w:sz="1" w:space="0" w:color="CCCCCC"/>
-              <w:right w:val="single" w:sz="1" w:space="0" w:color="CCCCCC"/>
-            </w:tcBorders>
-            <w:shd w:val="clear" w:color="auto" w:fill="FFFFFF"/>
+              <w:top w:val="single" w:color="CCCCCC" w:sz="1" w:space="0"/>
+              <w:left w:val="single" w:color="CCCCCC" w:sz="1" w:space="0"/>
+              <w:bottom w:val="single" w:color="CCCCCC" w:sz="1" w:space="0"/>
+              <w:right w:val="single" w:color="CCCCCC" w:sz="1" w:space="0"/>
+            </w:tcBorders>
+            <w:shd w:val="clear" w:color="auto" w:fill="FFFFFF" w:themeFill="background1"/>
             <w:tcMar>
               <w:top w:w="100" w:type="dxa"/>
               <w:left w:w="150" w:type="dxa"/>
@@ -4950,10 +5073,10 @@
           <w:tcPr>
             <w:tcW w:w="4013" w:type="dxa"/>
             <w:tcBorders>
-              <w:top w:val="single" w:sz="1" w:space="0" w:color="CCCCCC"/>
-              <w:left w:val="single" w:sz="1" w:space="0" w:color="CCCCCC"/>
-              <w:bottom w:val="single" w:sz="1" w:space="0" w:color="CCCCCC"/>
-              <w:right w:val="single" w:sz="1" w:space="0" w:color="CCCCCC"/>
+              <w:top w:val="single" w:color="CCCCCC" w:sz="1" w:space="0"/>
+              <w:left w:val="single" w:color="CCCCCC" w:sz="1" w:space="0"/>
+              <w:bottom w:val="single" w:color="CCCCCC" w:sz="1" w:space="0"/>
+              <w:right w:val="single" w:color="CCCCCC" w:sz="1" w:space="0"/>
             </w:tcBorders>
             <w:shd w:val="clear" w:color="auto" w:fill="E6EFF9"/>
             <w:tcMar>
@@ -4971,7 +5094,15 @@
                 <w:sz w:val="20"/>
                 <w:szCs w:val="20"/>
               </w:rPr>
-              <w:t>Préparation présentation</w:t>
+              <w:t xml:space="preserve">Rapport et </w:t>
+            </w:r>
+            <w:r>
+              <w:rPr>
+                <w:color w:val="14172B"/>
+                <w:sz w:val="20"/>
+                <w:szCs w:val="20"/>
+              </w:rPr>
+              <w:t>présentation</w:t>
             </w:r>
           </w:p>
         </w:tc>
@@ -4979,12 +5110,12 @@
           <w:tcPr>
             <w:tcW w:w="2000" w:type="dxa"/>
             <w:tcBorders>
-              <w:top w:val="single" w:sz="1" w:space="0" w:color="CCCCCC"/>
-              <w:left w:val="single" w:sz="1" w:space="0" w:color="CCCCCC"/>
-              <w:bottom w:val="single" w:sz="1" w:space="0" w:color="CCCCCC"/>
-              <w:right w:val="single" w:sz="1" w:space="0" w:color="CCCCCC"/>
-            </w:tcBorders>
-            <w:shd w:val="clear" w:color="auto" w:fill="FFFFFF"/>
+              <w:top w:val="single" w:color="CCCCCC" w:sz="1" w:space="0"/>
+              <w:left w:val="single" w:color="CCCCCC" w:sz="1" w:space="0"/>
+              <w:bottom w:val="single" w:color="CCCCCC" w:sz="1" w:space="0"/>
+              <w:right w:val="single" w:color="CCCCCC" w:sz="1" w:space="0"/>
+            </w:tcBorders>
+            <w:shd w:val="clear" w:color="auto" w:fill="FFFFFF" w:themeFill="background1"/>
             <w:tcMar>
               <w:top w:w="100" w:type="dxa"/>
               <w:left w:w="150" w:type="dxa"/>
@@ -5008,12 +5139,12 @@
           <w:tcPr>
             <w:tcW w:w="3013" w:type="dxa"/>
             <w:tcBorders>
-              <w:top w:val="single" w:sz="1" w:space="0" w:color="CCCCCC"/>
-              <w:left w:val="single" w:sz="1" w:space="0" w:color="CCCCCC"/>
-              <w:bottom w:val="single" w:sz="1" w:space="0" w:color="CCCCCC"/>
-              <w:right w:val="single" w:sz="1" w:space="0" w:color="CCCCCC"/>
-            </w:tcBorders>
-            <w:shd w:val="clear" w:color="auto" w:fill="FFFFFF"/>
+              <w:top w:val="single" w:color="CCCCCC" w:sz="1" w:space="0"/>
+              <w:left w:val="single" w:color="CCCCCC" w:sz="1" w:space="0"/>
+              <w:bottom w:val="single" w:color="CCCCCC" w:sz="1" w:space="0"/>
+              <w:right w:val="single" w:color="CCCCCC" w:sz="1" w:space="0"/>
+            </w:tcBorders>
+            <w:shd w:val="clear" w:color="auto" w:fill="FFFFFF" w:themeFill="background1"/>
             <w:tcMar>
               <w:top w:w="100" w:type="dxa"/>
               <w:left w:w="150" w:type="dxa"/>
@@ -5031,105 +5162,19 @@
               </w:rPr>
               <w:t>Sarah, Diya, Nouha</w:t>
             </w:r>
-          </w:p>
-        </w:tc>
-      </w:tr>
-      <w:tr>
-        <w:tblPrEx>
-          <w:tblCellMar>
-            <w:top w:w="0" w:type="dxa"/>
-            <w:bottom w:w="0" w:type="dxa"/>
-          </w:tblCellMar>
-        </w:tblPrEx>
-        <w:tc>
-          <w:tcPr>
-            <w:tcW w:w="4013" w:type="dxa"/>
-            <w:tcBorders>
-              <w:top w:val="single" w:sz="1" w:space="0" w:color="CCCCCC"/>
-              <w:left w:val="single" w:sz="1" w:space="0" w:color="CCCCCC"/>
-              <w:bottom w:val="single" w:sz="1" w:space="0" w:color="CCCCCC"/>
-              <w:right w:val="single" w:sz="1" w:space="0" w:color="CCCCCC"/>
-            </w:tcBorders>
-            <w:shd w:val="clear" w:color="auto" w:fill="FFFFFF"/>
-            <w:tcMar>
-              <w:top w:w="100" w:type="dxa"/>
-              <w:left w:w="150" w:type="dxa"/>
-              <w:bottom w:w="100" w:type="dxa"/>
-              <w:right w:w="150" w:type="dxa"/>
-            </w:tcMar>
-            <w:vAlign w:val="center"/>
-          </w:tcPr>
-          <w:p>
-            <w:r>
-              <w:rPr>
-                <w:color w:val="14172B"/>
-                <w:sz w:val="20"/>
-                <w:szCs w:val="20"/>
-              </w:rPr>
-              <w:t>Livraison finale</w:t>
-            </w:r>
-          </w:p>
-        </w:tc>
-        <w:tc>
-          <w:tcPr>
-            <w:tcW w:w="2000" w:type="dxa"/>
-            <w:tcBorders>
-              <w:top w:val="single" w:sz="1" w:space="0" w:color="CCCCCC"/>
-              <w:left w:val="single" w:sz="1" w:space="0" w:color="CCCCCC"/>
-              <w:bottom w:val="single" w:sz="1" w:space="0" w:color="CCCCCC"/>
-              <w:right w:val="single" w:sz="1" w:space="0" w:color="CCCCCC"/>
-            </w:tcBorders>
-            <w:shd w:val="clear" w:color="auto" w:fill="FFFFFF"/>
-            <w:tcMar>
-              <w:top w:w="100" w:type="dxa"/>
-              <w:left w:w="150" w:type="dxa"/>
-              <w:bottom w:w="100" w:type="dxa"/>
-              <w:right w:w="150" w:type="dxa"/>
-            </w:tcMar>
-            <w:vAlign w:val="center"/>
-          </w:tcPr>
-          <w:p>
-            <w:r>
-              <w:rPr>
-                <w:color w:val="14172B"/>
-                <w:sz w:val="20"/>
-                <w:szCs w:val="20"/>
-              </w:rPr>
-              <w:t>1 séance</w:t>
-            </w:r>
-          </w:p>
-        </w:tc>
-        <w:tc>
-          <w:tcPr>
-            <w:tcW w:w="3013" w:type="dxa"/>
-            <w:tcBorders>
-              <w:top w:val="single" w:sz="1" w:space="0" w:color="CCCCCC"/>
-              <w:left w:val="single" w:sz="1" w:space="0" w:color="CCCCCC"/>
-              <w:bottom w:val="single" w:sz="1" w:space="0" w:color="CCCCCC"/>
-              <w:right w:val="single" w:sz="1" w:space="0" w:color="CCCCCC"/>
-            </w:tcBorders>
-            <w:shd w:val="clear" w:color="auto" w:fill="FFFFFF"/>
-            <w:tcMar>
-              <w:top w:w="100" w:type="dxa"/>
-              <w:left w:w="150" w:type="dxa"/>
-              <w:bottom w:w="100" w:type="dxa"/>
-              <w:right w:w="150" w:type="dxa"/>
-            </w:tcMar>
-            <w:vAlign w:val="center"/>
-          </w:tcPr>
-          <w:p>
-            <w:r>
-              <w:rPr>
-                <w:color w:val="14172B"/>
-                <w:sz w:val="20"/>
-                <w:szCs w:val="20"/>
-              </w:rPr>
-              <w:t>Toute l'équipe</w:t>
+            <w:r>
+              <w:rPr>
+                <w:color w:val="14172B"/>
+                <w:sz w:val="20"/>
+                <w:szCs w:val="20"/>
+              </w:rPr>
+              <w:t>, Aminata</w:t>
             </w:r>
           </w:p>
         </w:tc>
       </w:tr>
     </w:tbl>
+    <w:p/>
     <w:p>
       <w:pPr>
         <w:spacing w:before="200" w:after="200"/>
@@ -5139,7 +5184,7 @@
       <w:pPr>
         <w:pStyle w:val="Titre1"/>
         <w:pBdr>
-          <w:bottom w:val="single" w:sz="8" w:space="6" w:color="F5700A"/>
+          <w:bottom w:val="single" w:color="F5700A" w:sz="8" w:space="6"/>
         </w:pBdr>
       </w:pPr>
       <w:r>
@@ -5154,12 +5199,13 @@
           <w:numId w:val="2"/>
         </w:numPr>
         <w:spacing w:before="40" w:after="40"/>
+        <w:rPr/>
       </w:pPr>
       <w:r>
         <w:rPr>
           <w:color w:val="14172B"/>
         </w:rPr>
-        <w:t>Code source complet (GitHub : Vincent-pix/help-isep)</w:t>
+        <w:t xml:space="preserve">Code source complet </w:t>
       </w:r>
     </w:p>
     <w:p>
@@ -5170,12 +5216,13 @@
           <w:numId w:val="2"/>
         </w:numPr>
         <w:spacing w:before="40" w:after="40"/>
+        <w:rPr/>
       </w:pPr>
       <w:r>
         <w:rPr>
           <w:color w:val="14172B"/>
         </w:rPr>
-        <w:t>Base de données MySQL (help_isep_database.sql)</w:t>
+        <w:t xml:space="preserve">Base de données MySQL </w:t>
       </w:r>
     </w:p>
     <w:p>
@@ -5186,12 +5233,13 @@
           <w:numId w:val="2"/>
         </w:numPr>
         <w:spacing w:before="40" w:after="40"/>
+        <w:rPr/>
       </w:pPr>
       <w:r>
         <w:rPr>
           <w:color w:val="14172B"/>
         </w:rPr>
-        <w:t>Documentation technique (README.md)</w:t>
+        <w:t xml:space="preserve">Documentation technique </w:t>
       </w:r>
     </w:p>
     <w:p>
@@ -5207,7 +5255,7 @@
         <w:rPr>
           <w:color w:val="14172B"/>
         </w:rPr>
-        <w:t>MLD et MPD de la base de données</w:t>
+        <w:t>Maquettes de l'application</w:t>
       </w:r>
     </w:p>
     <w:p>
@@ -5218,13 +5266,13 @@
           <w:numId w:val="2"/>
         </w:numPr>
         <w:spacing w:before="40" w:after="40"/>
+        <w:rPr/>
       </w:pPr>
       <w:r>
         <w:rPr>
           <w:color w:val="14172B"/>
         </w:rPr>
-        <w:lastRenderedPageBreak/>
-        <w:t>Maquettes de l'application</w:t>
+        <w:t xml:space="preserve">Rapport de projet </w:t>
       </w:r>
     </w:p>
     <w:p>
@@ -5240,22 +5288,6 @@
         <w:rPr>
           <w:color w:val="14172B"/>
         </w:rPr>
-        <w:t>Rapport de projet (ce document)</w:t>
-      </w:r>
-    </w:p>
-    <w:p>
-      <w:pPr>
-        <w:pStyle w:val="Paragraphedeliste"/>
-        <w:numPr>
-          <w:ilvl w:val="0"/>
-          <w:numId w:val="2"/>
-        </w:numPr>
-        <w:spacing w:before="40" w:after="40"/>
-      </w:pPr>
-      <w:r>
-        <w:rPr>
-          <w:color w:val="14172B"/>
-        </w:rPr>
         <w:t>Démonstration fonctionnelle de l'application</w:t>
       </w:r>
     </w:p>
@@ -5268,19 +5300,12 @@
       <w:pPr>
         <w:pStyle w:val="Titre1"/>
         <w:pBdr>
-          <w:bottom w:val="single" w:sz="8" w:space="6" w:color="F5700A"/>
+          <w:bottom w:val="single" w:color="F5700A" w:sz="8" w:space="6"/>
         </w:pBdr>
       </w:pPr>
       <w:r>
-        <w:t>6. Bilan et perspectives</w:t>
-      </w:r>
-    </w:p>
-    <w:p>
-      <w:pPr>
-        <w:pStyle w:val="Titre2"/>
-      </w:pPr>
-      <w:r>
-        <w:t>6.1 Ce qui a été réalisé</w:t>
+        <w:rPr/>
+        <w:t xml:space="preserve">6. Bilan </w:t>
       </w:r>
     </w:p>
     <w:p>
@@ -5292,254 +5317,37 @@
         <w:rPr>
           <w:color w:val="14172B"/>
         </w:rPr>
-        <w:t>L'équipe a développé une application web fullstack fonctionnelle en respectant les contraintes du cahier des charges. Toutes les fonctionnalités principales ont été implémentées : authentification, demandes d'aide, mise en relation, messagerie, évaluations et système de gamification.</w:t>
-      </w:r>
-    </w:p>
-    <w:p>
-      <w:pPr>
-        <w:spacing w:before="80" w:after="80"/>
-      </w:pPr>
+        <w:t xml:space="preserve">Nous </w:t>
+      </w:r>
+      <w:r>
+        <w:rPr>
+          <w:color w:val="14172B"/>
+        </w:rPr>
+        <w:t xml:space="preserve">développé une application web </w:t>
+      </w:r>
+      <w:r>
+        <w:rPr>
+          <w:color w:val="14172B"/>
+        </w:rPr>
+        <w:t>fullstack</w:t>
+      </w:r>
+      <w:r>
+        <w:rPr>
+          <w:color w:val="14172B"/>
+        </w:rPr>
+        <w:t xml:space="preserve"> fonctionnelle en respectant les contraintes du cahier des charges. Toutes les fonctionnalités principales ont été implémentées : authentification, demandes d'aide, mise en relation, messagerie, évaluations et système de gamification.</w:t>
+      </w:r>
     </w:p>
     <w:p>
       <w:pPr>
         <w:pStyle w:val="Titre2"/>
       </w:pPr>
-      <w:r>
-        <w:t>6.2 Points d'amélioration envisagés</w:t>
-      </w:r>
-    </w:p>
-    <w:p>
-      <w:pPr>
-        <w:pStyle w:val="Paragraphedeliste"/>
-        <w:numPr>
-          <w:ilvl w:val="0"/>
-          <w:numId w:val="2"/>
-        </w:numPr>
-        <w:spacing w:before="40" w:after="40"/>
-      </w:pPr>
-      <w:r>
-        <w:rPr>
-          <w:color w:val="14172B"/>
-        </w:rPr>
-        <w:t>Notifications en temps réel via WebSockets (Socket.io)</w:t>
-      </w:r>
-    </w:p>
-    <w:p>
-      <w:pPr>
-        <w:pStyle w:val="Paragraphedeliste"/>
-        <w:numPr>
-          <w:ilvl w:val="0"/>
-          <w:numId w:val="2"/>
-        </w:numPr>
-        <w:spacing w:before="40" w:after="40"/>
-      </w:pPr>
-      <w:r>
-        <w:rPr>
-          <w:color w:val="14172B"/>
-        </w:rPr>
-        <w:t>Application mobile (React Native)</w:t>
-      </w:r>
-    </w:p>
-    <w:p>
-      <w:pPr>
-        <w:pStyle w:val="Paragraphedeliste"/>
-        <w:numPr>
-          <w:ilvl w:val="0"/>
-          <w:numId w:val="2"/>
-        </w:numPr>
-        <w:spacing w:before="40" w:after="40"/>
-      </w:pPr>
-      <w:r>
-        <w:rPr>
-          <w:color w:val="14172B"/>
-        </w:rPr>
-        <w:t>Système de recherche avancée avec filtres combinés</w:t>
-      </w:r>
-    </w:p>
-    <w:p>
-      <w:pPr>
-        <w:pStyle w:val="Paragraphedeliste"/>
-        <w:numPr>
-          <w:ilvl w:val="0"/>
-          <w:numId w:val="2"/>
-        </w:numPr>
-        <w:spacing w:before="40" w:after="40"/>
-      </w:pPr>
-      <w:r>
-        <w:rPr>
-          <w:color w:val="14172B"/>
-        </w:rPr>
-        <w:t>Tableau de bord administrateur complet</w:t>
-      </w:r>
-    </w:p>
-    <w:p>
-      <w:pPr>
-        <w:pStyle w:val="Paragraphedeliste"/>
-        <w:numPr>
-          <w:ilvl w:val="0"/>
-          <w:numId w:val="2"/>
-        </w:numPr>
-        <w:spacing w:before="40" w:after="40"/>
-      </w:pPr>
-      <w:r>
-        <w:rPr>
-          <w:color w:val="14172B"/>
-        </w:rPr>
-        <w:t>Intégration d'un éditeur de code collaboratif pour les sessions</w:t>
-      </w:r>
-    </w:p>
-    <w:p>
-      <w:pPr>
-        <w:spacing w:before="80" w:after="80"/>
-      </w:pPr>
-    </w:p>
-    <w:p>
-      <w:pPr>
-        <w:pStyle w:val="Titre2"/>
-      </w:pPr>
-      <w:r>
-        <w:t>6.3 Compétences mobilisées</w:t>
-      </w:r>
-    </w:p>
-    <w:p>
-      <w:pPr>
-        <w:pStyle w:val="Paragraphedeliste"/>
-        <w:numPr>
-          <w:ilvl w:val="0"/>
-          <w:numId w:val="2"/>
-        </w:numPr>
-        <w:spacing w:before="40" w:after="40"/>
-      </w:pPr>
-      <w:r>
-        <w:rPr>
-          <w:color w:val="14172B"/>
-        </w:rPr>
-        <w:t>Architecture client / serveur et API REST</w:t>
-      </w:r>
-    </w:p>
-    <w:p>
-      <w:pPr>
-        <w:pStyle w:val="Paragraphedeliste"/>
-        <w:numPr>
-          <w:ilvl w:val="0"/>
-          <w:numId w:val="2"/>
-        </w:numPr>
-        <w:spacing w:before="40" w:after="40"/>
-        <w:rPr>
-          <w:lang w:val="en-GB"/>
-        </w:rPr>
-      </w:pPr>
-      <w:r>
-        <w:rPr>
-          <w:color w:val="14172B"/>
-          <w:lang w:val="en-GB"/>
-        </w:rPr>
-        <w:t>React (hooks, context, routing, composants)</w:t>
-      </w:r>
-    </w:p>
-    <w:p>
-      <w:pPr>
-        <w:pStyle w:val="Paragraphedeliste"/>
-        <w:numPr>
-          <w:ilvl w:val="0"/>
-          <w:numId w:val="2"/>
-        </w:numPr>
-        <w:spacing w:before="40" w:after="40"/>
-        <w:rPr>
-          <w:lang w:val="en-GB"/>
-        </w:rPr>
-      </w:pPr>
-      <w:r>
-        <w:rPr>
-          <w:color w:val="14172B"/>
-          <w:lang w:val="en-GB"/>
-        </w:rPr>
-        <w:t>Node.js / Express (controllers, middlewares, routes)</w:t>
-      </w:r>
-    </w:p>
-    <w:p>
-      <w:pPr>
-        <w:pStyle w:val="Paragraphedeliste"/>
-        <w:numPr>
-          <w:ilvl w:val="0"/>
-          <w:numId w:val="2"/>
-        </w:numPr>
-        <w:spacing w:before="40" w:after="40"/>
-      </w:pPr>
-      <w:r>
-        <w:rPr>
-          <w:color w:val="14172B"/>
-        </w:rPr>
-        <w:t>MySQL (modélisation, requêtes, jointures)</w:t>
-      </w:r>
-    </w:p>
-    <w:p>
-      <w:pPr>
-        <w:pStyle w:val="Paragraphedeliste"/>
-        <w:numPr>
-          <w:ilvl w:val="0"/>
-          <w:numId w:val="2"/>
-        </w:numPr>
-        <w:spacing w:before="40" w:after="40"/>
-      </w:pPr>
-      <w:r>
-        <w:rPr>
-          <w:color w:val="14172B"/>
-        </w:rPr>
-        <w:t>Sécurité web (JWT, bcrypt, validation des entrées)</w:t>
-      </w:r>
-    </w:p>
-    <w:p>
-      <w:pPr>
-        <w:pStyle w:val="Paragraphedeliste"/>
-        <w:numPr>
-          <w:ilvl w:val="0"/>
-          <w:numId w:val="2"/>
-        </w:numPr>
-        <w:spacing w:before="40" w:after="40"/>
-      </w:pPr>
-      <w:r>
-        <w:rPr>
-          <w:color w:val="14172B"/>
-        </w:rPr>
-        <w:t>Git et travail collaboratif en équipe</w:t>
-      </w:r>
-    </w:p>
-    <w:p>
-      <w:pPr>
-        <w:pStyle w:val="Paragraphedeliste"/>
-        <w:numPr>
-          <w:ilvl w:val="0"/>
-          <w:numId w:val="2"/>
-        </w:numPr>
-        <w:spacing w:before="40" w:after="40"/>
-      </w:pPr>
-      <w:r>
-        <w:rPr>
-          <w:color w:val="14172B"/>
-        </w:rPr>
-        <w:t>UI/UX Design et intégration CSS</w:t>
-      </w:r>
-    </w:p>
-    <w:p>
-      <w:pPr>
+    </w:p>
+    <w:p>
+      <w:pPr>
+        <w:pStyle w:val="Normal"/>
         <w:spacing w:before="300" w:after="300"/>
       </w:pPr>
-    </w:p>
-    <w:p>
-      <w:pPr>
-        <w:jc w:val="center"/>
-      </w:pPr>
-      <w:r>
-        <w:rPr>
-          <w:i/>
-          <w:iCs/>
-          <w:color w:val="9496AB"/>
-          <w:sz w:val="20"/>
-          <w:szCs w:val="20"/>
-        </w:rPr>
-        <w:t>— Fin du rapport —</w:t>
-      </w:r>
     </w:p>
     <w:p>
       <w:pPr>
@@ -5565,7 +5373,7 @@
     </w:p>
     <w:sectPr>
       <w:headerReference w:type="default" r:id="rId8"/>
-      <w:pgSz w:w="11906" w:h="16838"/>
+      <w:pgSz w:w="11906" w:h="16838" w:orient="portrait"/>
       <w:pgMar w:top="1200" w:right="1200" w:bottom="1200" w:left="1200" w:header="708" w:footer="708" w:gutter="0"/>
       <w:cols w:space="720"/>
       <w:docGrid w:linePitch="360"/>
@@ -5613,7 +5421,7 @@
 </file>
 
 <file path=word/header1.xml><?xml version="1.0" encoding="utf-8"?>
-<w:hdr xmlns:wpc="http://schemas.microsoft.com/office/word/2010/wordprocessingCanvas" xmlns:cx="http://schemas.microsoft.com/office/drawing/2014/chartex" xmlns:cx1="http://schemas.microsoft.com/office/drawing/2015/9/8/chartex" xmlns:cx2="http://schemas.microsoft.com/office/drawing/2015/10/21/chartex" xmlns:cx3="http://schemas.microsoft.com/office/drawing/2016/5/9/chartex" xmlns:cx4="http://schemas.microsoft.com/office/drawing/2016/5/10/chartex" xmlns:cx5="http://schemas.microsoft.com/office/drawing/2016/5/11/chartex" xmlns:cx6="http://schemas.microsoft.com/office/drawing/2016/5/12/chartex" xmlns:cx7="http://schemas.microsoft.com/office/drawing/2016/5/13/chartex" xmlns:cx8="http://schemas.microsoft.com/office/drawing/2016/5/14/chartex" xmlns:mc="http://schemas.openxmlformats.org/markup-compatibility/2006" xmlns:aink="http://schemas.microsoft.com/office/drawing/2016/ink" xmlns:am3d="http://schemas.microsoft.com/office/drawing/2017/model3d" xmlns:o="urn:schemas-microsoft-com:office:office" xmlns:oel="http://schemas.microsoft.com/office/2019/extlst" xmlns:r="http://schemas.openxmlformats.org/officeDocument/2006/relationships" xmlns:m="http://schemas.openxmlformats.org/officeDocument/2006/math" xmlns:v="urn:schemas-microsoft-com:vml" xmlns:wp14="http://schemas.microsoft.com/office/word/2010/wordprocessingDrawing" xmlns:wp="http://schemas.openxmlformats.org/drawingml/2006/wordprocessingDrawing" xmlns:w10="urn:schemas-microsoft-com:office:word" xmlns:w="http://schemas.openxmlformats.org/wordprocessingml/2006/main" xmlns:w14="http://schemas.microsoft.com/office/word/2010/wordml" xmlns:w15="http://schemas.microsoft.com/office/word/2012/wordml" xmlns:w16cex="http://schemas.microsoft.com/office/word/2018/wordml/cex" xmlns:w16cid="http://schemas.microsoft.com/office/word/2016/wordml/cid" xmlns:w16="http://schemas.microsoft.com/office/word/2018/wordml" xmlns:w16du="http://schemas.microsoft.com/office/word/2023/wordml/word16du" xmlns:w16sdtdh="http://schemas.microsoft.com/office/word/2020/wordml/sdtdatahash" xmlns:w16sdtfl="http://schemas.microsoft.com/office/word/2024/wordml/sdtformatlock" xmlns:w16se="http://schemas.microsoft.com/office/word/2015/wordml/symex" xmlns:wpg="http://schemas.microsoft.com/office/word/2010/wordprocessingGroup" xmlns:wpi="http://schemas.microsoft.com/office/word/2010/wordprocessingInk" xmlns:wne="http://schemas.microsoft.com/office/word/2006/wordml" xmlns:wps="http://schemas.microsoft.com/office/word/2010/wordprocessingShape" mc:Ignorable="w14 w15 w16se w16cid w16 w16cex w16sdtdh w16sdtfl w16du wp14">
+<w:hdr xmlns:wpc="http://schemas.microsoft.com/office/word/2010/wordprocessingCanvas" xmlns:cx="http://schemas.microsoft.com/office/drawing/2014/chartex" xmlns:cx1="http://schemas.microsoft.com/office/drawing/2015/9/8/chartex" xmlns:cx2="http://schemas.microsoft.com/office/drawing/2015/10/21/chartex" xmlns:cx3="http://schemas.microsoft.com/office/drawing/2016/5/9/chartex" xmlns:cx4="http://schemas.microsoft.com/office/drawing/2016/5/10/chartex" xmlns:cx5="http://schemas.microsoft.com/office/drawing/2016/5/11/chartex" xmlns:cx6="http://schemas.microsoft.com/office/drawing/2016/5/12/chartex" xmlns:cx7="http://schemas.microsoft.com/office/drawing/2016/5/13/chartex" xmlns:cx8="http://schemas.microsoft.com/office/drawing/2016/5/14/chartex" xmlns:mc="http://schemas.openxmlformats.org/markup-compatibility/2006" xmlns:aink="http://schemas.microsoft.com/office/drawing/2016/ink" xmlns:am3d="http://schemas.microsoft.com/office/drawing/2017/model3d" xmlns:o="urn:schemas-microsoft-com:office:office" xmlns:oel="http://schemas.microsoft.com/office/2019/extlst" xmlns:r="http://schemas.openxmlformats.org/officeDocument/2006/relationships" xmlns:m="http://schemas.openxmlformats.org/officeDocument/2006/math" xmlns:v="urn:schemas-microsoft-com:vml" xmlns:wp14="http://schemas.microsoft.com/office/word/2010/wordprocessingDrawing" xmlns:wp="http://schemas.openxmlformats.org/drawingml/2006/wordprocessingDrawing" xmlns:w10="urn:schemas-microsoft-com:office:word" xmlns:w="http://schemas.openxmlformats.org/wordprocessingml/2006/main" xmlns:w14="http://schemas.microsoft.com/office/word/2010/wordml" xmlns:w15="http://schemas.microsoft.com/office/word/2012/wordml" xmlns:w16cex="http://schemas.microsoft.com/office/word/2018/wordml/cex" xmlns:w16cid="http://schemas.microsoft.com/office/word/2016/wordml/cid" xmlns:w16="http://schemas.microsoft.com/office/word/2018/wordml" xmlns:w16du="http://schemas.microsoft.com/office/word/2023/wordml/word16du" xmlns:w16sdtdh="http://schemas.microsoft.com/office/word/2020/wordml/sdtdatahash" xmlns:w16sdtfl="http://schemas.microsoft.com/office/word/2024/wordml/sdtformatlock" xmlns:w16se="http://schemas.microsoft.com/office/word/2015/wordml/symex" xmlns:wpg="http://schemas.microsoft.com/office/word/2010/wordprocessingGroup" xmlns:wpi="http://schemas.microsoft.com/office/word/2010/wordprocessingInk" xmlns:wne="http://schemas.microsoft.com/office/word/2006/wordml" xmlns:wps="http://schemas.microsoft.com/office/word/2010/wordprocessingShape" xmlns:a="http://schemas.openxmlformats.org/drawingml/2006/main" xmlns:pic="http://schemas.openxmlformats.org/drawingml/2006/picture" xmlns:a14="http://schemas.microsoft.com/office/drawing/2010/main" mc:Ignorable="w14 w15 w16se w16cid w16 w16cex w16sdtdh w16sdtfl w16du wp14">
   <w:p>
     <w:pPr>
       <w:pStyle w:val="En-tte"/>
@@ -5669,11 +5477,11 @@
 </file>
 
 <file path=word/header2.xml><?xml version="1.0" encoding="utf-8"?>
-<w:hdr xmlns:wpc="http://schemas.microsoft.com/office/word/2010/wordprocessingCanvas" xmlns:cx="http://schemas.microsoft.com/office/drawing/2014/chartex" xmlns:cx1="http://schemas.microsoft.com/office/drawing/2015/9/8/chartex" xmlns:cx2="http://schemas.microsoft.com/office/drawing/2015/10/21/chartex" xmlns:cx3="http://schemas.microsoft.com/office/drawing/2016/5/9/chartex" xmlns:cx4="http://schemas.microsoft.com/office/drawing/2016/5/10/chartex" xmlns:cx5="http://schemas.microsoft.com/office/drawing/2016/5/11/chartex" xmlns:cx6="http://schemas.microsoft.com/office/drawing/2016/5/12/chartex" xmlns:cx7="http://schemas.microsoft.com/office/drawing/2016/5/13/chartex" xmlns:cx8="http://schemas.microsoft.com/office/drawing/2016/5/14/chartex" xmlns:mc="http://schemas.openxmlformats.org/markup-compatibility/2006" xmlns:aink="http://schemas.microsoft.com/office/drawing/2016/ink" xmlns:am3d="http://schemas.microsoft.com/office/drawing/2017/model3d" xmlns:o="urn:schemas-microsoft-com:office:office" xmlns:oel="http://schemas.microsoft.com/office/2019/extlst" xmlns:r="http://schemas.openxmlformats.org/officeDocument/2006/relationships" xmlns:m="http://schemas.openxmlformats.org/officeDocument/2006/math" xmlns:v="urn:schemas-microsoft-com:vml" xmlns:wp14="http://schemas.microsoft.com/office/word/2010/wordprocessingDrawing" xmlns:wp="http://schemas.openxmlformats.org/drawingml/2006/wordprocessingDrawing" xmlns:w10="urn:schemas-microsoft-com:office:word" xmlns:w="http://schemas.openxmlformats.org/wordprocessingml/2006/main" xmlns:w14="http://schemas.microsoft.com/office/word/2010/wordml" xmlns:w15="http://schemas.microsoft.com/office/word/2012/wordml" xmlns:w16cex="http://schemas.microsoft.com/office/word/2018/wordml/cex" xmlns:w16cid="http://schemas.microsoft.com/office/word/2016/wordml/cid" xmlns:w16="http://schemas.microsoft.com/office/word/2018/wordml" xmlns:w16du="http://schemas.microsoft.com/office/word/2023/wordml/word16du" xmlns:w16sdtdh="http://schemas.microsoft.com/office/word/2020/wordml/sdtdatahash" xmlns:w16sdtfl="http://schemas.microsoft.com/office/word/2024/wordml/sdtformatlock" xmlns:w16se="http://schemas.microsoft.com/office/word/2015/wordml/symex" xmlns:wpg="http://schemas.microsoft.com/office/word/2010/wordprocessingGroup" xmlns:wpi="http://schemas.microsoft.com/office/word/2010/wordprocessingInk" xmlns:wne="http://schemas.microsoft.com/office/word/2006/wordml" xmlns:wps="http://schemas.microsoft.com/office/word/2010/wordprocessingShape" mc:Ignorable="w14 w15 w16se w16cid w16 w16cex w16sdtdh w16sdtfl w16du wp14">
+<w:hdr xmlns:wpc="http://schemas.microsoft.com/office/word/2010/wordprocessingCanvas" xmlns:cx="http://schemas.microsoft.com/office/drawing/2014/chartex" xmlns:cx1="http://schemas.microsoft.com/office/drawing/2015/9/8/chartex" xmlns:cx2="http://schemas.microsoft.com/office/drawing/2015/10/21/chartex" xmlns:cx3="http://schemas.microsoft.com/office/drawing/2016/5/9/chartex" xmlns:cx4="http://schemas.microsoft.com/office/drawing/2016/5/10/chartex" xmlns:cx5="http://schemas.microsoft.com/office/drawing/2016/5/11/chartex" xmlns:cx6="http://schemas.microsoft.com/office/drawing/2016/5/12/chartex" xmlns:cx7="http://schemas.microsoft.com/office/drawing/2016/5/13/chartex" xmlns:cx8="http://schemas.microsoft.com/office/drawing/2016/5/14/chartex" xmlns:mc="http://schemas.openxmlformats.org/markup-compatibility/2006" xmlns:aink="http://schemas.microsoft.com/office/drawing/2016/ink" xmlns:am3d="http://schemas.microsoft.com/office/drawing/2017/model3d" xmlns:o="urn:schemas-microsoft-com:office:office" xmlns:oel="http://schemas.microsoft.com/office/2019/extlst" xmlns:r="http://schemas.openxmlformats.org/officeDocument/2006/relationships" xmlns:m="http://schemas.openxmlformats.org/officeDocument/2006/math" xmlns:v="urn:schemas-microsoft-com:vml" xmlns:wp14="http://schemas.microsoft.com/office/word/2010/wordprocessingDrawing" xmlns:wp="http://schemas.openxmlformats.org/drawingml/2006/wordprocessingDrawing" xmlns:w10="urn:schemas-microsoft-com:office:word" xmlns:w="http://schemas.openxmlformats.org/wordprocessingml/2006/main" xmlns:w14="http://schemas.microsoft.com/office/word/2010/wordml" xmlns:w15="http://schemas.microsoft.com/office/word/2012/wordml" xmlns:w16cex="http://schemas.microsoft.com/office/word/2018/wordml/cex" xmlns:w16cid="http://schemas.microsoft.com/office/word/2016/wordml/cid" xmlns:w16="http://schemas.microsoft.com/office/word/2018/wordml" xmlns:w16du="http://schemas.microsoft.com/office/word/2023/wordml/word16du" xmlns:w16sdtdh="http://schemas.microsoft.com/office/word/2020/wordml/sdtdatahash" xmlns:w16sdtfl="http://schemas.microsoft.com/office/word/2024/wordml/sdtformatlock" xmlns:w16se="http://schemas.microsoft.com/office/word/2015/wordml/symex" xmlns:wpg="http://schemas.microsoft.com/office/word/2010/wordprocessingGroup" xmlns:wpi="http://schemas.microsoft.com/office/word/2010/wordprocessingInk" xmlns:wne="http://schemas.microsoft.com/office/word/2006/wordml" xmlns:wps="http://schemas.microsoft.com/office/word/2010/wordprocessingShape" xmlns:a="http://schemas.openxmlformats.org/drawingml/2006/main" xmlns:pic="http://schemas.openxmlformats.org/drawingml/2006/picture" xmlns:a14="http://schemas.microsoft.com/office/drawing/2010/main" mc:Ignorable="w14 w15 w16se w16cid w16 w16cex w16sdtdh w16sdtfl w16du wp14">
   <w:p>
     <w:pPr>
       <w:pBdr>
-        <w:bottom w:val="single" w:sz="4" w:space="4" w:color="1A5FA8"/>
+        <w:bottom w:val="single" w:color="1A5FA8" w:sz="4" w:space="4"/>
       </w:pBdr>
     </w:pPr>
     <w:r>
@@ -5941,11 +5749,11 @@
 </file>
 
 <file path=word/styles.xml><?xml version="1.0" encoding="utf-8"?>
-<w:styles xmlns:mc="http://schemas.openxmlformats.org/markup-compatibility/2006" xmlns:r="http://schemas.openxmlformats.org/officeDocument/2006/relationships" xmlns:w="http://schemas.openxmlformats.org/wordprocessingml/2006/main" xmlns:w14="http://schemas.microsoft.com/office/word/2010/wordml" xmlns:w15="http://schemas.microsoft.com/office/word/2012/wordml" xmlns:w16cex="http://schemas.microsoft.com/office/word/2018/wordml/cex" xmlns:w16cid="http://schemas.microsoft.com/office/word/2016/wordml/cid" xmlns:w16="http://schemas.microsoft.com/office/word/2018/wordml" xmlns:w16du="http://schemas.microsoft.com/office/word/2023/wordml/word16du" xmlns:w16sdtdh="http://schemas.microsoft.com/office/word/2020/wordml/sdtdatahash" xmlns:w16sdtfl="http://schemas.microsoft.com/office/word/2024/wordml/sdtformatlock" xmlns:w16se="http://schemas.microsoft.com/office/word/2015/wordml/symex" mc:Ignorable="w14 w15 w16se w16cid w16 w16cex w16sdtdh w16sdtfl w16du">
+<w:styles xmlns:wp14="http://schemas.microsoft.com/office/word/2010/wordprocessingDrawing" xmlns:mc="http://schemas.openxmlformats.org/markup-compatibility/2006" xmlns:r="http://schemas.openxmlformats.org/officeDocument/2006/relationships" xmlns:w="http://schemas.openxmlformats.org/wordprocessingml/2006/main" xmlns:w14="http://schemas.microsoft.com/office/word/2010/wordml" xmlns:w15="http://schemas.microsoft.com/office/word/2012/wordml" xmlns:w16cex="http://schemas.microsoft.com/office/word/2018/wordml/cex" xmlns:w16cid="http://schemas.microsoft.com/office/word/2016/wordml/cid" xmlns:w16="http://schemas.microsoft.com/office/word/2018/wordml" xmlns:w16du="http://schemas.microsoft.com/office/word/2023/wordml/word16du" xmlns:w16sdtdh="http://schemas.microsoft.com/office/word/2020/wordml/sdtdatahash" xmlns:w16sdtfl="http://schemas.microsoft.com/office/word/2024/wordml/sdtformatlock" xmlns:w16se="http://schemas.microsoft.com/office/word/2015/wordml/symex" mc:Ignorable="w14 w15 w16se w16cid w16 w16cex w16sdtdh w16sdtfl w16du wp14">
   <w:docDefaults>
     <w:rPrDefault>
       <w:rPr>
-        <w:rFonts w:ascii="Arial" w:eastAsia="Arial" w:hAnsi="Arial" w:cs="Arial"/>
+        <w:rFonts w:ascii="Arial" w:hAnsi="Arial" w:eastAsia="Arial" w:cs="Arial"/>
         <w:sz w:val="22"/>
         <w:szCs w:val="22"/>
         <w:lang w:val="fr-FR" w:eastAsia="fr-FR" w:bidi="ar-SA"/>
@@ -5956,14 +5764,14 @@
   <w:latentStyles w:defLockedState="0" w:defUIPriority="99" w:defSemiHidden="0" w:defUnhideWhenUsed="0" w:defQFormat="0" w:count="376">
     <w:lsdException w:name="Normal" w:uiPriority="0" w:qFormat="1"/>
     <w:lsdException w:name="heading 1" w:uiPriority="9" w:qFormat="1"/>
-    <w:lsdException w:name="heading 2" w:semiHidden="1" w:uiPriority="9" w:unhideWhenUsed="1" w:qFormat="1"/>
-    <w:lsdException w:name="heading 3" w:semiHidden="1" w:uiPriority="9" w:unhideWhenUsed="1" w:qFormat="1"/>
-    <w:lsdException w:name="heading 4" w:semiHidden="1" w:uiPriority="9" w:unhideWhenUsed="1" w:qFormat="1"/>
-    <w:lsdException w:name="heading 5" w:semiHidden="1" w:uiPriority="9" w:unhideWhenUsed="1" w:qFormat="1"/>
-    <w:lsdException w:name="heading 6" w:semiHidden="1" w:uiPriority="9" w:unhideWhenUsed="1" w:qFormat="1"/>
-    <w:lsdException w:name="heading 7" w:semiHidden="1" w:uiPriority="9" w:unhideWhenUsed="1" w:qFormat="1"/>
-    <w:lsdException w:name="heading 8" w:semiHidden="1" w:uiPriority="9" w:unhideWhenUsed="1" w:qFormat="1"/>
-    <w:lsdException w:name="heading 9" w:semiHidden="1" w:uiPriority="9" w:unhideWhenUsed="1" w:qFormat="1"/>
+    <w:lsdException w:name="heading 2" w:uiPriority="9" w:semiHidden="1" w:unhideWhenUsed="1" w:qFormat="1"/>
+    <w:lsdException w:name="heading 3" w:uiPriority="9" w:semiHidden="1" w:unhideWhenUsed="1" w:qFormat="1"/>
+    <w:lsdException w:name="heading 4" w:uiPriority="9" w:semiHidden="1" w:unhideWhenUsed="1" w:qFormat="1"/>
+    <w:lsdException w:name="heading 5" w:uiPriority="9" w:semiHidden="1" w:unhideWhenUsed="1" w:qFormat="1"/>
+    <w:lsdException w:name="heading 6" w:uiPriority="9" w:semiHidden="1" w:unhideWhenUsed="1" w:qFormat="1"/>
+    <w:lsdException w:name="heading 7" w:uiPriority="9" w:semiHidden="1" w:unhideWhenUsed="1" w:qFormat="1"/>
+    <w:lsdException w:name="heading 8" w:uiPriority="9" w:semiHidden="1" w:unhideWhenUsed="1" w:qFormat="1"/>
+    <w:lsdException w:name="heading 9" w:uiPriority="9" w:semiHidden="1" w:unhideWhenUsed="1" w:qFormat="1"/>
     <w:lsdException w:name="index 1" w:semiHidden="1" w:unhideWhenUsed="1"/>
     <w:lsdException w:name="index 2" w:semiHidden="1" w:unhideWhenUsed="1"/>
     <w:lsdException w:name="index 3" w:semiHidden="1" w:unhideWhenUsed="1"/>
@@ -5973,22 +5781,22 @@
     <w:lsdException w:name="index 7" w:semiHidden="1" w:unhideWhenUsed="1"/>
     <w:lsdException w:name="index 8" w:semiHidden="1" w:unhideWhenUsed="1"/>
     <w:lsdException w:name="index 9" w:semiHidden="1" w:unhideWhenUsed="1"/>
-    <w:lsdException w:name="toc 1" w:semiHidden="1" w:uiPriority="39" w:unhideWhenUsed="1"/>
-    <w:lsdException w:name="toc 2" w:semiHidden="1" w:uiPriority="39" w:unhideWhenUsed="1"/>
-    <w:lsdException w:name="toc 3" w:semiHidden="1" w:uiPriority="39" w:unhideWhenUsed="1"/>
-    <w:lsdException w:name="toc 4" w:semiHidden="1" w:uiPriority="39" w:unhideWhenUsed="1"/>
-    <w:lsdException w:name="toc 5" w:semiHidden="1" w:uiPriority="39" w:unhideWhenUsed="1"/>
-    <w:lsdException w:name="toc 6" w:semiHidden="1" w:uiPriority="39" w:unhideWhenUsed="1"/>
-    <w:lsdException w:name="toc 7" w:semiHidden="1" w:uiPriority="39" w:unhideWhenUsed="1"/>
-    <w:lsdException w:name="toc 8" w:semiHidden="1" w:uiPriority="39" w:unhideWhenUsed="1"/>
-    <w:lsdException w:name="toc 9" w:semiHidden="1" w:uiPriority="39" w:unhideWhenUsed="1"/>
+    <w:lsdException w:name="toc 1" w:uiPriority="39" w:semiHidden="1" w:unhideWhenUsed="1"/>
+    <w:lsdException w:name="toc 2" w:uiPriority="39" w:semiHidden="1" w:unhideWhenUsed="1"/>
+    <w:lsdException w:name="toc 3" w:uiPriority="39" w:semiHidden="1" w:unhideWhenUsed="1"/>
+    <w:lsdException w:name="toc 4" w:uiPriority="39" w:semiHidden="1" w:unhideWhenUsed="1"/>
+    <w:lsdException w:name="toc 5" w:uiPriority="39" w:semiHidden="1" w:unhideWhenUsed="1"/>
+    <w:lsdException w:name="toc 6" w:uiPriority="39" w:semiHidden="1" w:unhideWhenUsed="1"/>
+    <w:lsdException w:name="toc 7" w:uiPriority="39" w:semiHidden="1" w:unhideWhenUsed="1"/>
+    <w:lsdException w:name="toc 8" w:uiPriority="39" w:semiHidden="1" w:unhideWhenUsed="1"/>
+    <w:lsdException w:name="toc 9" w:uiPriority="39" w:semiHidden="1" w:unhideWhenUsed="1"/>
     <w:lsdException w:name="Normal Indent" w:semiHidden="1" w:unhideWhenUsed="1"/>
     <w:lsdException w:name="footnote text" w:semiHidden="1" w:unhideWhenUsed="1"/>
     <w:lsdException w:name="annotation text" w:semiHidden="1" w:unhideWhenUsed="1"/>
     <w:lsdException w:name="header" w:semiHidden="1" w:unhideWhenUsed="1"/>
     <w:lsdException w:name="footer" w:semiHidden="1" w:unhideWhenUsed="1"/>
     <w:lsdException w:name="index heading" w:semiHidden="1" w:unhideWhenUsed="1"/>
-    <w:lsdException w:name="caption" w:semiHidden="1" w:uiPriority="35" w:unhideWhenUsed="1" w:qFormat="1"/>
+    <w:lsdException w:name="caption" w:uiPriority="35" w:semiHidden="1" w:unhideWhenUsed="1" w:qFormat="1"/>
     <w:lsdException w:name="table of figures" w:semiHidden="1" w:unhideWhenUsed="1"/>
     <w:lsdException w:name="envelope address" w:semiHidden="1" w:unhideWhenUsed="1"/>
     <w:lsdException w:name="envelope return" w:semiHidden="1" w:unhideWhenUsed="1"/>
@@ -6019,7 +5827,7 @@
     <w:lsdException w:name="Title" w:uiPriority="10" w:qFormat="1"/>
     <w:lsdException w:name="Closing" w:semiHidden="1" w:unhideWhenUsed="1"/>
     <w:lsdException w:name="Signature" w:semiHidden="1" w:unhideWhenUsed="1"/>
-    <w:lsdException w:name="Default Paragraph Font" w:semiHidden="1" w:uiPriority="1" w:unhideWhenUsed="1"/>
+    <w:lsdException w:name="Default Paragraph Font" w:uiPriority="1" w:semiHidden="1" w:unhideWhenUsed="1"/>
     <w:lsdException w:name="Body Text" w:semiHidden="1" w:unhideWhenUsed="1"/>
     <w:lsdException w:name="Body Text Indent" w:semiHidden="1" w:unhideWhenUsed="1"/>
     <w:lsdException w:name="List Continue" w:semiHidden="1" w:unhideWhenUsed="1"/>
@@ -6219,8 +6027,8 @@
     <w:lsdException w:name="Subtle Reference" w:uiPriority="31" w:qFormat="1"/>
     <w:lsdException w:name="Intense Reference" w:uiPriority="32" w:qFormat="1"/>
     <w:lsdException w:name="Book Title" w:uiPriority="33" w:qFormat="1"/>
-    <w:lsdException w:name="Bibliography" w:semiHidden="1" w:uiPriority="37" w:unhideWhenUsed="1"/>
-    <w:lsdException w:name="TOC Heading" w:semiHidden="1" w:uiPriority="39" w:unhideWhenUsed="1" w:qFormat="1"/>
+    <w:lsdException w:name="Bibliography" w:uiPriority="37" w:semiHidden="1" w:unhideWhenUsed="1"/>
+    <w:lsdException w:name="TOC Heading" w:uiPriority="39" w:semiHidden="1" w:unhideWhenUsed="1" w:qFormat="1"/>
     <w:lsdException w:name="Plain Table 1" w:uiPriority="41"/>
     <w:lsdException w:name="Plain Table 2" w:uiPriority="42"/>
     <w:lsdException w:name="Plain Table 3" w:uiPriority="43"/>
@@ -6331,7 +6139,7 @@
     <w:lsdException w:name="Unresolved Mention" w:semiHidden="1" w:unhideWhenUsed="1"/>
     <w:lsdException w:name="Smart Link" w:semiHidden="1" w:unhideWhenUsed="1"/>
   </w:latentStyles>
-  <w:style w:type="paragraph" w:default="1" w:styleId="Normal">
+  <w:style w:type="paragraph" w:styleId="Normal" w:default="1">
     <w:name w:val="Normal"/>
     <w:qFormat/>
   </w:style>
@@ -6424,13 +6232,13 @@
       <w:color w:val="1F4D78"/>
     </w:rPr>
   </w:style>
-  <w:style w:type="character" w:default="1" w:styleId="Policepardfaut">
+  <w:style w:type="character" w:styleId="Policepardfaut" w:default="1">
     <w:name w:val="Default Paragraph Font"/>
     <w:uiPriority w:val="1"/>
     <w:semiHidden/>
     <w:unhideWhenUsed/>
   </w:style>
-  <w:style w:type="table" w:default="1" w:styleId="TableauNormal">
+  <w:style w:type="table" w:styleId="TableauNormal" w:default="1">
     <w:name w:val="Normal Table"/>
     <w:uiPriority w:val="99"/>
     <w:semiHidden/>
@@ -6445,7 +6253,7 @@
       </w:tblCellMar>
     </w:tblPr>
   </w:style>
-  <w:style w:type="numbering" w:default="1" w:styleId="Aucuneliste">
+  <w:style w:type="numbering" w:styleId="Aucuneliste" w:default="1">
     <w:name w:val="No List"/>
     <w:uiPriority w:val="99"/>
     <w:semiHidden/>
@@ -6460,7 +6268,7 @@
       <w:szCs w:val="56"/>
     </w:rPr>
   </w:style>
-  <w:style w:type="paragraph" w:customStyle="1" w:styleId="lev1">
+  <w:style w:type="paragraph" w:styleId="lev1" w:customStyle="1">
     <w:name w:val="Élevé1"/>
     <w:qFormat/>
     <w:rPr>
@@ -6501,7 +6309,7 @@
       <w:szCs w:val="20"/>
     </w:rPr>
   </w:style>
-  <w:style w:type="character" w:customStyle="1" w:styleId="NotedebasdepageCar">
+  <w:style w:type="character" w:styleId="NotedebasdepageCar" w:customStyle="1">
     <w:name w:val="Note de bas de page Car"/>
     <w:link w:val="Notedebasdepage"/>
     <w:uiPriority w:val="99"/>
@@ -6532,7 +6340,7 @@
       <w:szCs w:val="20"/>
     </w:rPr>
   </w:style>
-  <w:style w:type="character" w:customStyle="1" w:styleId="NotedefinCar">
+  <w:style w:type="character" w:styleId="NotedefinCar" w:customStyle="1">
     <w:name w:val="Note de fin Car"/>
     <w:link w:val="Notedefin"/>
     <w:uiPriority w:val="99"/>
@@ -6557,7 +6365,7 @@
       </w:tabs>
     </w:pPr>
   </w:style>
-  <w:style w:type="character" w:customStyle="1" w:styleId="En-tteCar">
+  <w:style w:type="character" w:styleId="En-tteCar" w:customStyle="1">
     <w:name w:val="En-tête Car"/>
     <w:basedOn w:val="Policepardfaut"/>
     <w:link w:val="En-tte"/>
@@ -6578,7 +6386,7 @@
       </w:tabs>
     </w:pPr>
   </w:style>
-  <w:style w:type="character" w:customStyle="1" w:styleId="PieddepageCar">
+  <w:style w:type="character" w:styleId="PieddepageCar" w:customStyle="1">
     <w:name w:val="Pied de page Car"/>
     <w:basedOn w:val="Policepardfaut"/>
     <w:link w:val="Pieddepage"/>
@@ -6589,7 +6397,7 @@
 </file>
 
 <file path=word/theme/theme1.xml><?xml version="1.0" encoding="utf-8"?>
-<a:theme xmlns:a="http://schemas.openxmlformats.org/drawingml/2006/main" name="Thème Office">
+<a:theme xmlns:a="http://schemas.openxmlformats.org/drawingml/2006/main" xmlns:thm15="http://schemas.microsoft.com/office/thememl/2012/main" name="Thème Office">
   <a:themeElements>
     <a:clrScheme name="Office">
       <a:dk1>
